--- a/templates/CHA CI.docx
+++ b/templates/CHA CI.docx
@@ -71,8 +71,8 @@
       <w:tblGrid>
         <w:gridCol w:w="785"/>
         <w:gridCol w:w="989"/>
-        <w:gridCol w:w="900"/>
-        <w:gridCol w:w="897"/>
+        <w:gridCol w:w="899"/>
+        <w:gridCol w:w="898"/>
         <w:gridCol w:w="1714"/>
         <w:gridCol w:w="1349"/>
         <w:gridCol w:w="720"/>
@@ -648,7 +648,7 @@
         </w:trPr>
         <w:tc>
           <w:tcPr>
-            <w:tcW w:w="2674" w:type="dxa"/>
+            <w:tcW w:w="2673" w:type="dxa"/>
             <w:gridSpan w:val="3"/>
             <w:tcBorders>
               <w:top w:val="single" w:sz="4" w:space="0" w:color="000000"/>
@@ -723,7 +723,7 @@
         </w:tc>
         <w:tc>
           <w:tcPr>
-            <w:tcW w:w="2611" w:type="dxa"/>
+            <w:tcW w:w="2612" w:type="dxa"/>
             <w:gridSpan w:val="2"/>
             <w:tcBorders>
               <w:top w:val="single" w:sz="4" w:space="0" w:color="000000"/>
@@ -951,7 +951,7 @@
         </w:trPr>
         <w:tc>
           <w:tcPr>
-            <w:tcW w:w="2674" w:type="dxa"/>
+            <w:tcW w:w="2673" w:type="dxa"/>
             <w:gridSpan w:val="3"/>
             <w:tcBorders>
               <w:top w:val="single" w:sz="4" w:space="0" w:color="000000"/>
@@ -1003,7 +1003,7 @@
         </w:tc>
         <w:tc>
           <w:tcPr>
-            <w:tcW w:w="2611" w:type="dxa"/>
+            <w:tcW w:w="2612" w:type="dxa"/>
             <w:gridSpan w:val="2"/>
             <w:tcBorders>
               <w:top w:val="single" w:sz="4" w:space="0" w:color="000000"/>
@@ -1133,7 +1133,7 @@
         </w:trPr>
         <w:tc>
           <w:tcPr>
-            <w:tcW w:w="2674" w:type="dxa"/>
+            <w:tcW w:w="2673" w:type="dxa"/>
             <w:gridSpan w:val="3"/>
             <w:tcBorders>
               <w:left w:val="single" w:sz="4" w:space="0" w:color="000000"/>
@@ -1161,7 +1161,7 @@
         </w:tc>
         <w:tc>
           <w:tcPr>
-            <w:tcW w:w="2611" w:type="dxa"/>
+            <w:tcW w:w="2612" w:type="dxa"/>
             <w:gridSpan w:val="2"/>
             <w:tcBorders>
               <w:left w:val="single" w:sz="4" w:space="0" w:color="000000"/>
@@ -1227,7 +1227,7 @@
         </w:trPr>
         <w:tc>
           <w:tcPr>
-            <w:tcW w:w="2674" w:type="dxa"/>
+            <w:tcW w:w="2673" w:type="dxa"/>
             <w:gridSpan w:val="3"/>
             <w:tcBorders>
               <w:top w:val="single" w:sz="4" w:space="0" w:color="000000"/>
@@ -1256,17 +1256,7 @@
                 <w:sz w:val="17"/>
                 <w:szCs w:val="17"/>
               </w:rPr>
-              <w:t>PORT OF DISCHARG</w:t>
-            </w:r>
-            <w:r>
-              <w:rPr>
-                <w:rFonts w:cs="Arial" w:ascii="Arial" w:hAnsi="Arial"/>
-                <w:b/>
-                <w:bCs/>
-                <w:sz w:val="17"/>
-                <w:szCs w:val="17"/>
-              </w:rPr>
-              <w:t>E</w:t>
+              <w:t>PORT OF DISCHARGE</w:t>
             </w:r>
           </w:p>
           <w:p>
@@ -1294,7 +1284,7 @@
         </w:tc>
         <w:tc>
           <w:tcPr>
-            <w:tcW w:w="2611" w:type="dxa"/>
+            <w:tcW w:w="2612" w:type="dxa"/>
             <w:gridSpan w:val="2"/>
             <w:tcBorders>
               <w:top w:val="single" w:sz="4" w:space="0" w:color="000000"/>
@@ -1415,16 +1405,6 @@
                 <w:szCs w:val="17"/>
               </w:rPr>
               <w:t>MARKS</w:t>
-            </w:r>
-            <w:r>
-              <w:rPr>
-                <w:rFonts w:cs="Arial" w:ascii="Arial" w:hAnsi="Arial"/>
-                <w:b/>
-                <w:spacing w:val="-59"/>
-                <w:sz w:val="17"/>
-                <w:szCs w:val="17"/>
-              </w:rPr>
-              <w:t xml:space="preserve"> </w:t>
             </w:r>
           </w:p>
           <w:p>
@@ -2492,7 +2472,25 @@
                 <w:sz w:val="17"/>
                 <w:szCs w:val="17"/>
               </w:rPr>
-              <w:t>For {{ exporter.company_name }}</w:t>
+              <w:t>F</w:t>
+            </w:r>
+            <w:r>
+              <w:rPr>
+                <w:rFonts w:cs="Arial" w:ascii="Arial" w:hAnsi="Arial"/>
+                <w:b/>
+                <w:sz w:val="17"/>
+                <w:szCs w:val="17"/>
+              </w:rPr>
+              <w:t>OR</w:t>
+            </w:r>
+            <w:r>
+              <w:rPr>
+                <w:rFonts w:cs="Arial" w:ascii="Arial" w:hAnsi="Arial"/>
+                <w:b/>
+                <w:sz w:val="17"/>
+                <w:szCs w:val="17"/>
+              </w:rPr>
+              <w:t xml:space="preserve"> {{ exporter.company_name }}</w:t>
             </w:r>
           </w:p>
           <w:p>
@@ -2690,7 +2688,7 @@
     <w:hyperlink r:id="rId1">
       <w:r>
         <w:rPr>
-          <w:rStyle w:val="ListLabel334"/>
+          <w:rStyle w:val="ListLabel1"/>
           <w:rFonts w:eastAsia="Times New Roman" w:cs="Times New Roman" w:ascii="Times New Roman" w:hAnsi="Times New Roman"/>
           <w:lang w:eastAsia="en-GB"/>
         </w:rPr>
@@ -2779,7 +2777,7 @@
     <w:hyperlink r:id="rId1">
       <w:r>
         <w:rPr>
-          <w:rStyle w:val="ListLabel334"/>
+          <w:rStyle w:val="ListLabel1"/>
           <w:rFonts w:eastAsia="Times New Roman" w:cs="Times New Roman" w:ascii="Times New Roman" w:hAnsi="Times New Roman"/>
           <w:lang w:eastAsia="en-GB"/>
         </w:rPr>
@@ -2932,7 +2930,7 @@
   <w:docDefaults>
     <w:rPrDefault>
       <w:rPr>
-        <w:rFonts w:ascii="Calibri" w:hAnsi="Calibri" w:eastAsia="Calibri" w:cs="Mangal" w:asciiTheme="minorHAnsi" w:cstheme="minorBidi" w:eastAsiaTheme="minorHAnsi" w:hAnsiTheme="minorHAnsi"/>
+        <w:rFonts w:ascii="Calibri" w:hAnsi="Calibri" w:eastAsia="Calibri" w:cs="" w:asciiTheme="minorHAnsi" w:cstheme="minorBidi" w:eastAsiaTheme="minorHAnsi" w:hAnsiTheme="minorHAnsi"/>
         <w:sz w:val="24"/>
         <w:szCs w:val="24"/>
         <w:lang w:val="en-IN" w:eastAsia="en-US" w:bidi="ar-SA"/>
@@ -3328,6 +3326,7 @@
     <w:rsid w:val="00531b87"/>
     <w:pPr>
       <w:widowControl/>
+      <w:suppressAutoHyphens w:val="true"/>
       <w:bidi w:val="0"/>
       <w:spacing w:before="0" w:after="0"/>
       <w:jc w:val="left"/>
@@ -3557,7 +3556,7 @@
       </w:tabs>
     </w:pPr>
     <w:rPr>
-      <w:rFonts w:ascii="Calibri" w:hAnsi="Calibri" w:eastAsia="Calibri" w:cs="Mangal" w:asciiTheme="minorHAnsi" w:cstheme="minorBidi" w:eastAsiaTheme="minorHAnsi" w:hAnsiTheme="minorHAnsi"/>
+      <w:rFonts w:ascii="Calibri" w:hAnsi="Calibri" w:eastAsia="Calibri" w:cs="" w:asciiTheme="minorHAnsi" w:cstheme="minorBidi" w:eastAsiaTheme="minorHAnsi" w:hAnsiTheme="minorHAnsi"/>
     </w:rPr>
   </w:style>
   <w:style w:type="paragraph" w:styleId="Footer">
@@ -3575,7 +3574,7 @@
       </w:tabs>
     </w:pPr>
     <w:rPr>
-      <w:rFonts w:ascii="Calibri" w:hAnsi="Calibri" w:eastAsia="Calibri" w:cs="Mangal" w:asciiTheme="minorHAnsi" w:cstheme="minorBidi" w:eastAsiaTheme="minorHAnsi" w:hAnsiTheme="minorHAnsi"/>
+      <w:rFonts w:ascii="Calibri" w:hAnsi="Calibri" w:eastAsia="Calibri" w:cs="" w:asciiTheme="minorHAnsi" w:cstheme="minorBidi" w:eastAsiaTheme="minorHAnsi" w:hAnsiTheme="minorHAnsi"/>
     </w:rPr>
   </w:style>
   <w:style w:type="paragraph" w:styleId="TableParagraph" w:customStyle="1">
@@ -3680,6 +3679,7 @@
     <w:rsid w:val="00fc7678"/>
     <w:pPr>
       <w:widowControl/>
+      <w:suppressAutoHyphens w:val="true"/>
       <w:bidi w:val="0"/>
       <w:spacing w:before="0" w:after="0"/>
       <w:jc w:val="left"/>

--- a/templates/CHA CI.docx
+++ b/templates/CHA CI.docx
@@ -56,9 +56,9 @@
     </w:p>
     <w:tbl>
       <w:tblPr>
-        <w:tblW w:w="9892" w:type="dxa"/>
+        <w:tblW w:w="9740" w:type="dxa"/>
         <w:jc w:val="left"/>
-        <w:tblInd w:w="110" w:type="dxa"/>
+        <w:tblInd w:w="262" w:type="dxa"/>
         <w:tblLayout w:type="fixed"/>
         <w:tblCellMar>
           <w:top w:w="0" w:type="dxa"/>
@@ -69,17 +69,17 @@
         <w:tblLook w:val="01e0" w:noHBand="0" w:noVBand="0" w:firstColumn="1" w:lastRow="1" w:lastColumn="1" w:firstRow="1"/>
       </w:tblPr>
       <w:tblGrid>
-        <w:gridCol w:w="785"/>
-        <w:gridCol w:w="989"/>
-        <w:gridCol w:w="899"/>
-        <w:gridCol w:w="898"/>
-        <w:gridCol w:w="1714"/>
+        <w:gridCol w:w="632"/>
+        <w:gridCol w:w="996"/>
+        <w:gridCol w:w="889"/>
+        <w:gridCol w:w="900"/>
+        <w:gridCol w:w="1715"/>
         <w:gridCol w:w="1349"/>
-        <w:gridCol w:w="720"/>
-        <w:gridCol w:w="90"/>
-        <w:gridCol w:w="270"/>
+        <w:gridCol w:w="718"/>
+        <w:gridCol w:w="97"/>
+        <w:gridCol w:w="268"/>
         <w:gridCol w:w="900"/>
-        <w:gridCol w:w="1277"/>
+        <w:gridCol w:w="1275"/>
       </w:tblGrid>
       <w:tr>
         <w:trPr>
@@ -87,7 +87,7 @@
         </w:trPr>
         <w:tc>
           <w:tcPr>
-            <w:tcW w:w="3571" w:type="dxa"/>
+            <w:tcW w:w="3417" w:type="dxa"/>
             <w:gridSpan w:val="4"/>
             <w:vMerge w:val="restart"/>
             <w:tcBorders>
@@ -206,7 +206,7 @@
         </w:tc>
         <w:tc>
           <w:tcPr>
-            <w:tcW w:w="1714" w:type="dxa"/>
+            <w:tcW w:w="1715" w:type="dxa"/>
             <w:tcBorders>
               <w:top w:val="single" w:sz="4" w:space="0" w:color="000000"/>
               <w:left w:val="single" w:sz="4" w:space="0" w:color="000000"/>
@@ -285,7 +285,7 @@
         </w:tc>
         <w:tc>
           <w:tcPr>
-            <w:tcW w:w="4606" w:type="dxa"/>
+            <w:tcW w:w="4607" w:type="dxa"/>
             <w:gridSpan w:val="6"/>
             <w:tcBorders>
               <w:top w:val="single" w:sz="4" w:space="0" w:color="000000"/>
@@ -384,7 +384,7 @@
         </w:trPr>
         <w:tc>
           <w:tcPr>
-            <w:tcW w:w="3571" w:type="dxa"/>
+            <w:tcW w:w="3417" w:type="dxa"/>
             <w:gridSpan w:val="4"/>
             <w:vMerge w:val="continue"/>
             <w:tcBorders>
@@ -412,7 +412,7 @@
         </w:tc>
         <w:tc>
           <w:tcPr>
-            <w:tcW w:w="4143" w:type="dxa"/>
+            <w:tcW w:w="4147" w:type="dxa"/>
             <w:gridSpan w:val="5"/>
             <w:tcBorders>
               <w:top w:val="single" w:sz="4" w:space="0" w:color="000000"/>
@@ -465,7 +465,7 @@
         </w:tc>
         <w:tc>
           <w:tcPr>
-            <w:tcW w:w="2177" w:type="dxa"/>
+            <w:tcW w:w="2175" w:type="dxa"/>
             <w:gridSpan w:val="2"/>
             <w:tcBorders>
               <w:top w:val="single" w:sz="4" w:space="0" w:color="000000"/>
@@ -525,7 +525,7 @@
         </w:trPr>
         <w:tc>
           <w:tcPr>
-            <w:tcW w:w="9891" w:type="dxa"/>
+            <w:tcW w:w="9739" w:type="dxa"/>
             <w:gridSpan w:val="11"/>
             <w:tcBorders>
               <w:top w:val="single" w:sz="4" w:space="0" w:color="000000"/>
@@ -648,7 +648,7 @@
         </w:trPr>
         <w:tc>
           <w:tcPr>
-            <w:tcW w:w="2673" w:type="dxa"/>
+            <w:tcW w:w="2517" w:type="dxa"/>
             <w:gridSpan w:val="3"/>
             <w:tcBorders>
               <w:top w:val="single" w:sz="4" w:space="0" w:color="000000"/>
@@ -723,7 +723,7 @@
         </w:tc>
         <w:tc>
           <w:tcPr>
-            <w:tcW w:w="2612" w:type="dxa"/>
+            <w:tcW w:w="2615" w:type="dxa"/>
             <w:gridSpan w:val="2"/>
             <w:tcBorders>
               <w:top w:val="single" w:sz="4" w:space="0" w:color="000000"/>
@@ -778,7 +778,7 @@
         </w:tc>
         <w:tc>
           <w:tcPr>
-            <w:tcW w:w="2069" w:type="dxa"/>
+            <w:tcW w:w="2067" w:type="dxa"/>
             <w:gridSpan w:val="2"/>
             <w:tcBorders>
               <w:top w:val="single" w:sz="4" w:space="0" w:color="000000"/>
@@ -871,7 +871,7 @@
         </w:tc>
         <w:tc>
           <w:tcPr>
-            <w:tcW w:w="2537" w:type="dxa"/>
+            <w:tcW w:w="2540" w:type="dxa"/>
             <w:gridSpan w:val="4"/>
             <w:tcBorders>
               <w:top w:val="single" w:sz="4" w:space="0" w:color="000000"/>
@@ -951,7 +951,7 @@
         </w:trPr>
         <w:tc>
           <w:tcPr>
-            <w:tcW w:w="2673" w:type="dxa"/>
+            <w:tcW w:w="2517" w:type="dxa"/>
             <w:gridSpan w:val="3"/>
             <w:tcBorders>
               <w:top w:val="single" w:sz="4" w:space="0" w:color="000000"/>
@@ -1003,7 +1003,7 @@
         </w:tc>
         <w:tc>
           <w:tcPr>
-            <w:tcW w:w="2612" w:type="dxa"/>
+            <w:tcW w:w="2615" w:type="dxa"/>
             <w:gridSpan w:val="2"/>
             <w:tcBorders>
               <w:top w:val="single" w:sz="4" w:space="0" w:color="000000"/>
@@ -1075,7 +1075,7 @@
         </w:tc>
         <w:tc>
           <w:tcPr>
-            <w:tcW w:w="4606" w:type="dxa"/>
+            <w:tcW w:w="4607" w:type="dxa"/>
             <w:gridSpan w:val="6"/>
             <w:vMerge w:val="restart"/>
             <w:tcBorders>
@@ -1133,7 +1133,7 @@
         </w:trPr>
         <w:tc>
           <w:tcPr>
-            <w:tcW w:w="2673" w:type="dxa"/>
+            <w:tcW w:w="2517" w:type="dxa"/>
             <w:gridSpan w:val="3"/>
             <w:tcBorders>
               <w:left w:val="single" w:sz="4" w:space="0" w:color="000000"/>
@@ -1161,7 +1161,7 @@
         </w:tc>
         <w:tc>
           <w:tcPr>
-            <w:tcW w:w="2612" w:type="dxa"/>
+            <w:tcW w:w="2615" w:type="dxa"/>
             <w:gridSpan w:val="2"/>
             <w:tcBorders>
               <w:left w:val="single" w:sz="4" w:space="0" w:color="000000"/>
@@ -1193,7 +1193,7 @@
         </w:tc>
         <w:tc>
           <w:tcPr>
-            <w:tcW w:w="4606" w:type="dxa"/>
+            <w:tcW w:w="4607" w:type="dxa"/>
             <w:gridSpan w:val="6"/>
             <w:vMerge w:val="continue"/>
             <w:tcBorders>
@@ -1227,7 +1227,7 @@
         </w:trPr>
         <w:tc>
           <w:tcPr>
-            <w:tcW w:w="2673" w:type="dxa"/>
+            <w:tcW w:w="2517" w:type="dxa"/>
             <w:gridSpan w:val="3"/>
             <w:tcBorders>
               <w:top w:val="single" w:sz="4" w:space="0" w:color="000000"/>
@@ -1284,7 +1284,7 @@
         </w:tc>
         <w:tc>
           <w:tcPr>
-            <w:tcW w:w="2612" w:type="dxa"/>
+            <w:tcW w:w="2615" w:type="dxa"/>
             <w:gridSpan w:val="2"/>
             <w:tcBorders>
               <w:top w:val="single" w:sz="4" w:space="0" w:color="000000"/>
@@ -1340,7 +1340,7 @@
         </w:tc>
         <w:tc>
           <w:tcPr>
-            <w:tcW w:w="4606" w:type="dxa"/>
+            <w:tcW w:w="4607" w:type="dxa"/>
             <w:gridSpan w:val="6"/>
             <w:vMerge w:val="continue"/>
             <w:tcBorders>
@@ -1374,7 +1374,7 @@
         </w:trPr>
         <w:tc>
           <w:tcPr>
-            <w:tcW w:w="785" w:type="dxa"/>
+            <w:tcW w:w="632" w:type="dxa"/>
             <w:tcBorders>
               <w:top w:val="single" w:sz="4" w:space="0" w:color="000000"/>
               <w:left w:val="single" w:sz="4" w:space="0" w:color="000000"/>
@@ -1433,7 +1433,7 @@
         </w:tc>
         <w:tc>
           <w:tcPr>
-            <w:tcW w:w="989" w:type="dxa"/>
+            <w:tcW w:w="996" w:type="dxa"/>
             <w:tcBorders>
               <w:top w:val="single" w:sz="4" w:space="0" w:color="000000"/>
               <w:left w:val="single" w:sz="4" w:space="0" w:color="000000"/>
@@ -1487,7 +1487,7 @@
         </w:tc>
         <w:tc>
           <w:tcPr>
-            <w:tcW w:w="4860" w:type="dxa"/>
+            <w:tcW w:w="4853" w:type="dxa"/>
             <w:gridSpan w:val="4"/>
             <w:tcBorders>
               <w:top w:val="single" w:sz="4" w:space="0" w:color="000000"/>
@@ -1561,7 +1561,7 @@
         </w:tc>
         <w:tc>
           <w:tcPr>
-            <w:tcW w:w="810" w:type="dxa"/>
+            <w:tcW w:w="815" w:type="dxa"/>
             <w:gridSpan w:val="2"/>
             <w:tcBorders>
               <w:top w:val="single" w:sz="4" w:space="0" w:color="000000"/>
@@ -1621,7 +1621,7 @@
         </w:tc>
         <w:tc>
           <w:tcPr>
-            <w:tcW w:w="1170" w:type="dxa"/>
+            <w:tcW w:w="1168" w:type="dxa"/>
             <w:gridSpan w:val="2"/>
             <w:tcBorders>
               <w:top w:val="single" w:sz="4" w:space="0" w:color="000000"/>
@@ -1694,7 +1694,7 @@
         </w:tc>
         <w:tc>
           <w:tcPr>
-            <w:tcW w:w="1277" w:type="dxa"/>
+            <w:tcW w:w="1275" w:type="dxa"/>
             <w:tcBorders>
               <w:top w:val="single" w:sz="4" w:space="0" w:color="000000"/>
               <w:left w:val="single" w:sz="4" w:space="0" w:color="000000"/>
@@ -1753,7 +1753,7 @@
         </w:trPr>
         <w:tc>
           <w:tcPr>
-            <w:tcW w:w="785" w:type="dxa"/>
+            <w:tcW w:w="632" w:type="dxa"/>
             <w:tcBorders>
               <w:top w:val="single" w:sz="4" w:space="0" w:color="000000"/>
               <w:left w:val="single" w:sz="4" w:space="0" w:color="000000"/>
@@ -1777,13 +1777,29 @@
                 <w:sz w:val="17"/>
                 <w:szCs w:val="17"/>
               </w:rPr>
-              <w:t>{% for it in items %}{{ "%02d" % it.sr_start }} TO {{ "%02d" % it.sr_end }} {% endfor %}</w:t>
-            </w:r>
-          </w:p>
-        </w:tc>
-        <w:tc>
-          <w:tcPr>
-            <w:tcW w:w="989" w:type="dxa"/>
+              <w:t xml:space="preserve">{% for it in items %}{% if it.sr_start == it.sr_end %}{{ "%02d" % it.sr_start }}{% else %}{{ "%02d" % it.sr_start }} TO {{ "%02d" % it.sr_end }}{% endif %}</w:t>
+            </w:r>
+            <w:r>
+              <w:rPr>
+                <w:rFonts w:cs="Arial" w:ascii="Arial" w:hAnsi="Arial"/>
+                <w:sz w:val="17"/>
+                <w:szCs w:val="17"/>
+              </w:rPr>
+              <w:br/>
+            </w:r>
+            <w:r>
+              <w:rPr>
+                <w:rFonts w:cs="Arial" w:ascii="Arial" w:hAnsi="Arial"/>
+                <w:sz w:val="17"/>
+                <w:szCs w:val="17"/>
+              </w:rPr>
+              <w:t xml:space="preserve">{% endfor %}</w:t>
+            </w:r>
+          </w:p>
+        </w:tc>
+        <w:tc>
+          <w:tcPr>
+            <w:tcW w:w="996" w:type="dxa"/>
             <w:tcBorders>
               <w:top w:val="single" w:sz="4" w:space="0" w:color="000000"/>
               <w:left w:val="single" w:sz="4" w:space="0" w:color="000000"/>
@@ -1809,13 +1825,31 @@
                 <w:szCs w:val="17"/>
                 <w:lang w:eastAsia="en-GB"/>
               </w:rPr>
-              <w:t>{% for it in items %}{{ it.hsn_code }} {% endfor %}</w:t>
-            </w:r>
-          </w:p>
-        </w:tc>
-        <w:tc>
-          <w:tcPr>
-            <w:tcW w:w="4860" w:type="dxa"/>
+              <w:t xml:space="preserve">{% for it in items %}{{ it.hsn_code }}</w:t>
+            </w:r>
+            <w:r>
+              <w:rPr>
+                <w:rFonts w:cs="Arial" w:ascii="Arial" w:hAnsi="Arial"/>
+                <w:sz w:val="17"/>
+                <w:szCs w:val="17"/>
+                <w:lang w:eastAsia="en-GB"/>
+              </w:rPr>
+              <w:br/>
+            </w:r>
+            <w:r>
+              <w:rPr>
+                <w:rFonts w:cs="Arial" w:ascii="Arial" w:hAnsi="Arial"/>
+                <w:sz w:val="17"/>
+                <w:szCs w:val="17"/>
+                <w:lang w:eastAsia="en-GB"/>
+              </w:rPr>
+              <w:t xml:space="preserve">{% endfor %}</w:t>
+            </w:r>
+          </w:p>
+        </w:tc>
+        <w:tc>
+          <w:tcPr>
+            <w:tcW w:w="4853" w:type="dxa"/>
             <w:gridSpan w:val="4"/>
             <w:tcBorders>
               <w:top w:val="single" w:sz="4" w:space="0" w:color="000000"/>
@@ -1841,13 +1875,29 @@
                 <w:sz w:val="17"/>
                 <w:szCs w:val="17"/>
               </w:rPr>
-              <w:t>{% for it in items %}{{ it.description }} {% endfor %}</w:t>
-            </w:r>
-          </w:p>
-        </w:tc>
-        <w:tc>
-          <w:tcPr>
-            <w:tcW w:w="810" w:type="dxa"/>
+              <w:t xml:space="preserve">{% for it in items %}{{ it.description }}</w:t>
+            </w:r>
+            <w:r>
+              <w:rPr>
+                <w:rFonts w:cs="Arial" w:ascii="Arial" w:hAnsi="Arial"/>
+                <w:sz w:val="17"/>
+                <w:szCs w:val="17"/>
+              </w:rPr>
+              <w:br/>
+            </w:r>
+            <w:r>
+              <w:rPr>
+                <w:rFonts w:cs="Arial" w:ascii="Arial" w:hAnsi="Arial"/>
+                <w:sz w:val="17"/>
+                <w:szCs w:val="17"/>
+              </w:rPr>
+              <w:t xml:space="preserve">{% endfor %}</w:t>
+            </w:r>
+          </w:p>
+        </w:tc>
+        <w:tc>
+          <w:tcPr>
+            <w:tcW w:w="815" w:type="dxa"/>
             <w:gridSpan w:val="2"/>
             <w:tcBorders>
               <w:top w:val="single" w:sz="4" w:space="0" w:color="000000"/>
@@ -1873,13 +1923,29 @@
                 <w:sz w:val="17"/>
                 <w:szCs w:val="17"/>
               </w:rPr>
-              <w:t>{% for it in items %}{{ it.quantity }} {% endfor %}</w:t>
-            </w:r>
-          </w:p>
-        </w:tc>
-        <w:tc>
-          <w:tcPr>
-            <w:tcW w:w="1170" w:type="dxa"/>
+              <w:t xml:space="preserve">{% for it in items %}{{ it.quantity }}</w:t>
+            </w:r>
+            <w:r>
+              <w:rPr>
+                <w:rFonts w:cs="Arial" w:ascii="Arial" w:hAnsi="Arial"/>
+                <w:sz w:val="17"/>
+                <w:szCs w:val="17"/>
+              </w:rPr>
+              <w:br/>
+            </w:r>
+            <w:r>
+              <w:rPr>
+                <w:rFonts w:cs="Arial" w:ascii="Arial" w:hAnsi="Arial"/>
+                <w:sz w:val="17"/>
+                <w:szCs w:val="17"/>
+              </w:rPr>
+              <w:t xml:space="preserve">{% endfor %}</w:t>
+            </w:r>
+          </w:p>
+        </w:tc>
+        <w:tc>
+          <w:tcPr>
+            <w:tcW w:w="1168" w:type="dxa"/>
             <w:gridSpan w:val="2"/>
             <w:tcBorders>
               <w:top w:val="single" w:sz="4" w:space="0" w:color="000000"/>
@@ -1905,13 +1971,29 @@
                 <w:sz w:val="17"/>
                 <w:szCs w:val="17"/>
               </w:rPr>
-              <w:t>{% for it in items %}${{ it.rate_per_unit }} {% endfor %}</w:t>
-            </w:r>
-          </w:p>
-        </w:tc>
-        <w:tc>
-          <w:tcPr>
-            <w:tcW w:w="1277" w:type="dxa"/>
+              <w:t xml:space="preserve">{% for it in items %}${{ it.rate_per_unit }}</w:t>
+            </w:r>
+            <w:r>
+              <w:rPr>
+                <w:rFonts w:cs="Arial" w:ascii="Arial" w:hAnsi="Arial"/>
+                <w:sz w:val="17"/>
+                <w:szCs w:val="17"/>
+              </w:rPr>
+              <w:br/>
+            </w:r>
+            <w:r>
+              <w:rPr>
+                <w:rFonts w:cs="Arial" w:ascii="Arial" w:hAnsi="Arial"/>
+                <w:sz w:val="17"/>
+                <w:szCs w:val="17"/>
+              </w:rPr>
+              <w:t xml:space="preserve">{% endfor %}</w:t>
+            </w:r>
+          </w:p>
+        </w:tc>
+        <w:tc>
+          <w:tcPr>
+            <w:tcW w:w="1275" w:type="dxa"/>
             <w:tcBorders>
               <w:top w:val="single" w:sz="4" w:space="0" w:color="000000"/>
               <w:left w:val="single" w:sz="4" w:space="0" w:color="000000"/>
@@ -1936,7 +2018,23 @@
                 <w:sz w:val="17"/>
                 <w:szCs w:val="17"/>
               </w:rPr>
-              <w:t>{% for it in items %}${{ it.amount_usd }} {% endfor %}</w:t>
+              <w:t xml:space="preserve">{% for it in items %}${{ it.amount_usd }}</w:t>
+            </w:r>
+            <w:r>
+              <w:rPr>
+                <w:rFonts w:cs="Arial" w:ascii="Arial" w:hAnsi="Arial"/>
+                <w:sz w:val="17"/>
+                <w:szCs w:val="17"/>
+              </w:rPr>
+              <w:br/>
+            </w:r>
+            <w:r>
+              <w:rPr>
+                <w:rFonts w:cs="Arial" w:ascii="Arial" w:hAnsi="Arial"/>
+                <w:sz w:val="17"/>
+                <w:szCs w:val="17"/>
+              </w:rPr>
+              <w:t xml:space="preserve">{% endfor %}</w:t>
             </w:r>
           </w:p>
         </w:tc>
@@ -1947,7 +2045,7 @@
         </w:trPr>
         <w:tc>
           <w:tcPr>
-            <w:tcW w:w="8614" w:type="dxa"/>
+            <w:tcW w:w="8464" w:type="dxa"/>
             <w:gridSpan w:val="10"/>
             <w:tcBorders>
               <w:top w:val="single" w:sz="4" w:space="0" w:color="000000"/>
@@ -1977,13 +2075,13 @@
                 <w:sz w:val="17"/>
                 <w:szCs w:val="17"/>
               </w:rPr>
-              <w:t>TOTAL CFR SRI LANKA (USD)</w:t>
-            </w:r>
-          </w:p>
-        </w:tc>
-        <w:tc>
-          <w:tcPr>
-            <w:tcW w:w="1277" w:type="dxa"/>
+              <w:t>TOTAL {{ total_quantity }} CIF (USD)</w:t>
+            </w:r>
+          </w:p>
+        </w:tc>
+        <w:tc>
+          <w:tcPr>
+            <w:tcW w:w="1275" w:type="dxa"/>
             <w:tcBorders>
               <w:top w:val="single" w:sz="4" w:space="0" w:color="000000"/>
               <w:left w:val="single" w:sz="4" w:space="0" w:color="000000"/>
@@ -2024,7 +2122,7 @@
         </w:trPr>
         <w:tc>
           <w:tcPr>
-            <w:tcW w:w="8614" w:type="dxa"/>
+            <w:tcW w:w="8464" w:type="dxa"/>
             <w:gridSpan w:val="10"/>
             <w:tcBorders>
               <w:top w:val="single" w:sz="4" w:space="0" w:color="000000"/>
@@ -2060,7 +2158,7 @@
         </w:tc>
         <w:tc>
           <w:tcPr>
-            <w:tcW w:w="1277" w:type="dxa"/>
+            <w:tcW w:w="1275" w:type="dxa"/>
             <w:tcBorders>
               <w:top w:val="single" w:sz="4" w:space="0" w:color="000000"/>
               <w:left w:val="single" w:sz="4" w:space="0" w:color="000000"/>
@@ -2102,10 +2200,9 @@
         </w:trPr>
         <w:tc>
           <w:tcPr>
-            <w:tcW w:w="8614" w:type="dxa"/>
+            <w:tcW w:w="8464" w:type="dxa"/>
             <w:gridSpan w:val="10"/>
             <w:tcBorders>
-              <w:top w:val="single" w:sz="4" w:space="0" w:color="000000"/>
               <w:left w:val="single" w:sz="4" w:space="0" w:color="000000"/>
               <w:bottom w:val="single" w:sz="4" w:space="0" w:color="000000"/>
               <w:right w:val="single" w:sz="4" w:space="0" w:color="000000"/>
@@ -2132,13 +2229,90 @@
                 <w:sz w:val="17"/>
                 <w:szCs w:val="17"/>
               </w:rPr>
-              <w:t>TOTAL FOB (USD)</w:t>
-            </w:r>
-          </w:p>
-        </w:tc>
-        <w:tc>
-          <w:tcPr>
-            <w:tcW w:w="1277" w:type="dxa"/>
+              <w:t>INSURANCE (USD)</w:t>
+            </w:r>
+          </w:p>
+        </w:tc>
+        <w:tc>
+          <w:tcPr>
+            <w:tcW w:w="1275" w:type="dxa"/>
+            <w:tcBorders>
+              <w:left w:val="single" w:sz="4" w:space="0" w:color="000000"/>
+              <w:bottom w:val="single" w:sz="4" w:space="0" w:color="000000"/>
+              <w:right w:val="single" w:sz="4" w:space="0" w:color="000000"/>
+            </w:tcBorders>
+            <w:vAlign w:val="center"/>
+          </w:tcPr>
+          <w:p>
+            <w:pPr>
+              <w:pStyle w:val="TableParagraph"/>
+              <w:spacing w:lineRule="exact" w:line="234" w:before="2" w:after="0"/>
+              <w:ind w:right="106"/>
+              <w:jc w:val="right"/>
+              <w:rPr>
+                <w:rFonts w:ascii="Arial" w:hAnsi="Arial" w:cs="Arial"/>
+                <w:b/>
+                <w:bCs/>
+                <w:sz w:val="17"/>
+                <w:szCs w:val="17"/>
+              </w:rPr>
+            </w:pPr>
+            <w:r>
+              <w:rPr>
+                <w:rFonts w:cs="Arial" w:ascii="Arial" w:hAnsi="Arial"/>
+                <w:b/>
+                <w:bCs/>
+                <w:sz w:val="17"/>
+                <w:szCs w:val="17"/>
+              </w:rPr>
+              <w:t>${{ insurance_usd }}</w:t>
+            </w:r>
+          </w:p>
+        </w:tc>
+      </w:tr>
+      <w:tr>
+        <w:trPr>
+          <w:trHeight w:val="256" w:hRule="atLeast"/>
+        </w:trPr>
+        <w:tc>
+          <w:tcPr>
+            <w:tcW w:w="8464" w:type="dxa"/>
+            <w:gridSpan w:val="10"/>
+            <w:tcBorders>
+              <w:top w:val="single" w:sz="4" w:space="0" w:color="000000"/>
+              <w:left w:val="single" w:sz="4" w:space="0" w:color="000000"/>
+              <w:bottom w:val="single" w:sz="4" w:space="0" w:color="000000"/>
+              <w:right w:val="single" w:sz="4" w:space="0" w:color="000000"/>
+            </w:tcBorders>
+            <w:vAlign w:val="center"/>
+          </w:tcPr>
+          <w:p>
+            <w:pPr>
+              <w:pStyle w:val="TableParagraph"/>
+              <w:spacing w:lineRule="exact" w:line="234" w:before="2" w:after="0"/>
+              <w:ind w:left="3614" w:right="105"/>
+              <w:jc w:val="right"/>
+              <w:rPr>
+                <w:rFonts w:ascii="Arial" w:hAnsi="Arial" w:cs="Arial"/>
+                <w:b/>
+                <w:sz w:val="17"/>
+                <w:szCs w:val="17"/>
+              </w:rPr>
+            </w:pPr>
+            <w:r>
+              <w:rPr>
+                <w:rFonts w:cs="Arial" w:ascii="Arial" w:hAnsi="Arial"/>
+                <w:b/>
+                <w:sz w:val="17"/>
+                <w:szCs w:val="17"/>
+              </w:rPr>
+              <w:t>TOTAL {{ total_quantity }} FOB (USD)</w:t>
+            </w:r>
+          </w:p>
+        </w:tc>
+        <w:tc>
+          <w:tcPr>
+            <w:tcW w:w="1275" w:type="dxa"/>
             <w:tcBorders>
               <w:top w:val="single" w:sz="4" w:space="0" w:color="000000"/>
               <w:left w:val="single" w:sz="4" w:space="0" w:color="000000"/>
@@ -2180,7 +2354,7 @@
         </w:trPr>
         <w:tc>
           <w:tcPr>
-            <w:tcW w:w="9891" w:type="dxa"/>
+            <w:tcW w:w="9739" w:type="dxa"/>
             <w:gridSpan w:val="11"/>
             <w:tcBorders>
               <w:top w:val="single" w:sz="4" w:space="0" w:color="000000"/>
@@ -2225,7 +2399,7 @@
         </w:trPr>
         <w:tc>
           <w:tcPr>
-            <w:tcW w:w="9891" w:type="dxa"/>
+            <w:tcW w:w="9739" w:type="dxa"/>
             <w:gridSpan w:val="11"/>
             <w:tcBorders>
               <w:top w:val="single" w:sz="4" w:space="0" w:color="000000"/>
@@ -2363,7 +2537,7 @@
         </w:trPr>
         <w:tc>
           <w:tcPr>
-            <w:tcW w:w="5285" w:type="dxa"/>
+            <w:tcW w:w="5132" w:type="dxa"/>
             <w:gridSpan w:val="5"/>
             <w:tcBorders>
               <w:top w:val="single" w:sz="4" w:space="0" w:color="000000"/>
@@ -2445,7 +2619,7 @@
         </w:tc>
         <w:tc>
           <w:tcPr>
-            <w:tcW w:w="4606" w:type="dxa"/>
+            <w:tcW w:w="4607" w:type="dxa"/>
             <w:gridSpan w:val="6"/>
             <w:tcBorders>
               <w:top w:val="single" w:sz="4" w:space="0" w:color="000000"/>
@@ -2472,25 +2646,7 @@
                 <w:sz w:val="17"/>
                 <w:szCs w:val="17"/>
               </w:rPr>
-              <w:t>F</w:t>
-            </w:r>
-            <w:r>
-              <w:rPr>
-                <w:rFonts w:cs="Arial" w:ascii="Arial" w:hAnsi="Arial"/>
-                <w:b/>
-                <w:sz w:val="17"/>
-                <w:szCs w:val="17"/>
-              </w:rPr>
-              <w:t>OR</w:t>
-            </w:r>
-            <w:r>
-              <w:rPr>
-                <w:rFonts w:cs="Arial" w:ascii="Arial" w:hAnsi="Arial"/>
-                <w:b/>
-                <w:sz w:val="17"/>
-                <w:szCs w:val="17"/>
-              </w:rPr>
-              <w:t xml:space="preserve"> {{ exporter.company_name }}</w:t>
+              <w:t>FOR {{ exporter.company_name }}</w:t>
             </w:r>
           </w:p>
           <w:p>
@@ -3470,6 +3626,13 @@
       <w:lang w:val="en-US"/>
     </w:rPr>
   </w:style>
+  <w:style w:type="character" w:styleId="SourceText">
+    <w:name w:val="Source Text"/>
+    <w:qFormat/>
+    <w:rPr>
+      <w:rFonts w:ascii="Liberation Mono" w:hAnsi="Liberation Mono" w:eastAsia="Liberation Mono" w:cs="Liberation Mono"/>
+    </w:rPr>
+  </w:style>
   <w:style w:type="paragraph" w:styleId="Heading">
     <w:name w:val="Heading"/>
     <w:basedOn w:val="Normal"/>
@@ -3693,6 +3856,19 @@
       <w:lang w:val="en-IN" w:eastAsia="en-US" w:bidi="ar-SA"/>
     </w:rPr>
   </w:style>
+  <w:style w:type="paragraph" w:styleId="PreformattedText">
+    <w:name w:val="Preformatted Text"/>
+    <w:basedOn w:val="Normal"/>
+    <w:qFormat/>
+    <w:pPr>
+      <w:spacing w:before="0" w:after="0"/>
+    </w:pPr>
+    <w:rPr>
+      <w:rFonts w:ascii="Liberation Mono" w:hAnsi="Liberation Mono" w:eastAsia="Liberation Mono" w:cs="Liberation Mono"/>
+      <w:sz w:val="20"/>
+      <w:szCs w:val="20"/>
+    </w:rPr>
+  </w:style>
   <w:style w:type="numbering" w:styleId="NoList" w:default="1">
     <w:name w:val="No List"/>
     <w:uiPriority w:val="99"/>

--- a/templates/CHA CI.docx
+++ b/templates/CHA CI.docx
@@ -69,17 +69,17 @@
         <w:tblLook w:val="01e0" w:noHBand="0" w:noVBand="0" w:firstColumn="1" w:lastRow="1" w:lastColumn="1" w:firstRow="1"/>
       </w:tblPr>
       <w:tblGrid>
-        <w:gridCol w:w="632"/>
-        <w:gridCol w:w="996"/>
-        <w:gridCol w:w="889"/>
-        <w:gridCol w:w="900"/>
+        <w:gridCol w:w="814"/>
+        <w:gridCol w:w="814"/>
+        <w:gridCol w:w="887"/>
+        <w:gridCol w:w="902"/>
         <w:gridCol w:w="1715"/>
         <w:gridCol w:w="1349"/>
         <w:gridCol w:w="718"/>
-        <w:gridCol w:w="97"/>
+        <w:gridCol w:w="99"/>
         <w:gridCol w:w="268"/>
         <w:gridCol w:w="900"/>
-        <w:gridCol w:w="1275"/>
+        <w:gridCol w:w="1273"/>
       </w:tblGrid>
       <w:tr>
         <w:trPr>
@@ -412,7 +412,7 @@
         </w:tc>
         <w:tc>
           <w:tcPr>
-            <w:tcW w:w="4147" w:type="dxa"/>
+            <w:tcW w:w="4149" w:type="dxa"/>
             <w:gridSpan w:val="5"/>
             <w:tcBorders>
               <w:top w:val="single" w:sz="4" w:space="0" w:color="000000"/>
@@ -465,7 +465,7 @@
         </w:tc>
         <w:tc>
           <w:tcPr>
-            <w:tcW w:w="2175" w:type="dxa"/>
+            <w:tcW w:w="2173" w:type="dxa"/>
             <w:gridSpan w:val="2"/>
             <w:tcBorders>
               <w:top w:val="single" w:sz="4" w:space="0" w:color="000000"/>
@@ -574,70 +574,38 @@
                 <w:sz w:val="17"/>
                 <w:szCs w:val="17"/>
               </w:rPr>
+              <w:t>TO ORDER</w:t>
+            </w:r>
+          </w:p>
+          <w:p>
+            <w:pPr>
+              <w:pStyle w:val="TableParagraph"/>
+              <w:ind w:left="90"/>
+              <w:rPr>
+                <w:rFonts w:ascii="Arial" w:hAnsi="Arial" w:cs="Arial"/>
+                <w:bCs/>
+                <w:sz w:val="17"/>
+                <w:szCs w:val="17"/>
+              </w:rPr>
+            </w:pPr>
+            <w:r>
+              <w:rPr>
+                <w:rFonts w:cs="Arial" w:ascii="Arial" w:hAnsi="Arial"/>
+                <w:bCs/>
+                <w:sz w:val="17"/>
+                <w:szCs w:val="17"/>
+              </w:rPr>
+              <w:t xml:space="preserve">NOTIFY 1: </w:t>
+            </w:r>
+            <w:r>
+              <w:rPr>
+                <w:rFonts w:cs="Arial" w:ascii="Arial" w:hAnsi="Arial"/>
+                <w:b w:val="false"/>
+                <w:bCs w:val="false"/>
+                <w:sz w:val="17"/>
+                <w:szCs w:val="17"/>
+              </w:rPr>
               <w:t>{{ notify_1 }}</w:t>
-            </w:r>
-          </w:p>
-          <w:p>
-            <w:pPr>
-              <w:pStyle w:val="TableParagraph"/>
-              <w:ind w:left="90"/>
-              <w:rPr>
-                <w:rFonts w:ascii="Arial" w:hAnsi="Arial" w:cs="Arial"/>
-                <w:bCs/>
-                <w:sz w:val="17"/>
-                <w:szCs w:val="17"/>
-              </w:rPr>
-            </w:pPr>
-            <w:r>
-              <w:rPr>
-                <w:rFonts w:cs="Arial" w:ascii="Arial" w:hAnsi="Arial"/>
-                <w:bCs/>
-                <w:sz w:val="17"/>
-                <w:szCs w:val="17"/>
-              </w:rPr>
-              <w:t>NOTIFY 1:</w:t>
-            </w:r>
-          </w:p>
-          <w:p>
-            <w:pPr>
-              <w:pStyle w:val="TableParagraph"/>
-              <w:ind w:left="90"/>
-              <w:rPr>
-                <w:rFonts w:ascii="Arial" w:hAnsi="Arial" w:cs="Arial"/>
-                <w:b/>
-                <w:sz w:val="17"/>
-                <w:szCs w:val="17"/>
-              </w:rPr>
-            </w:pPr>
-            <w:r>
-              <w:rPr>
-                <w:rFonts w:cs="Arial" w:ascii="Arial" w:hAnsi="Arial"/>
-                <w:b/>
-                <w:sz w:val="17"/>
-                <w:szCs w:val="17"/>
-              </w:rPr>
-              <w:t>{{ buyer.name }}</w:t>
-            </w:r>
-          </w:p>
-          <w:p>
-            <w:pPr>
-              <w:pStyle w:val="TableParagraph"/>
-              <w:ind w:left="90"/>
-              <w:rPr>
-                <w:rFonts w:ascii="Arial" w:hAnsi="Arial" w:cs="Arial"/>
-                <w:bCs/>
-                <w:sz w:val="17"/>
-                <w:szCs w:val="17"/>
-              </w:rPr>
-            </w:pPr>
-            <w:r>
-              <w:rPr>
-                <w:rFonts w:cs="Arial" w:ascii="Arial" w:hAnsi="Arial"/>
-                <w:bCs/>
-                <w:sz w:val="17"/>
-                <w:szCs w:val="17"/>
-              </w:rPr>
-              <w:t>{{ buyer.address }}</w:t>
             </w:r>
           </w:p>
         </w:tc>
@@ -648,7 +616,7 @@
         </w:trPr>
         <w:tc>
           <w:tcPr>
-            <w:tcW w:w="2517" w:type="dxa"/>
+            <w:tcW w:w="2515" w:type="dxa"/>
             <w:gridSpan w:val="3"/>
             <w:tcBorders>
               <w:top w:val="single" w:sz="4" w:space="0" w:color="000000"/>
@@ -723,7 +691,7 @@
         </w:tc>
         <w:tc>
           <w:tcPr>
-            <w:tcW w:w="2615" w:type="dxa"/>
+            <w:tcW w:w="2617" w:type="dxa"/>
             <w:gridSpan w:val="2"/>
             <w:tcBorders>
               <w:top w:val="single" w:sz="4" w:space="0" w:color="000000"/>
@@ -951,7 +919,7 @@
         </w:trPr>
         <w:tc>
           <w:tcPr>
-            <w:tcW w:w="2517" w:type="dxa"/>
+            <w:tcW w:w="2515" w:type="dxa"/>
             <w:gridSpan w:val="3"/>
             <w:tcBorders>
               <w:top w:val="single" w:sz="4" w:space="0" w:color="000000"/>
@@ -1003,7 +971,7 @@
         </w:tc>
         <w:tc>
           <w:tcPr>
-            <w:tcW w:w="2615" w:type="dxa"/>
+            <w:tcW w:w="2617" w:type="dxa"/>
             <w:gridSpan w:val="2"/>
             <w:tcBorders>
               <w:top w:val="single" w:sz="4" w:space="0" w:color="000000"/>
@@ -1133,7 +1101,7 @@
         </w:trPr>
         <w:tc>
           <w:tcPr>
-            <w:tcW w:w="2517" w:type="dxa"/>
+            <w:tcW w:w="2515" w:type="dxa"/>
             <w:gridSpan w:val="3"/>
             <w:tcBorders>
               <w:left w:val="single" w:sz="4" w:space="0" w:color="000000"/>
@@ -1161,7 +1129,7 @@
         </w:tc>
         <w:tc>
           <w:tcPr>
-            <w:tcW w:w="2615" w:type="dxa"/>
+            <w:tcW w:w="2617" w:type="dxa"/>
             <w:gridSpan w:val="2"/>
             <w:tcBorders>
               <w:left w:val="single" w:sz="4" w:space="0" w:color="000000"/>
@@ -1227,7 +1195,7 @@
         </w:trPr>
         <w:tc>
           <w:tcPr>
-            <w:tcW w:w="2517" w:type="dxa"/>
+            <w:tcW w:w="2515" w:type="dxa"/>
             <w:gridSpan w:val="3"/>
             <w:tcBorders>
               <w:top w:val="single" w:sz="4" w:space="0" w:color="000000"/>
@@ -1284,7 +1252,7 @@
         </w:tc>
         <w:tc>
           <w:tcPr>
-            <w:tcW w:w="2615" w:type="dxa"/>
+            <w:tcW w:w="2617" w:type="dxa"/>
             <w:gridSpan w:val="2"/>
             <w:tcBorders>
               <w:top w:val="single" w:sz="4" w:space="0" w:color="000000"/>
@@ -1374,7 +1342,7 @@
         </w:trPr>
         <w:tc>
           <w:tcPr>
-            <w:tcW w:w="632" w:type="dxa"/>
+            <w:tcW w:w="814" w:type="dxa"/>
             <w:tcBorders>
               <w:top w:val="single" w:sz="4" w:space="0" w:color="000000"/>
               <w:left w:val="single" w:sz="4" w:space="0" w:color="000000"/>
@@ -1433,7 +1401,7 @@
         </w:tc>
         <w:tc>
           <w:tcPr>
-            <w:tcW w:w="996" w:type="dxa"/>
+            <w:tcW w:w="814" w:type="dxa"/>
             <w:tcBorders>
               <w:top w:val="single" w:sz="4" w:space="0" w:color="000000"/>
               <w:left w:val="single" w:sz="4" w:space="0" w:color="000000"/>
@@ -1561,7 +1529,7 @@
         </w:tc>
         <w:tc>
           <w:tcPr>
-            <w:tcW w:w="815" w:type="dxa"/>
+            <w:tcW w:w="817" w:type="dxa"/>
             <w:gridSpan w:val="2"/>
             <w:tcBorders>
               <w:top w:val="single" w:sz="4" w:space="0" w:color="000000"/>
@@ -1694,7 +1662,7 @@
         </w:tc>
         <w:tc>
           <w:tcPr>
-            <w:tcW w:w="1275" w:type="dxa"/>
+            <w:tcW w:w="1273" w:type="dxa"/>
             <w:tcBorders>
               <w:top w:val="single" w:sz="4" w:space="0" w:color="000000"/>
               <w:left w:val="single" w:sz="4" w:space="0" w:color="000000"/>
@@ -1753,7 +1721,7 @@
         </w:trPr>
         <w:tc>
           <w:tcPr>
-            <w:tcW w:w="632" w:type="dxa"/>
+            <w:tcW w:w="814" w:type="dxa"/>
             <w:tcBorders>
               <w:top w:val="single" w:sz="4" w:space="0" w:color="000000"/>
               <w:left w:val="single" w:sz="4" w:space="0" w:color="000000"/>
@@ -1777,29 +1745,15 @@
                 <w:sz w:val="17"/>
                 <w:szCs w:val="17"/>
               </w:rPr>
-              <w:t xml:space="preserve">{% for it in items %}{% if it.sr_start == it.sr_end %}{{ "%02d" % it.sr_start }}{% else %}{{ "%02d" % it.sr_start }} TO {{ "%02d" % it.sr_end }}{% endif %}</w:t>
-            </w:r>
-            <w:r>
-              <w:rPr>
-                <w:rFonts w:cs="Arial" w:ascii="Arial" w:hAnsi="Arial"/>
-                <w:sz w:val="17"/>
-                <w:szCs w:val="17"/>
-              </w:rPr>
+              <w:t>{% for it in items %}{% if it.sr_start == it.sr_end %}{{ "%02d" % it.sr_start }}{% else %}{{ "%02d" % it.sr_start }} &amp; {{ "%02d" % it.sr_end }}{% endif %}</w:t>
               <w:br/>
-            </w:r>
-            <w:r>
-              <w:rPr>
-                <w:rFonts w:cs="Arial" w:ascii="Arial" w:hAnsi="Arial"/>
-                <w:sz w:val="17"/>
-                <w:szCs w:val="17"/>
-              </w:rPr>
-              <w:t xml:space="preserve">{% endfor %}</w:t>
-            </w:r>
-          </w:p>
-        </w:tc>
-        <w:tc>
-          <w:tcPr>
-            <w:tcW w:w="996" w:type="dxa"/>
+              <w:t>{% endfor %}</w:t>
+            </w:r>
+          </w:p>
+        </w:tc>
+        <w:tc>
+          <w:tcPr>
+            <w:tcW w:w="814" w:type="dxa"/>
             <w:tcBorders>
               <w:top w:val="single" w:sz="4" w:space="0" w:color="000000"/>
               <w:left w:val="single" w:sz="4" w:space="0" w:color="000000"/>
@@ -1825,25 +1779,9 @@
                 <w:szCs w:val="17"/>
                 <w:lang w:eastAsia="en-GB"/>
               </w:rPr>
-              <w:t xml:space="preserve">{% for it in items %}{{ it.hsn_code }}</w:t>
-            </w:r>
-            <w:r>
-              <w:rPr>
-                <w:rFonts w:cs="Arial" w:ascii="Arial" w:hAnsi="Arial"/>
-                <w:sz w:val="17"/>
-                <w:szCs w:val="17"/>
-                <w:lang w:eastAsia="en-GB"/>
-              </w:rPr>
+              <w:t>{% for it in items %}{{ it.hsn_code }}</w:t>
               <w:br/>
-            </w:r>
-            <w:r>
-              <w:rPr>
-                <w:rFonts w:cs="Arial" w:ascii="Arial" w:hAnsi="Arial"/>
-                <w:sz w:val="17"/>
-                <w:szCs w:val="17"/>
-                <w:lang w:eastAsia="en-GB"/>
-              </w:rPr>
-              <w:t xml:space="preserve">{% endfor %}</w:t>
+              <w:t>{% endfor %}</w:t>
             </w:r>
           </w:p>
         </w:tc>
@@ -1875,29 +1813,15 @@
                 <w:sz w:val="17"/>
                 <w:szCs w:val="17"/>
               </w:rPr>
-              <w:t xml:space="preserve">{% for it in items %}{{ it.description }}</w:t>
-            </w:r>
-            <w:r>
-              <w:rPr>
-                <w:rFonts w:cs="Arial" w:ascii="Arial" w:hAnsi="Arial"/>
-                <w:sz w:val="17"/>
-                <w:szCs w:val="17"/>
-              </w:rPr>
+              <w:t>{% for it in items %}{{ it.description }}</w:t>
               <w:br/>
-            </w:r>
-            <w:r>
-              <w:rPr>
-                <w:rFonts w:cs="Arial" w:ascii="Arial" w:hAnsi="Arial"/>
-                <w:sz w:val="17"/>
-                <w:szCs w:val="17"/>
-              </w:rPr>
-              <w:t xml:space="preserve">{% endfor %}</w:t>
-            </w:r>
-          </w:p>
-        </w:tc>
-        <w:tc>
-          <w:tcPr>
-            <w:tcW w:w="815" w:type="dxa"/>
+              <w:t>{% endfor %}</w:t>
+            </w:r>
+          </w:p>
+        </w:tc>
+        <w:tc>
+          <w:tcPr>
+            <w:tcW w:w="817" w:type="dxa"/>
             <w:gridSpan w:val="2"/>
             <w:tcBorders>
               <w:top w:val="single" w:sz="4" w:space="0" w:color="000000"/>
@@ -1923,23 +1847,9 @@
                 <w:sz w:val="17"/>
                 <w:szCs w:val="17"/>
               </w:rPr>
-              <w:t xml:space="preserve">{% for it in items %}{{ it.quantity }}</w:t>
-            </w:r>
-            <w:r>
-              <w:rPr>
-                <w:rFonts w:cs="Arial" w:ascii="Arial" w:hAnsi="Arial"/>
-                <w:sz w:val="17"/>
-                <w:szCs w:val="17"/>
-              </w:rPr>
+              <w:t>{% for it in items %}{{ it.quantity }}</w:t>
               <w:br/>
-            </w:r>
-            <w:r>
-              <w:rPr>
-                <w:rFonts w:cs="Arial" w:ascii="Arial" w:hAnsi="Arial"/>
-                <w:sz w:val="17"/>
-                <w:szCs w:val="17"/>
-              </w:rPr>
-              <w:t xml:space="preserve">{% endfor %}</w:t>
+              <w:t>{% endfor %}</w:t>
             </w:r>
           </w:p>
         </w:tc>
@@ -1971,29 +1881,15 @@
                 <w:sz w:val="17"/>
                 <w:szCs w:val="17"/>
               </w:rPr>
-              <w:t xml:space="preserve">{% for it in items %}${{ it.rate_per_unit }}</w:t>
-            </w:r>
-            <w:r>
-              <w:rPr>
-                <w:rFonts w:cs="Arial" w:ascii="Arial" w:hAnsi="Arial"/>
-                <w:sz w:val="17"/>
-                <w:szCs w:val="17"/>
-              </w:rPr>
+              <w:t>{% for it in items %}${{ it.rate_per_unit }}</w:t>
               <w:br/>
-            </w:r>
-            <w:r>
-              <w:rPr>
-                <w:rFonts w:cs="Arial" w:ascii="Arial" w:hAnsi="Arial"/>
-                <w:sz w:val="17"/>
-                <w:szCs w:val="17"/>
-              </w:rPr>
-              <w:t xml:space="preserve">{% endfor %}</w:t>
-            </w:r>
-          </w:p>
-        </w:tc>
-        <w:tc>
-          <w:tcPr>
-            <w:tcW w:w="1275" w:type="dxa"/>
+              <w:t>{% endfor %}</w:t>
+            </w:r>
+          </w:p>
+        </w:tc>
+        <w:tc>
+          <w:tcPr>
+            <w:tcW w:w="1273" w:type="dxa"/>
             <w:tcBorders>
               <w:top w:val="single" w:sz="4" w:space="0" w:color="000000"/>
               <w:left w:val="single" w:sz="4" w:space="0" w:color="000000"/>
@@ -2018,23 +1914,9 @@
                 <w:sz w:val="17"/>
                 <w:szCs w:val="17"/>
               </w:rPr>
-              <w:t xml:space="preserve">{% for it in items %}${{ it.amount_usd }}</w:t>
-            </w:r>
-            <w:r>
-              <w:rPr>
-                <w:rFonts w:cs="Arial" w:ascii="Arial" w:hAnsi="Arial"/>
-                <w:sz w:val="17"/>
-                <w:szCs w:val="17"/>
-              </w:rPr>
+              <w:t>{% for it in items %}${{ it.amount_usd }}</w:t>
               <w:br/>
-            </w:r>
-            <w:r>
-              <w:rPr>
-                <w:rFonts w:cs="Arial" w:ascii="Arial" w:hAnsi="Arial"/>
-                <w:sz w:val="17"/>
-                <w:szCs w:val="17"/>
-              </w:rPr>
-              <w:t xml:space="preserve">{% endfor %}</w:t>
+              <w:t>{% endfor %}</w:t>
             </w:r>
           </w:p>
         </w:tc>
@@ -2045,7 +1927,7 @@
         </w:trPr>
         <w:tc>
           <w:tcPr>
-            <w:tcW w:w="8464" w:type="dxa"/>
+            <w:tcW w:w="8466" w:type="dxa"/>
             <w:gridSpan w:val="10"/>
             <w:tcBorders>
               <w:top w:val="single" w:sz="4" w:space="0" w:color="000000"/>
@@ -2081,7 +1963,7 @@
         </w:tc>
         <w:tc>
           <w:tcPr>
-            <w:tcW w:w="1275" w:type="dxa"/>
+            <w:tcW w:w="1273" w:type="dxa"/>
             <w:tcBorders>
               <w:top w:val="single" w:sz="4" w:space="0" w:color="000000"/>
               <w:left w:val="single" w:sz="4" w:space="0" w:color="000000"/>
@@ -2122,7 +2004,7 @@
         </w:trPr>
         <w:tc>
           <w:tcPr>
-            <w:tcW w:w="8464" w:type="dxa"/>
+            <w:tcW w:w="8466" w:type="dxa"/>
             <w:gridSpan w:val="10"/>
             <w:tcBorders>
               <w:top w:val="single" w:sz="4" w:space="0" w:color="000000"/>
@@ -2158,7 +2040,7 @@
         </w:tc>
         <w:tc>
           <w:tcPr>
-            <w:tcW w:w="1275" w:type="dxa"/>
+            <w:tcW w:w="1273" w:type="dxa"/>
             <w:tcBorders>
               <w:top w:val="single" w:sz="4" w:space="0" w:color="000000"/>
               <w:left w:val="single" w:sz="4" w:space="0" w:color="000000"/>
@@ -2200,7 +2082,7 @@
         </w:trPr>
         <w:tc>
           <w:tcPr>
-            <w:tcW w:w="8464" w:type="dxa"/>
+            <w:tcW w:w="8466" w:type="dxa"/>
             <w:gridSpan w:val="10"/>
             <w:tcBorders>
               <w:left w:val="single" w:sz="4" w:space="0" w:color="000000"/>
@@ -2235,7 +2117,7 @@
         </w:tc>
         <w:tc>
           <w:tcPr>
-            <w:tcW w:w="1275" w:type="dxa"/>
+            <w:tcW w:w="1273" w:type="dxa"/>
             <w:tcBorders>
               <w:left w:val="single" w:sz="4" w:space="0" w:color="000000"/>
               <w:bottom w:val="single" w:sz="4" w:space="0" w:color="000000"/>
@@ -2276,7 +2158,7 @@
         </w:trPr>
         <w:tc>
           <w:tcPr>
-            <w:tcW w:w="8464" w:type="dxa"/>
+            <w:tcW w:w="8466" w:type="dxa"/>
             <w:gridSpan w:val="10"/>
             <w:tcBorders>
               <w:top w:val="single" w:sz="4" w:space="0" w:color="000000"/>
@@ -2312,7 +2194,7 @@
         </w:tc>
         <w:tc>
           <w:tcPr>
-            <w:tcW w:w="1275" w:type="dxa"/>
+            <w:tcW w:w="1273" w:type="dxa"/>
             <w:tcBorders>
               <w:top w:val="single" w:sz="4" w:space="0" w:color="000000"/>
               <w:left w:val="single" w:sz="4" w:space="0" w:color="000000"/>

--- a/templates/CHA CI.docx
+++ b/templates/CHA CI.docx
@@ -71,14 +71,14 @@
       <w:tblGrid>
         <w:gridCol w:w="814"/>
         <w:gridCol w:w="814"/>
-        <w:gridCol w:w="887"/>
-        <w:gridCol w:w="902"/>
+        <w:gridCol w:w="886"/>
+        <w:gridCol w:w="903"/>
         <w:gridCol w:w="1715"/>
         <w:gridCol w:w="1349"/>
         <w:gridCol w:w="718"/>
-        <w:gridCol w:w="99"/>
+        <w:gridCol w:w="100"/>
         <w:gridCol w:w="268"/>
-        <w:gridCol w:w="900"/>
+        <w:gridCol w:w="899"/>
         <w:gridCol w:w="1273"/>
       </w:tblGrid>
       <w:tr>
@@ -101,20 +101,18 @@
               <w:pStyle w:val="TableParagraph"/>
               <w:ind w:left="65"/>
               <w:rPr>
-                <w:rFonts w:ascii="Arial" w:hAnsi="Arial" w:cs="Arial"/>
+                <w:rFonts w:ascii="Arial" w:hAnsi="Arial"/>
+                <w:sz w:val="20"/>
+                <w:szCs w:val="20"/>
+              </w:rPr>
+            </w:pPr>
+            <w:r>
+              <w:rPr>
+                <w:rFonts w:cs="Arial" w:ascii="Arial" w:hAnsi="Arial"/>
                 <w:b/>
                 <w:bCs/>
-                <w:sz w:val="17"/>
-                <w:szCs w:val="17"/>
-              </w:rPr>
-            </w:pPr>
-            <w:r>
-              <w:rPr>
-                <w:rFonts w:cs="Arial" w:ascii="Arial" w:hAnsi="Arial"/>
-                <w:b/>
-                <w:bCs/>
-                <w:sz w:val="17"/>
-                <w:szCs w:val="17"/>
+                <w:sz w:val="20"/>
+                <w:szCs w:val="20"/>
               </w:rPr>
               <w:t>EXPORTER / MANUFACTURER</w:t>
             </w:r>
@@ -125,19 +123,17 @@
               <w:spacing w:lineRule="auto" w:line="252" w:before="23" w:after="0"/>
               <w:ind w:left="52" w:right="-4"/>
               <w:rPr>
-                <w:rFonts w:ascii="Arial" w:hAnsi="Arial" w:cs="Arial"/>
-                <w:b/>
-                <w:spacing w:val="1"/>
-                <w:sz w:val="17"/>
-                <w:szCs w:val="17"/>
-              </w:rPr>
-            </w:pPr>
-            <w:r>
-              <w:rPr>
-                <w:rFonts w:cs="Arial" w:ascii="Arial" w:hAnsi="Arial"/>
-                <w:b/>
-                <w:sz w:val="17"/>
-                <w:szCs w:val="17"/>
+                <w:rFonts w:ascii="Arial" w:hAnsi="Arial"/>
+                <w:sz w:val="20"/>
+                <w:szCs w:val="20"/>
+              </w:rPr>
+            </w:pPr>
+            <w:r>
+              <w:rPr>
+                <w:rFonts w:cs="Arial" w:ascii="Arial" w:hAnsi="Arial"/>
+                <w:b/>
+                <w:sz w:val="20"/>
+                <w:szCs w:val="20"/>
               </w:rPr>
               <w:t>{{ exporter.company_name }}</w:t>
             </w:r>
@@ -148,17 +144,16 @@
               <w:spacing w:lineRule="auto" w:line="252" w:before="23" w:after="0"/>
               <w:ind w:left="52" w:right="-4"/>
               <w:rPr>
-                <w:rFonts w:ascii="Arial" w:hAnsi="Arial" w:cs="Arial"/>
-                <w:spacing w:val="-59"/>
-                <w:sz w:val="17"/>
-                <w:szCs w:val="17"/>
-              </w:rPr>
-            </w:pPr>
-            <w:r>
-              <w:rPr>
-                <w:rFonts w:cs="Arial" w:ascii="Arial" w:hAnsi="Arial"/>
-                <w:sz w:val="17"/>
-                <w:szCs w:val="17"/>
+                <w:rFonts w:ascii="Arial" w:hAnsi="Arial"/>
+                <w:sz w:val="20"/>
+                <w:szCs w:val="20"/>
+              </w:rPr>
+            </w:pPr>
+            <w:r>
+              <w:rPr>
+                <w:rFonts w:cs="Arial" w:ascii="Arial" w:hAnsi="Arial"/>
+                <w:sz w:val="20"/>
+                <w:szCs w:val="20"/>
               </w:rPr>
               <w:t>{{ exporter.address }}</w:t>
             </w:r>
@@ -169,16 +164,16 @@
               <w:spacing w:lineRule="auto" w:line="252" w:before="23" w:after="0"/>
               <w:ind w:left="52" w:right="-4"/>
               <w:rPr>
-                <w:rFonts w:ascii="Arial" w:hAnsi="Arial" w:cs="Arial"/>
-                <w:sz w:val="17"/>
-                <w:szCs w:val="17"/>
-              </w:rPr>
-            </w:pPr>
-            <w:r>
-              <w:rPr>
-                <w:rFonts w:cs="Arial" w:ascii="Arial" w:hAnsi="Arial"/>
-                <w:sz w:val="17"/>
-                <w:szCs w:val="17"/>
+                <w:rFonts w:ascii="Arial" w:hAnsi="Arial"/>
+                <w:sz w:val="20"/>
+                <w:szCs w:val="20"/>
+              </w:rPr>
+            </w:pPr>
+            <w:r>
+              <w:rPr>
+                <w:rFonts w:cs="Arial" w:ascii="Arial" w:hAnsi="Arial"/>
+                <w:sz w:val="20"/>
+                <w:szCs w:val="20"/>
               </w:rPr>
               <w:t>INDIA</w:t>
             </w:r>
@@ -189,16 +184,16 @@
               <w:spacing w:lineRule="exact" w:line="247" w:before="2" w:after="0"/>
               <w:ind w:left="52"/>
               <w:rPr>
-                <w:rFonts w:ascii="Arial" w:hAnsi="Arial" w:cs="Arial"/>
-                <w:sz w:val="17"/>
-                <w:szCs w:val="17"/>
-              </w:rPr>
-            </w:pPr>
-            <w:r>
-              <w:rPr>
-                <w:rFonts w:cs="Arial" w:ascii="Arial" w:hAnsi="Arial"/>
-                <w:sz w:val="17"/>
-                <w:szCs w:val="17"/>
+                <w:rFonts w:ascii="Arial" w:hAnsi="Arial"/>
+                <w:sz w:val="20"/>
+                <w:szCs w:val="20"/>
+              </w:rPr>
+            </w:pPr>
+            <w:r>
+              <w:rPr>
+                <w:rFonts w:cs="Arial" w:ascii="Arial" w:hAnsi="Arial"/>
+                <w:sz w:val="20"/>
+                <w:szCs w:val="20"/>
               </w:rPr>
               <w:t>{{ exporter.phone }}</w:t>
             </w:r>
@@ -221,18 +216,17 @@
               <w:ind w:left="197" w:right="127"/>
               <w:jc w:val="center"/>
               <w:rPr>
-                <w:rFonts w:ascii="Arial" w:hAnsi="Arial" w:cs="Arial"/>
-                <w:b/>
-                <w:sz w:val="17"/>
-                <w:szCs w:val="17"/>
-              </w:rPr>
-            </w:pPr>
-            <w:r>
-              <w:rPr>
-                <w:rFonts w:cs="Arial" w:ascii="Arial" w:hAnsi="Arial"/>
-                <w:b/>
-                <w:sz w:val="17"/>
-                <w:szCs w:val="17"/>
+                <w:rFonts w:ascii="Arial" w:hAnsi="Arial"/>
+                <w:sz w:val="20"/>
+                <w:szCs w:val="20"/>
+              </w:rPr>
+            </w:pPr>
+            <w:r>
+              <w:rPr>
+                <w:rFonts w:cs="Arial" w:ascii="Arial" w:hAnsi="Arial"/>
+                <w:b/>
+                <w:sz w:val="20"/>
+                <w:szCs w:val="20"/>
               </w:rPr>
               <w:t>INVOICE NO. &amp; DATE</w:t>
             </w:r>
@@ -244,18 +238,17 @@
               <w:ind w:right="90"/>
               <w:jc w:val="center"/>
               <w:rPr>
-                <w:rFonts w:ascii="Arial" w:hAnsi="Arial" w:cs="Arial"/>
+                <w:rFonts w:ascii="Arial" w:hAnsi="Arial"/>
+                <w:sz w:val="20"/>
+                <w:szCs w:val="20"/>
+              </w:rPr>
+            </w:pPr>
+            <w:r>
+              <w:rPr>
+                <w:rFonts w:cs="Arial" w:ascii="Arial" w:hAnsi="Arial"/>
                 <w:bCs/>
-                <w:sz w:val="17"/>
-                <w:szCs w:val="17"/>
-              </w:rPr>
-            </w:pPr>
-            <w:r>
-              <w:rPr>
-                <w:rFonts w:cs="Arial" w:ascii="Arial" w:hAnsi="Arial"/>
-                <w:bCs/>
-                <w:sz w:val="17"/>
-                <w:szCs w:val="17"/>
+                <w:sz w:val="20"/>
+                <w:szCs w:val="20"/>
               </w:rPr>
               <w:t>{{ invoice_no }}</w:t>
             </w:r>
@@ -267,17 +260,17 @@
               <w:ind w:left="4"/>
               <w:jc w:val="center"/>
               <w:rPr>
-                <w:rFonts w:ascii="Arial" w:hAnsi="Arial" w:cs="Arial"/>
-                <w:sz w:val="17"/>
-                <w:szCs w:val="17"/>
+                <w:rFonts w:ascii="Arial" w:hAnsi="Arial"/>
+                <w:sz w:val="20"/>
+                <w:szCs w:val="20"/>
               </w:rPr>
             </w:pPr>
             <w:r>
               <w:rPr>
                 <w:rFonts w:cs="Arial" w:ascii="Arial" w:hAnsi="Arial"/>
                 <w:bCs/>
-                <w:sz w:val="17"/>
-                <w:szCs w:val="17"/>
+                <w:sz w:val="20"/>
+                <w:szCs w:val="20"/>
               </w:rPr>
               <w:t>DT: {{ invoice_date }}</w:t>
             </w:r>
@@ -300,18 +293,17 @@
               <w:spacing w:before="60" w:after="0"/>
               <w:ind w:left="59"/>
               <w:rPr>
-                <w:rFonts w:ascii="Arial" w:hAnsi="Arial" w:cs="Arial"/>
-                <w:b/>
-                <w:sz w:val="17"/>
-                <w:szCs w:val="17"/>
-              </w:rPr>
-            </w:pPr>
-            <w:r>
-              <w:rPr>
-                <w:rFonts w:cs="Arial" w:ascii="Arial" w:hAnsi="Arial"/>
-                <w:b/>
-                <w:sz w:val="17"/>
-                <w:szCs w:val="17"/>
+                <w:rFonts w:ascii="Arial" w:hAnsi="Arial"/>
+                <w:sz w:val="20"/>
+                <w:szCs w:val="20"/>
+              </w:rPr>
+            </w:pPr>
+            <w:r>
+              <w:rPr>
+                <w:rFonts w:cs="Arial" w:ascii="Arial" w:hAnsi="Arial"/>
+                <w:b/>
+                <w:sz w:val="20"/>
+                <w:szCs w:val="20"/>
               </w:rPr>
               <w:t>EXPORTER'S REF.</w:t>
             </w:r>
@@ -322,16 +314,16 @@
               <w:spacing w:before="92" w:after="0"/>
               <w:ind w:left="68" w:right="1460"/>
               <w:rPr>
-                <w:rFonts w:ascii="Arial" w:hAnsi="Arial" w:cs="Arial"/>
-                <w:sz w:val="17"/>
-                <w:szCs w:val="17"/>
-              </w:rPr>
-            </w:pPr>
-            <w:r>
-              <w:rPr>
-                <w:rFonts w:cs="Arial" w:ascii="Arial" w:hAnsi="Arial"/>
-                <w:sz w:val="17"/>
-                <w:szCs w:val="17"/>
+                <w:rFonts w:ascii="Arial" w:hAnsi="Arial"/>
+                <w:sz w:val="20"/>
+                <w:szCs w:val="20"/>
+              </w:rPr>
+            </w:pPr>
+            <w:r>
+              <w:rPr>
+                <w:rFonts w:cs="Arial" w:ascii="Arial" w:hAnsi="Arial"/>
+                <w:sz w:val="20"/>
+                <w:szCs w:val="20"/>
               </w:rPr>
               <w:t>IEC No: {{ exporter.iec }}</w:t>
             </w:r>
@@ -342,16 +334,16 @@
               <w:spacing w:before="92" w:after="0"/>
               <w:ind w:left="68" w:right="1460"/>
               <w:rPr>
-                <w:rFonts w:ascii="Arial" w:hAnsi="Arial" w:cs="Arial"/>
-                <w:sz w:val="17"/>
-                <w:szCs w:val="17"/>
-              </w:rPr>
-            </w:pPr>
-            <w:r>
-              <w:rPr>
-                <w:rFonts w:cs="Arial" w:ascii="Arial" w:hAnsi="Arial"/>
-                <w:sz w:val="17"/>
-                <w:szCs w:val="17"/>
+                <w:rFonts w:ascii="Arial" w:hAnsi="Arial"/>
+                <w:sz w:val="20"/>
+                <w:szCs w:val="20"/>
+              </w:rPr>
+            </w:pPr>
+            <w:r>
+              <w:rPr>
+                <w:rFonts w:cs="Arial" w:ascii="Arial" w:hAnsi="Arial"/>
+                <w:sz w:val="20"/>
+                <w:szCs w:val="20"/>
               </w:rPr>
               <w:t>PAN No: {{ exporter.pan }}</w:t>
             </w:r>
@@ -362,16 +354,16 @@
               <w:spacing w:lineRule="exact" w:line="244" w:before="29" w:after="0"/>
               <w:ind w:left="68"/>
               <w:rPr>
-                <w:rFonts w:ascii="Arial" w:hAnsi="Arial" w:cs="Arial"/>
-                <w:sz w:val="17"/>
-                <w:szCs w:val="17"/>
-              </w:rPr>
-            </w:pPr>
-            <w:r>
-              <w:rPr>
-                <w:rFonts w:cs="Arial" w:ascii="Arial" w:hAnsi="Arial"/>
-                <w:sz w:val="17"/>
-                <w:szCs w:val="17"/>
+                <w:rFonts w:ascii="Arial" w:hAnsi="Arial"/>
+                <w:sz w:val="20"/>
+                <w:szCs w:val="20"/>
+              </w:rPr>
+            </w:pPr>
+            <w:r>
+              <w:rPr>
+                <w:rFonts w:cs="Arial" w:ascii="Arial" w:hAnsi="Arial"/>
+                <w:sz w:val="20"/>
+                <w:szCs w:val="20"/>
               </w:rPr>
               <w:t>GST No: {{ exporter.gstin }}</w:t>
             </w:r>
@@ -397,22 +389,22 @@
               <w:pStyle w:val="Normal"/>
               <w:rPr>
                 <w:rFonts w:ascii="Arial" w:hAnsi="Arial" w:cs="Arial"/>
-                <w:sz w:val="17"/>
-                <w:szCs w:val="17"/>
-              </w:rPr>
-            </w:pPr>
-            <w:r>
-              <w:rPr>
-                <w:rFonts w:cs="Arial" w:ascii="Arial" w:hAnsi="Arial"/>
-                <w:sz w:val="17"/>
-                <w:szCs w:val="17"/>
-              </w:rPr>
-            </w:r>
-          </w:p>
-        </w:tc>
-        <w:tc>
-          <w:tcPr>
-            <w:tcW w:w="4149" w:type="dxa"/>
+                <w:sz w:val="20"/>
+                <w:szCs w:val="20"/>
+              </w:rPr>
+            </w:pPr>
+            <w:r>
+              <w:rPr>
+                <w:rFonts w:cs="Arial" w:ascii="Arial" w:hAnsi="Arial"/>
+                <w:sz w:val="20"/>
+                <w:szCs w:val="20"/>
+              </w:rPr>
+            </w:r>
+          </w:p>
+        </w:tc>
+        <w:tc>
+          <w:tcPr>
+            <w:tcW w:w="4150" w:type="dxa"/>
             <w:gridSpan w:val="5"/>
             <w:tcBorders>
               <w:top w:val="single" w:sz="4" w:space="0" w:color="000000"/>
@@ -426,18 +418,17 @@
               <w:spacing w:before="57" w:after="0"/>
               <w:ind w:left="66"/>
               <w:rPr>
-                <w:rFonts w:ascii="Arial" w:hAnsi="Arial" w:cs="Arial"/>
-                <w:b/>
-                <w:sz w:val="17"/>
-                <w:szCs w:val="17"/>
-              </w:rPr>
-            </w:pPr>
-            <w:r>
-              <w:rPr>
-                <w:rFonts w:cs="Arial" w:ascii="Arial" w:hAnsi="Arial"/>
-                <w:b/>
-                <w:sz w:val="17"/>
-                <w:szCs w:val="17"/>
+                <w:rFonts w:ascii="Arial" w:hAnsi="Arial"/>
+                <w:sz w:val="20"/>
+                <w:szCs w:val="20"/>
+              </w:rPr>
+            </w:pPr>
+            <w:r>
+              <w:rPr>
+                <w:rFonts w:cs="Arial" w:ascii="Arial" w:hAnsi="Arial"/>
+                <w:b/>
+                <w:sz w:val="20"/>
+                <w:szCs w:val="20"/>
               </w:rPr>
               <w:t>BUYER'S ORDER NO:</w:t>
             </w:r>
@@ -446,18 +437,17 @@
             <w:pPr>
               <w:pStyle w:val="TableParagraph"/>
               <w:rPr>
-                <w:rFonts w:ascii="Arial" w:hAnsi="Arial" w:cs="Arial"/>
+                <w:rFonts w:ascii="Arial" w:hAnsi="Arial"/>
+                <w:sz w:val="20"/>
+                <w:szCs w:val="20"/>
+              </w:rPr>
+            </w:pPr>
+            <w:r>
+              <w:rPr>
+                <w:rFonts w:cs="Arial" w:ascii="Arial" w:hAnsi="Arial"/>
                 <w:bCs/>
-                <w:sz w:val="17"/>
-                <w:szCs w:val="17"/>
-              </w:rPr>
-            </w:pPr>
-            <w:r>
-              <w:rPr>
-                <w:rFonts w:cs="Arial" w:ascii="Arial" w:hAnsi="Arial"/>
-                <w:bCs/>
-                <w:sz w:val="17"/>
-                <w:szCs w:val="17"/>
+                <w:sz w:val="20"/>
+                <w:szCs w:val="20"/>
               </w:rPr>
               <w:t>{{ buyers_order_no }}</w:t>
             </w:r>
@@ -465,7 +455,7 @@
         </w:tc>
         <w:tc>
           <w:tcPr>
-            <w:tcW w:w="2173" w:type="dxa"/>
+            <w:tcW w:w="2172" w:type="dxa"/>
             <w:gridSpan w:val="2"/>
             <w:tcBorders>
               <w:top w:val="single" w:sz="4" w:space="0" w:color="000000"/>
@@ -479,18 +469,17 @@
               <w:spacing w:before="57" w:after="0"/>
               <w:ind w:left="24"/>
               <w:rPr>
-                <w:rFonts w:ascii="Arial" w:hAnsi="Arial" w:cs="Arial"/>
-                <w:b/>
-                <w:sz w:val="17"/>
-                <w:szCs w:val="17"/>
-              </w:rPr>
-            </w:pPr>
-            <w:r>
-              <w:rPr>
-                <w:rFonts w:cs="Arial" w:ascii="Arial" w:hAnsi="Arial"/>
-                <w:b/>
-                <w:sz w:val="17"/>
-                <w:szCs w:val="17"/>
+                <w:rFonts w:ascii="Arial" w:hAnsi="Arial"/>
+                <w:sz w:val="20"/>
+                <w:szCs w:val="20"/>
+              </w:rPr>
+            </w:pPr>
+            <w:r>
+              <w:rPr>
+                <w:rFonts w:cs="Arial" w:ascii="Arial" w:hAnsi="Arial"/>
+                <w:b/>
+                <w:sz w:val="20"/>
+                <w:szCs w:val="20"/>
               </w:rPr>
               <w:t>INSURANCE REF NO:</w:t>
             </w:r>
@@ -501,18 +490,17 @@
               <w:spacing w:before="57" w:after="0"/>
               <w:ind w:left="24"/>
               <w:rPr>
-                <w:rFonts w:ascii="Arial" w:hAnsi="Arial" w:cs="Arial"/>
-                <w:b/>
-                <w:sz w:val="17"/>
-                <w:szCs w:val="17"/>
-              </w:rPr>
-            </w:pPr>
-            <w:r>
-              <w:rPr>
-                <w:rFonts w:cs="Arial" w:ascii="Arial" w:hAnsi="Arial"/>
-                <w:b/>
-                <w:sz w:val="17"/>
-                <w:szCs w:val="17"/>
+                <w:rFonts w:ascii="Arial" w:hAnsi="Arial"/>
+                <w:sz w:val="20"/>
+                <w:szCs w:val="20"/>
+              </w:rPr>
+            </w:pPr>
+            <w:r>
+              <w:rPr>
+                <w:rFonts w:cs="Arial" w:ascii="Arial" w:hAnsi="Arial"/>
+                <w:b/>
+                <w:sz w:val="20"/>
+                <w:szCs w:val="20"/>
               </w:rPr>
               <w:t>{{ insurance_ref_no }}</w:t>
             </w:r>
@@ -540,20 +528,39 @@
               <w:spacing w:before="30" w:after="0"/>
               <w:ind w:firstLine="5" w:left="60"/>
               <w:rPr>
-                <w:rFonts w:ascii="Arial" w:hAnsi="Arial" w:cs="Arial"/>
+                <w:rFonts w:ascii="Arial" w:hAnsi="Arial"/>
+                <w:sz w:val="20"/>
+                <w:szCs w:val="20"/>
+              </w:rPr>
+            </w:pPr>
+            <w:r>
+              <w:rPr>
+                <w:rFonts w:cs="Arial" w:ascii="Arial" w:hAnsi="Arial"/>
+                <w:b/>
+                <w:sz w:val="20"/>
+                <w:szCs w:val="20"/>
+              </w:rPr>
+              <w:t>CONSIGNEE:</w:t>
+            </w:r>
+          </w:p>
+          <w:p>
+            <w:pPr>
+              <w:pStyle w:val="TableParagraph"/>
+              <w:ind w:left="90"/>
+              <w:rPr>
+                <w:rFonts w:ascii="Arial" w:hAnsi="Arial"/>
+                <w:sz w:val="20"/>
+                <w:szCs w:val="20"/>
+              </w:rPr>
+            </w:pPr>
+            <w:r>
+              <w:rPr>
+                <w:rFonts w:cs="Arial" w:ascii="Arial" w:hAnsi="Arial"/>
                 <w:bCs/>
-                <w:sz w:val="17"/>
-                <w:szCs w:val="17"/>
-              </w:rPr>
-            </w:pPr>
-            <w:r>
-              <w:rPr>
-                <w:rFonts w:cs="Arial" w:ascii="Arial" w:hAnsi="Arial"/>
-                <w:b/>
-                <w:sz w:val="17"/>
-                <w:szCs w:val="17"/>
-              </w:rPr>
-              <w:t>CONSIGNEE:</w:t>
+                <w:sz w:val="20"/>
+                <w:szCs w:val="20"/>
+              </w:rPr>
+              <w:t>TO ORDER</w:t>
             </w:r>
           </w:p>
           <w:p>
@@ -561,39 +568,17 @@
               <w:pStyle w:val="TableParagraph"/>
               <w:ind w:left="90"/>
               <w:rPr>
-                <w:rFonts w:ascii="Arial" w:hAnsi="Arial" w:cs="Arial"/>
+                <w:rFonts w:ascii="Arial" w:hAnsi="Arial"/>
+                <w:sz w:val="20"/>
+                <w:szCs w:val="20"/>
+              </w:rPr>
+            </w:pPr>
+            <w:r>
+              <w:rPr>
+                <w:rFonts w:cs="Arial" w:ascii="Arial" w:hAnsi="Arial"/>
                 <w:bCs/>
-                <w:sz w:val="17"/>
-                <w:szCs w:val="17"/>
-              </w:rPr>
-            </w:pPr>
-            <w:r>
-              <w:rPr>
-                <w:rFonts w:cs="Arial" w:ascii="Arial" w:hAnsi="Arial"/>
-                <w:bCs/>
-                <w:sz w:val="17"/>
-                <w:szCs w:val="17"/>
-              </w:rPr>
-              <w:t>TO ORDER</w:t>
-            </w:r>
-          </w:p>
-          <w:p>
-            <w:pPr>
-              <w:pStyle w:val="TableParagraph"/>
-              <w:ind w:left="90"/>
-              <w:rPr>
-                <w:rFonts w:ascii="Arial" w:hAnsi="Arial" w:cs="Arial"/>
-                <w:bCs/>
-                <w:sz w:val="17"/>
-                <w:szCs w:val="17"/>
-              </w:rPr>
-            </w:pPr>
-            <w:r>
-              <w:rPr>
-                <w:rFonts w:cs="Arial" w:ascii="Arial" w:hAnsi="Arial"/>
-                <w:bCs/>
-                <w:sz w:val="17"/>
-                <w:szCs w:val="17"/>
+                <w:sz w:val="20"/>
+                <w:szCs w:val="20"/>
               </w:rPr>
               <w:t xml:space="preserve">NOTIFY 1: </w:t>
             </w:r>
@@ -602,8 +587,8 @@
                 <w:rFonts w:cs="Arial" w:ascii="Arial" w:hAnsi="Arial"/>
                 <w:b w:val="false"/>
                 <w:bCs w:val="false"/>
-                <w:sz w:val="17"/>
-                <w:szCs w:val="17"/>
+                <w:sz w:val="20"/>
+                <w:szCs w:val="20"/>
               </w:rPr>
               <w:t>{{ notify_1 }}</w:t>
             </w:r>
@@ -616,7 +601,7 @@
         </w:trPr>
         <w:tc>
           <w:tcPr>
-            <w:tcW w:w="2515" w:type="dxa"/>
+            <w:tcW w:w="2514" w:type="dxa"/>
             <w:gridSpan w:val="3"/>
             <w:tcBorders>
               <w:top w:val="single" w:sz="4" w:space="0" w:color="000000"/>
@@ -632,18 +617,17 @@
               <w:ind w:left="152" w:right="94"/>
               <w:jc w:val="center"/>
               <w:rPr>
-                <w:rFonts w:ascii="Arial" w:hAnsi="Arial" w:cs="Arial"/>
-                <w:b/>
-                <w:sz w:val="17"/>
-                <w:szCs w:val="17"/>
-              </w:rPr>
-            </w:pPr>
-            <w:r>
-              <w:rPr>
-                <w:rFonts w:cs="Arial" w:ascii="Arial" w:hAnsi="Arial"/>
-                <w:b/>
-                <w:sz w:val="17"/>
-                <w:szCs w:val="17"/>
+                <w:rFonts w:ascii="Arial" w:hAnsi="Arial"/>
+                <w:sz w:val="20"/>
+                <w:szCs w:val="20"/>
+              </w:rPr>
+            </w:pPr>
+            <w:r>
+              <w:rPr>
+                <w:rFonts w:cs="Arial" w:ascii="Arial" w:hAnsi="Arial"/>
+                <w:b/>
+                <w:sz w:val="20"/>
+                <w:szCs w:val="20"/>
               </w:rPr>
               <w:t>PRE-CARRIEGE</w:t>
             </w:r>
@@ -652,8 +636,8 @@
                 <w:rFonts w:cs="Arial" w:ascii="Arial" w:hAnsi="Arial"/>
                 <w:b/>
                 <w:spacing w:val="-4"/>
-                <w:sz w:val="17"/>
-                <w:szCs w:val="17"/>
+                <w:sz w:val="20"/>
+                <w:szCs w:val="20"/>
               </w:rPr>
               <w:t xml:space="preserve"> </w:t>
             </w:r>
@@ -661,8 +645,8 @@
               <w:rPr>
                 <w:rFonts w:cs="Arial" w:ascii="Arial" w:hAnsi="Arial"/>
                 <w:b/>
-                <w:sz w:val="17"/>
-                <w:szCs w:val="17"/>
+                <w:sz w:val="20"/>
+                <w:szCs w:val="20"/>
               </w:rPr>
               <w:t>BY:</w:t>
             </w:r>
@@ -674,16 +658,16 @@
               <w:ind w:left="152" w:right="92"/>
               <w:jc w:val="center"/>
               <w:rPr>
-                <w:rFonts w:ascii="Arial" w:hAnsi="Arial" w:cs="Arial"/>
-                <w:sz w:val="17"/>
-                <w:szCs w:val="17"/>
-              </w:rPr>
-            </w:pPr>
-            <w:r>
-              <w:rPr>
-                <w:rFonts w:cs="Arial" w:ascii="Arial" w:hAnsi="Arial"/>
-                <w:sz w:val="17"/>
-                <w:szCs w:val="17"/>
+                <w:rFonts w:ascii="Arial" w:hAnsi="Arial"/>
+                <w:sz w:val="20"/>
+                <w:szCs w:val="20"/>
+              </w:rPr>
+            </w:pPr>
+            <w:r>
+              <w:rPr>
+                <w:rFonts w:cs="Arial" w:ascii="Arial" w:hAnsi="Arial"/>
+                <w:sz w:val="20"/>
+                <w:szCs w:val="20"/>
               </w:rPr>
               <w:t>{{ pre_carriage_by }}</w:t>
             </w:r>
@@ -691,7 +675,7 @@
         </w:tc>
         <w:tc>
           <w:tcPr>
-            <w:tcW w:w="2617" w:type="dxa"/>
+            <w:tcW w:w="2618" w:type="dxa"/>
             <w:gridSpan w:val="2"/>
             <w:tcBorders>
               <w:top w:val="single" w:sz="4" w:space="0" w:color="000000"/>
@@ -706,18 +690,17 @@
               <w:spacing w:lineRule="auto" w:line="259" w:before="24" w:after="0"/>
               <w:jc w:val="center"/>
               <w:rPr>
-                <w:rFonts w:ascii="Arial" w:hAnsi="Arial" w:cs="Arial"/>
-                <w:b/>
-                <w:sz w:val="17"/>
-                <w:szCs w:val="17"/>
-              </w:rPr>
-            </w:pPr>
-            <w:r>
-              <w:rPr>
-                <w:rFonts w:cs="Arial" w:ascii="Arial" w:hAnsi="Arial"/>
-                <w:b/>
-                <w:sz w:val="17"/>
-                <w:szCs w:val="17"/>
+                <w:rFonts w:ascii="Arial" w:hAnsi="Arial"/>
+                <w:sz w:val="20"/>
+                <w:szCs w:val="20"/>
+              </w:rPr>
+            </w:pPr>
+            <w:r>
+              <w:rPr>
+                <w:rFonts w:cs="Arial" w:ascii="Arial" w:hAnsi="Arial"/>
+                <w:b/>
+                <w:sz w:val="20"/>
+                <w:szCs w:val="20"/>
               </w:rPr>
               <w:t>MODE OF TRANSPORT</w:t>
             </w:r>
@@ -728,17 +711,16 @@
               <w:spacing w:lineRule="auto" w:line="259" w:before="24" w:after="0"/>
               <w:jc w:val="center"/>
               <w:rPr>
-                <w:rFonts w:ascii="Arial" w:hAnsi="Arial" w:cs="Arial"/>
-                <w:b/>
-                <w:sz w:val="17"/>
-                <w:szCs w:val="17"/>
-              </w:rPr>
-            </w:pPr>
-            <w:r>
-              <w:rPr>
-                <w:rFonts w:cs="Arial" w:ascii="Arial" w:hAnsi="Arial"/>
-                <w:sz w:val="17"/>
-                <w:szCs w:val="17"/>
+                <w:rFonts w:ascii="Arial" w:hAnsi="Arial"/>
+                <w:sz w:val="20"/>
+                <w:szCs w:val="20"/>
+              </w:rPr>
+            </w:pPr>
+            <w:r>
+              <w:rPr>
+                <w:rFonts w:cs="Arial" w:ascii="Arial" w:hAnsi="Arial"/>
+                <w:sz w:val="20"/>
+                <w:szCs w:val="20"/>
               </w:rPr>
               <w:t>{{ mode_of_transport }}</w:t>
             </w:r>
@@ -762,18 +744,17 @@
               <w:ind w:hanging="1" w:left="81"/>
               <w:jc w:val="center"/>
               <w:rPr>
-                <w:rFonts w:ascii="Arial" w:hAnsi="Arial" w:cs="Arial"/>
-                <w:b/>
-                <w:sz w:val="17"/>
-                <w:szCs w:val="17"/>
-              </w:rPr>
-            </w:pPr>
-            <w:r>
-              <w:rPr>
-                <w:rFonts w:cs="Arial" w:ascii="Arial" w:hAnsi="Arial"/>
-                <w:b/>
-                <w:sz w:val="17"/>
-                <w:szCs w:val="17"/>
+                <w:rFonts w:ascii="Arial" w:hAnsi="Arial"/>
+                <w:sz w:val="20"/>
+                <w:szCs w:val="20"/>
+              </w:rPr>
+            </w:pPr>
+            <w:r>
+              <w:rPr>
+                <w:rFonts w:cs="Arial" w:ascii="Arial" w:hAnsi="Arial"/>
+                <w:b/>
+                <w:sz w:val="20"/>
+                <w:szCs w:val="20"/>
               </w:rPr>
               <w:t>COUNTRY</w:t>
             </w:r>
@@ -782,8 +763,8 @@
                 <w:rFonts w:cs="Arial" w:ascii="Arial" w:hAnsi="Arial"/>
                 <w:b/>
                 <w:spacing w:val="1"/>
-                <w:sz w:val="17"/>
-                <w:szCs w:val="17"/>
+                <w:sz w:val="20"/>
+                <w:szCs w:val="20"/>
               </w:rPr>
               <w:t xml:space="preserve"> </w:t>
             </w:r>
@@ -791,8 +772,8 @@
               <w:rPr>
                 <w:rFonts w:cs="Arial" w:ascii="Arial" w:hAnsi="Arial"/>
                 <w:b/>
-                <w:sz w:val="17"/>
-                <w:szCs w:val="17"/>
+                <w:sz w:val="20"/>
+                <w:szCs w:val="20"/>
               </w:rPr>
               <w:t>OF</w:t>
             </w:r>
@@ -801,8 +782,8 @@
                 <w:rFonts w:cs="Arial" w:ascii="Arial" w:hAnsi="Arial"/>
                 <w:b/>
                 <w:spacing w:val="1"/>
-                <w:sz w:val="17"/>
-                <w:szCs w:val="17"/>
+                <w:sz w:val="20"/>
+                <w:szCs w:val="20"/>
               </w:rPr>
               <w:t xml:space="preserve"> </w:t>
             </w:r>
@@ -810,8 +791,8 @@
               <w:rPr>
                 <w:rFonts w:cs="Arial" w:ascii="Arial" w:hAnsi="Arial"/>
                 <w:b/>
-                <w:sz w:val="17"/>
-                <w:szCs w:val="17"/>
+                <w:sz w:val="20"/>
+                <w:szCs w:val="20"/>
               </w:rPr>
               <w:t>ORIGIN</w:t>
             </w:r>
@@ -822,16 +803,16 @@
               <w:spacing w:lineRule="exact" w:line="232" w:before="19" w:after="0"/>
               <w:jc w:val="center"/>
               <w:rPr>
-                <w:rFonts w:ascii="Arial" w:hAnsi="Arial" w:cs="Arial"/>
-                <w:sz w:val="17"/>
-                <w:szCs w:val="17"/>
-              </w:rPr>
-            </w:pPr>
-            <w:r>
-              <w:rPr>
-                <w:rFonts w:cs="Arial" w:ascii="Arial" w:hAnsi="Arial"/>
-                <w:sz w:val="17"/>
-                <w:szCs w:val="17"/>
+                <w:rFonts w:ascii="Arial" w:hAnsi="Arial"/>
+                <w:sz w:val="20"/>
+                <w:szCs w:val="20"/>
+              </w:rPr>
+            </w:pPr>
+            <w:r>
+              <w:rPr>
+                <w:rFonts w:cs="Arial" w:ascii="Arial" w:hAnsi="Arial"/>
+                <w:sz w:val="20"/>
+                <w:szCs w:val="20"/>
               </w:rPr>
               <w:t>{{ country_of_origin }}</w:t>
             </w:r>
@@ -855,18 +836,17 @@
               <w:ind w:right="16"/>
               <w:jc w:val="center"/>
               <w:rPr>
-                <w:rFonts w:ascii="Arial" w:hAnsi="Arial" w:cs="Arial"/>
-                <w:b/>
-                <w:sz w:val="17"/>
-                <w:szCs w:val="17"/>
-              </w:rPr>
-            </w:pPr>
-            <w:r>
-              <w:rPr>
-                <w:rFonts w:cs="Arial" w:ascii="Arial" w:hAnsi="Arial"/>
-                <w:b/>
-                <w:sz w:val="17"/>
-                <w:szCs w:val="17"/>
+                <w:rFonts w:ascii="Arial" w:hAnsi="Arial"/>
+                <w:sz w:val="20"/>
+                <w:szCs w:val="20"/>
+              </w:rPr>
+            </w:pPr>
+            <w:r>
+              <w:rPr>
+                <w:rFonts w:cs="Arial" w:ascii="Arial" w:hAnsi="Arial"/>
+                <w:b/>
+                <w:sz w:val="20"/>
+                <w:szCs w:val="20"/>
               </w:rPr>
               <w:t xml:space="preserve">COUNTRY OF FINAL </w:t>
             </w:r>
@@ -875,8 +855,8 @@
                 <w:rFonts w:cs="Arial" w:ascii="Arial" w:hAnsi="Arial"/>
                 <w:b/>
                 <w:spacing w:val="-59"/>
-                <w:sz w:val="17"/>
-                <w:szCs w:val="17"/>
+                <w:sz w:val="20"/>
+                <w:szCs w:val="20"/>
               </w:rPr>
               <w:t xml:space="preserve"> </w:t>
             </w:r>
@@ -884,8 +864,8 @@
               <w:rPr>
                 <w:rFonts w:cs="Arial" w:ascii="Arial" w:hAnsi="Arial"/>
                 <w:b/>
-                <w:sz w:val="17"/>
-                <w:szCs w:val="17"/>
+                <w:sz w:val="20"/>
+                <w:szCs w:val="20"/>
               </w:rPr>
               <w:t>DESTINATION</w:t>
             </w:r>
@@ -897,16 +877,16 @@
               <w:ind w:left="265" w:right="180"/>
               <w:jc w:val="center"/>
               <w:rPr>
-                <w:rFonts w:ascii="Arial" w:hAnsi="Arial" w:cs="Arial"/>
-                <w:sz w:val="17"/>
-                <w:szCs w:val="17"/>
-              </w:rPr>
-            </w:pPr>
-            <w:r>
-              <w:rPr>
-                <w:rFonts w:cs="Arial" w:ascii="Arial" w:hAnsi="Arial"/>
-                <w:sz w:val="17"/>
-                <w:szCs w:val="17"/>
+                <w:rFonts w:ascii="Arial" w:hAnsi="Arial"/>
+                <w:sz w:val="20"/>
+                <w:szCs w:val="20"/>
+              </w:rPr>
+            </w:pPr>
+            <w:r>
+              <w:rPr>
+                <w:rFonts w:cs="Arial" w:ascii="Arial" w:hAnsi="Arial"/>
+                <w:sz w:val="20"/>
+                <w:szCs w:val="20"/>
               </w:rPr>
               <w:t>{{ country_of_destination }}</w:t>
             </w:r>
@@ -919,7 +899,7 @@
         </w:trPr>
         <w:tc>
           <w:tcPr>
-            <w:tcW w:w="2515" w:type="dxa"/>
+            <w:tcW w:w="2514" w:type="dxa"/>
             <w:gridSpan w:val="3"/>
             <w:tcBorders>
               <w:top w:val="single" w:sz="4" w:space="0" w:color="000000"/>
@@ -933,18 +913,17 @@
               <w:spacing w:lineRule="exact" w:line="243" w:before="21" w:after="0"/>
               <w:ind w:left="367"/>
               <w:rPr>
-                <w:rFonts w:ascii="Arial" w:hAnsi="Arial" w:cs="Arial"/>
-                <w:b/>
-                <w:sz w:val="17"/>
-                <w:szCs w:val="17"/>
-              </w:rPr>
-            </w:pPr>
-            <w:r>
-              <w:rPr>
-                <w:rFonts w:cs="Arial" w:ascii="Arial" w:hAnsi="Arial"/>
-                <w:b/>
-                <w:sz w:val="17"/>
-                <w:szCs w:val="17"/>
+                <w:rFonts w:ascii="Arial" w:hAnsi="Arial"/>
+                <w:sz w:val="20"/>
+                <w:szCs w:val="20"/>
+              </w:rPr>
+            </w:pPr>
+            <w:r>
+              <w:rPr>
+                <w:rFonts w:cs="Arial" w:ascii="Arial" w:hAnsi="Arial"/>
+                <w:b/>
+                <w:sz w:val="20"/>
+                <w:szCs w:val="20"/>
               </w:rPr>
               <w:t>CARTING</w:t>
             </w:r>
@@ -953,8 +932,8 @@
                 <w:rFonts w:cs="Arial" w:ascii="Arial" w:hAnsi="Arial"/>
                 <w:b/>
                 <w:spacing w:val="-2"/>
-                <w:sz w:val="17"/>
-                <w:szCs w:val="17"/>
+                <w:sz w:val="20"/>
+                <w:szCs w:val="20"/>
               </w:rPr>
               <w:t xml:space="preserve"> </w:t>
             </w:r>
@@ -962,8 +941,8 @@
               <w:rPr>
                 <w:rFonts w:cs="Arial" w:ascii="Arial" w:hAnsi="Arial"/>
                 <w:b/>
-                <w:sz w:val="17"/>
-                <w:szCs w:val="17"/>
+                <w:sz w:val="20"/>
+                <w:szCs w:val="20"/>
               </w:rPr>
               <w:t>POINT</w:t>
             </w:r>
@@ -971,7 +950,7 @@
         </w:tc>
         <w:tc>
           <w:tcPr>
-            <w:tcW w:w="2617" w:type="dxa"/>
+            <w:tcW w:w="2618" w:type="dxa"/>
             <w:gridSpan w:val="2"/>
             <w:tcBorders>
               <w:top w:val="single" w:sz="4" w:space="0" w:color="000000"/>
@@ -986,18 +965,17 @@
               <w:ind w:firstLine="15" w:left="-15"/>
               <w:jc w:val="center"/>
               <w:rPr>
-                <w:rFonts w:ascii="Arial" w:hAnsi="Arial" w:cs="Arial"/>
-                <w:b/>
-                <w:sz w:val="17"/>
-                <w:szCs w:val="17"/>
-              </w:rPr>
-            </w:pPr>
-            <w:r>
-              <w:rPr>
-                <w:rFonts w:cs="Arial" w:ascii="Arial" w:hAnsi="Arial"/>
-                <w:b/>
-                <w:sz w:val="17"/>
-                <w:szCs w:val="17"/>
+                <w:rFonts w:ascii="Arial" w:hAnsi="Arial"/>
+                <w:sz w:val="20"/>
+                <w:szCs w:val="20"/>
+              </w:rPr>
+            </w:pPr>
+            <w:r>
+              <w:rPr>
+                <w:rFonts w:cs="Arial" w:ascii="Arial" w:hAnsi="Arial"/>
+                <w:b/>
+                <w:sz w:val="20"/>
+                <w:szCs w:val="20"/>
               </w:rPr>
               <w:t>PORT</w:t>
             </w:r>
@@ -1006,8 +984,8 @@
                 <w:rFonts w:cs="Arial" w:ascii="Arial" w:hAnsi="Arial"/>
                 <w:b/>
                 <w:spacing w:val="-3"/>
-                <w:sz w:val="17"/>
-                <w:szCs w:val="17"/>
+                <w:sz w:val="20"/>
+                <w:szCs w:val="20"/>
               </w:rPr>
               <w:t xml:space="preserve"> </w:t>
             </w:r>
@@ -1015,8 +993,8 @@
               <w:rPr>
                 <w:rFonts w:cs="Arial" w:ascii="Arial" w:hAnsi="Arial"/>
                 <w:b/>
-                <w:sz w:val="17"/>
-                <w:szCs w:val="17"/>
+                <w:sz w:val="20"/>
+                <w:szCs w:val="20"/>
               </w:rPr>
               <w:t>OF</w:t>
             </w:r>
@@ -1025,8 +1003,8 @@
                 <w:rFonts w:cs="Arial" w:ascii="Arial" w:hAnsi="Arial"/>
                 <w:b/>
                 <w:spacing w:val="-1"/>
-                <w:sz w:val="17"/>
-                <w:szCs w:val="17"/>
+                <w:sz w:val="20"/>
+                <w:szCs w:val="20"/>
               </w:rPr>
               <w:t xml:space="preserve"> </w:t>
             </w:r>
@@ -1034,8 +1012,8 @@
               <w:rPr>
                 <w:rFonts w:cs="Arial" w:ascii="Arial" w:hAnsi="Arial"/>
                 <w:b/>
-                <w:sz w:val="17"/>
-                <w:szCs w:val="17"/>
+                <w:sz w:val="20"/>
+                <w:szCs w:val="20"/>
               </w:rPr>
               <w:t>LOADING</w:t>
             </w:r>
@@ -1058,18 +1036,17 @@
               <w:pStyle w:val="TableParagraph"/>
               <w:jc w:val="center"/>
               <w:rPr>
-                <w:rFonts w:ascii="Arial" w:hAnsi="Arial" w:cs="Arial"/>
-                <w:b/>
-                <w:sz w:val="17"/>
-                <w:szCs w:val="17"/>
-              </w:rPr>
-            </w:pPr>
-            <w:r>
-              <w:rPr>
-                <w:rFonts w:cs="Arial" w:ascii="Arial" w:hAnsi="Arial"/>
-                <w:b/>
-                <w:sz w:val="17"/>
-                <w:szCs w:val="17"/>
+                <w:rFonts w:ascii="Arial" w:hAnsi="Arial"/>
+                <w:sz w:val="20"/>
+                <w:szCs w:val="20"/>
+              </w:rPr>
+            </w:pPr>
+            <w:r>
+              <w:rPr>
+                <w:rFonts w:cs="Arial" w:ascii="Arial" w:hAnsi="Arial"/>
+                <w:b/>
+                <w:sz w:val="20"/>
+                <w:szCs w:val="20"/>
               </w:rPr>
               <w:t>TERMS OF PAYMENT &amp; DELIVERY</w:t>
             </w:r>
@@ -1079,16 +1056,16 @@
               <w:pStyle w:val="TableParagraph"/>
               <w:jc w:val="center"/>
               <w:rPr>
-                <w:rFonts w:ascii="Arial" w:hAnsi="Arial" w:cs="Arial"/>
-                <w:sz w:val="17"/>
-                <w:szCs w:val="17"/>
-              </w:rPr>
-            </w:pPr>
-            <w:r>
-              <w:rPr>
-                <w:rFonts w:cs="Arial" w:ascii="Arial" w:hAnsi="Arial"/>
-                <w:sz w:val="17"/>
-                <w:szCs w:val="17"/>
+                <w:rFonts w:ascii="Arial" w:hAnsi="Arial"/>
+                <w:sz w:val="20"/>
+                <w:szCs w:val="20"/>
+              </w:rPr>
+            </w:pPr>
+            <w:r>
+              <w:rPr>
+                <w:rFonts w:cs="Arial" w:ascii="Arial" w:hAnsi="Arial"/>
+                <w:sz w:val="20"/>
+                <w:szCs w:val="20"/>
               </w:rPr>
               <w:t>{{ terms_of_payment }}</w:t>
             </w:r>
@@ -1101,7 +1078,7 @@
         </w:trPr>
         <w:tc>
           <w:tcPr>
-            <w:tcW w:w="2515" w:type="dxa"/>
+            <w:tcW w:w="2514" w:type="dxa"/>
             <w:gridSpan w:val="3"/>
             <w:tcBorders>
               <w:left w:val="single" w:sz="4" w:space="0" w:color="000000"/>
@@ -1114,22 +1091,22 @@
               <w:pStyle w:val="TableParagraph"/>
               <w:rPr>
                 <w:rFonts w:ascii="Arial" w:hAnsi="Arial" w:cs="Arial"/>
-                <w:sz w:val="17"/>
-                <w:szCs w:val="17"/>
-              </w:rPr>
-            </w:pPr>
-            <w:r>
-              <w:rPr>
-                <w:rFonts w:cs="Arial" w:ascii="Arial" w:hAnsi="Arial"/>
-                <w:sz w:val="17"/>
-                <w:szCs w:val="17"/>
-              </w:rPr>
-            </w:r>
-          </w:p>
-        </w:tc>
-        <w:tc>
-          <w:tcPr>
-            <w:tcW w:w="2617" w:type="dxa"/>
+                <w:sz w:val="20"/>
+                <w:szCs w:val="20"/>
+              </w:rPr>
+            </w:pPr>
+            <w:r>
+              <w:rPr>
+                <w:rFonts w:cs="Arial" w:ascii="Arial" w:hAnsi="Arial"/>
+                <w:sz w:val="20"/>
+                <w:szCs w:val="20"/>
+              </w:rPr>
+            </w:r>
+          </w:p>
+        </w:tc>
+        <w:tc>
+          <w:tcPr>
+            <w:tcW w:w="2618" w:type="dxa"/>
             <w:gridSpan w:val="2"/>
             <w:tcBorders>
               <w:left w:val="single" w:sz="4" w:space="0" w:color="000000"/>
@@ -1144,16 +1121,16 @@
               <w:ind w:left="-15"/>
               <w:jc w:val="center"/>
               <w:rPr>
-                <w:rFonts w:ascii="Arial" w:hAnsi="Arial" w:cs="Arial"/>
-                <w:sz w:val="17"/>
-                <w:szCs w:val="17"/>
-              </w:rPr>
-            </w:pPr>
-            <w:r>
-              <w:rPr>
-                <w:rFonts w:cs="Arial" w:ascii="Arial" w:hAnsi="Arial"/>
-                <w:sz w:val="17"/>
-                <w:szCs w:val="17"/>
+                <w:rFonts w:ascii="Arial" w:hAnsi="Arial"/>
+                <w:sz w:val="20"/>
+                <w:szCs w:val="20"/>
+              </w:rPr>
+            </w:pPr>
+            <w:r>
+              <w:rPr>
+                <w:rFonts w:cs="Arial" w:ascii="Arial" w:hAnsi="Arial"/>
+                <w:sz w:val="20"/>
+                <w:szCs w:val="20"/>
               </w:rPr>
               <w:t>{{ port_of_loading }}</w:t>
             </w:r>
@@ -1175,15 +1152,15 @@
               <w:pStyle w:val="Normal"/>
               <w:rPr>
                 <w:rFonts w:ascii="Arial" w:hAnsi="Arial" w:cs="Arial"/>
-                <w:sz w:val="17"/>
-                <w:szCs w:val="17"/>
-              </w:rPr>
-            </w:pPr>
-            <w:r>
-              <w:rPr>
-                <w:rFonts w:cs="Arial" w:ascii="Arial" w:hAnsi="Arial"/>
-                <w:sz w:val="17"/>
-                <w:szCs w:val="17"/>
+                <w:sz w:val="20"/>
+                <w:szCs w:val="20"/>
+              </w:rPr>
+            </w:pPr>
+            <w:r>
+              <w:rPr>
+                <w:rFonts w:cs="Arial" w:ascii="Arial" w:hAnsi="Arial"/>
+                <w:sz w:val="20"/>
+                <w:szCs w:val="20"/>
               </w:rPr>
             </w:r>
           </w:p>
@@ -1195,7 +1172,7 @@
         </w:trPr>
         <w:tc>
           <w:tcPr>
-            <w:tcW w:w="2515" w:type="dxa"/>
+            <w:tcW w:w="2514" w:type="dxa"/>
             <w:gridSpan w:val="3"/>
             <w:tcBorders>
               <w:top w:val="single" w:sz="4" w:space="0" w:color="000000"/>
@@ -1211,9 +1188,9 @@
               <w:ind w:left="88"/>
               <w:jc w:val="center"/>
               <w:rPr>
-                <w:rFonts w:ascii="Arial" w:hAnsi="Arial" w:cs="Arial"/>
-                <w:sz w:val="17"/>
-                <w:szCs w:val="17"/>
+                <w:rFonts w:ascii="Arial" w:hAnsi="Arial"/>
+                <w:sz w:val="20"/>
+                <w:szCs w:val="20"/>
               </w:rPr>
             </w:pPr>
             <w:r>
@@ -1221,8 +1198,8 @@
                 <w:rFonts w:cs="Arial" w:ascii="Arial" w:hAnsi="Arial"/>
                 <w:b/>
                 <w:bCs/>
-                <w:sz w:val="17"/>
-                <w:szCs w:val="17"/>
+                <w:sz w:val="20"/>
+                <w:szCs w:val="20"/>
               </w:rPr>
               <w:t>PORT OF DISCHARGE</w:t>
             </w:r>
@@ -1234,17 +1211,16 @@
               <w:ind w:firstLine="15" w:left="-15"/>
               <w:jc w:val="center"/>
               <w:rPr>
-                <w:rFonts w:ascii="Arial" w:hAnsi="Arial" w:cs="Arial"/>
-                <w:b/>
-                <w:sz w:val="17"/>
-                <w:szCs w:val="17"/>
-              </w:rPr>
-            </w:pPr>
-            <w:r>
-              <w:rPr>
-                <w:rFonts w:cs="Arial" w:ascii="Arial" w:hAnsi="Arial"/>
-                <w:sz w:val="17"/>
-                <w:szCs w:val="17"/>
+                <w:rFonts w:ascii="Arial" w:hAnsi="Arial"/>
+                <w:sz w:val="20"/>
+                <w:szCs w:val="20"/>
+              </w:rPr>
+            </w:pPr>
+            <w:r>
+              <w:rPr>
+                <w:rFonts w:cs="Arial" w:ascii="Arial" w:hAnsi="Arial"/>
+                <w:sz w:val="20"/>
+                <w:szCs w:val="20"/>
               </w:rPr>
               <w:t>{{ port_of_discharge }}</w:t>
             </w:r>
@@ -1252,7 +1228,7 @@
         </w:tc>
         <w:tc>
           <w:tcPr>
-            <w:tcW w:w="2617" w:type="dxa"/>
+            <w:tcW w:w="2618" w:type="dxa"/>
             <w:gridSpan w:val="2"/>
             <w:tcBorders>
               <w:top w:val="single" w:sz="4" w:space="0" w:color="000000"/>
@@ -1267,9 +1243,9 @@
               <w:ind w:left="103"/>
               <w:jc w:val="center"/>
               <w:rPr>
-                <w:rFonts w:ascii="Arial" w:hAnsi="Arial" w:cs="Arial"/>
-                <w:sz w:val="17"/>
-                <w:szCs w:val="17"/>
+                <w:rFonts w:ascii="Arial" w:hAnsi="Arial"/>
+                <w:sz w:val="20"/>
+                <w:szCs w:val="20"/>
               </w:rPr>
             </w:pPr>
             <w:r>
@@ -1277,8 +1253,8 @@
                 <w:rFonts w:cs="Arial" w:ascii="Arial" w:hAnsi="Arial"/>
                 <w:b/>
                 <w:bCs/>
-                <w:sz w:val="17"/>
-                <w:szCs w:val="17"/>
+                <w:sz w:val="20"/>
+                <w:szCs w:val="20"/>
               </w:rPr>
               <w:t>FINAL DESTINATION</w:t>
             </w:r>
@@ -1290,17 +1266,16 @@
               <w:ind w:firstLine="15" w:left="-15"/>
               <w:jc w:val="center"/>
               <w:rPr>
-                <w:rFonts w:ascii="Arial" w:hAnsi="Arial" w:cs="Arial"/>
-                <w:b/>
-                <w:sz w:val="17"/>
-                <w:szCs w:val="17"/>
-              </w:rPr>
-            </w:pPr>
-            <w:r>
-              <w:rPr>
-                <w:rFonts w:cs="Arial" w:ascii="Arial" w:hAnsi="Arial"/>
-                <w:sz w:val="17"/>
-                <w:szCs w:val="17"/>
+                <w:rFonts w:ascii="Arial" w:hAnsi="Arial"/>
+                <w:sz w:val="20"/>
+                <w:szCs w:val="20"/>
+              </w:rPr>
+            </w:pPr>
+            <w:r>
+              <w:rPr>
+                <w:rFonts w:cs="Arial" w:ascii="Arial" w:hAnsi="Arial"/>
+                <w:sz w:val="20"/>
+                <w:szCs w:val="20"/>
               </w:rPr>
               <w:t>{{ final_destination }}</w:t>
             </w:r>
@@ -1322,15 +1297,15 @@
               <w:pStyle w:val="Normal"/>
               <w:rPr>
                 <w:rFonts w:ascii="Arial" w:hAnsi="Arial" w:cs="Arial"/>
-                <w:sz w:val="17"/>
-                <w:szCs w:val="17"/>
-              </w:rPr>
-            </w:pPr>
-            <w:r>
-              <w:rPr>
-                <w:rFonts w:cs="Arial" w:ascii="Arial" w:hAnsi="Arial"/>
-                <w:sz w:val="17"/>
-                <w:szCs w:val="17"/>
+                <w:sz w:val="20"/>
+                <w:szCs w:val="20"/>
+              </w:rPr>
+            </w:pPr>
+            <w:r>
+              <w:rPr>
+                <w:rFonts w:cs="Arial" w:ascii="Arial" w:hAnsi="Arial"/>
+                <w:sz w:val="20"/>
+                <w:szCs w:val="20"/>
               </w:rPr>
             </w:r>
           </w:p>
@@ -1358,19 +1333,17 @@
               <w:ind w:hanging="25" w:right="-90"/>
               <w:jc w:val="center"/>
               <w:rPr>
-                <w:rFonts w:ascii="Arial" w:hAnsi="Arial" w:cs="Arial"/>
-                <w:b/>
-                <w:spacing w:val="-59"/>
-                <w:sz w:val="17"/>
-                <w:szCs w:val="17"/>
-              </w:rPr>
-            </w:pPr>
-            <w:r>
-              <w:rPr>
-                <w:rFonts w:cs="Arial" w:ascii="Arial" w:hAnsi="Arial"/>
-                <w:b/>
-                <w:sz w:val="17"/>
-                <w:szCs w:val="17"/>
+                <w:rFonts w:ascii="Arial" w:hAnsi="Arial"/>
+                <w:sz w:val="20"/>
+                <w:szCs w:val="20"/>
+              </w:rPr>
+            </w:pPr>
+            <w:r>
+              <w:rPr>
+                <w:rFonts w:cs="Arial" w:ascii="Arial" w:hAnsi="Arial"/>
+                <w:b/>
+                <w:sz w:val="20"/>
+                <w:szCs w:val="20"/>
               </w:rPr>
               <w:t>MARKS</w:t>
             </w:r>
@@ -1382,18 +1355,17 @@
               <w:ind w:hanging="25" w:right="-90"/>
               <w:jc w:val="center"/>
               <w:rPr>
-                <w:rFonts w:ascii="Arial" w:hAnsi="Arial" w:cs="Arial"/>
-                <w:b/>
-                <w:sz w:val="17"/>
-                <w:szCs w:val="17"/>
-              </w:rPr>
-            </w:pPr>
-            <w:r>
-              <w:rPr>
-                <w:rFonts w:cs="Arial" w:ascii="Arial" w:hAnsi="Arial"/>
-                <w:b/>
-                <w:sz w:val="17"/>
-                <w:szCs w:val="17"/>
+                <w:rFonts w:ascii="Arial" w:hAnsi="Arial"/>
+                <w:sz w:val="20"/>
+                <w:szCs w:val="20"/>
+              </w:rPr>
+            </w:pPr>
+            <w:r>
+              <w:rPr>
+                <w:rFonts w:cs="Arial" w:ascii="Arial" w:hAnsi="Arial"/>
+                <w:b/>
+                <w:sz w:val="20"/>
+                <w:szCs w:val="20"/>
               </w:rPr>
               <w:t>&amp; NOS.</w:t>
             </w:r>
@@ -1417,18 +1389,17 @@
               <w:ind w:right="32"/>
               <w:jc w:val="center"/>
               <w:rPr>
-                <w:rFonts w:ascii="Arial" w:hAnsi="Arial" w:cs="Arial"/>
-                <w:b/>
-                <w:sz w:val="17"/>
-                <w:szCs w:val="17"/>
-              </w:rPr>
-            </w:pPr>
-            <w:r>
-              <w:rPr>
-                <w:rFonts w:cs="Arial" w:ascii="Arial" w:hAnsi="Arial"/>
-                <w:b/>
-                <w:sz w:val="17"/>
-                <w:szCs w:val="17"/>
+                <w:rFonts w:ascii="Arial" w:hAnsi="Arial"/>
+                <w:sz w:val="20"/>
+                <w:szCs w:val="20"/>
+              </w:rPr>
+            </w:pPr>
+            <w:r>
+              <w:rPr>
+                <w:rFonts w:cs="Arial" w:ascii="Arial" w:hAnsi="Arial"/>
+                <w:b/>
+                <w:sz w:val="20"/>
+                <w:szCs w:val="20"/>
               </w:rPr>
               <w:t>HSN</w:t>
             </w:r>
@@ -1437,8 +1408,8 @@
                 <w:rFonts w:cs="Arial" w:ascii="Arial" w:hAnsi="Arial"/>
                 <w:b/>
                 <w:spacing w:val="1"/>
-                <w:sz w:val="17"/>
-                <w:szCs w:val="17"/>
+                <w:sz w:val="20"/>
+                <w:szCs w:val="20"/>
               </w:rPr>
               <w:t xml:space="preserve"> </w:t>
             </w:r>
@@ -1446,8 +1417,8 @@
               <w:rPr>
                 <w:rFonts w:cs="Arial" w:ascii="Arial" w:hAnsi="Arial"/>
                 <w:b/>
-                <w:sz w:val="17"/>
-                <w:szCs w:val="17"/>
+                <w:sz w:val="20"/>
+                <w:szCs w:val="20"/>
               </w:rPr>
               <w:t>CODE</w:t>
             </w:r>
@@ -1472,18 +1443,17 @@
               <w:ind w:left="-30"/>
               <w:jc w:val="center"/>
               <w:rPr>
-                <w:rFonts w:ascii="Arial" w:hAnsi="Arial" w:cs="Arial"/>
-                <w:b/>
-                <w:sz w:val="17"/>
-                <w:szCs w:val="17"/>
-              </w:rPr>
-            </w:pPr>
-            <w:r>
-              <w:rPr>
-                <w:rFonts w:cs="Arial" w:ascii="Arial" w:hAnsi="Arial"/>
-                <w:b/>
-                <w:sz w:val="17"/>
-                <w:szCs w:val="17"/>
+                <w:rFonts w:ascii="Arial" w:hAnsi="Arial"/>
+                <w:sz w:val="20"/>
+                <w:szCs w:val="20"/>
+              </w:rPr>
+            </w:pPr>
+            <w:r>
+              <w:rPr>
+                <w:rFonts w:cs="Arial" w:ascii="Arial" w:hAnsi="Arial"/>
+                <w:b/>
+                <w:sz w:val="20"/>
+                <w:szCs w:val="20"/>
               </w:rPr>
               <w:t>DESCRIPTION</w:t>
             </w:r>
@@ -1492,8 +1462,8 @@
                 <w:rFonts w:cs="Arial" w:ascii="Arial" w:hAnsi="Arial"/>
                 <w:b/>
                 <w:spacing w:val="-2"/>
-                <w:sz w:val="17"/>
-                <w:szCs w:val="17"/>
+                <w:sz w:val="20"/>
+                <w:szCs w:val="20"/>
               </w:rPr>
               <w:t xml:space="preserve"> </w:t>
             </w:r>
@@ -1501,8 +1471,8 @@
               <w:rPr>
                 <w:rFonts w:cs="Arial" w:ascii="Arial" w:hAnsi="Arial"/>
                 <w:b/>
-                <w:sz w:val="17"/>
-                <w:szCs w:val="17"/>
+                <w:sz w:val="20"/>
+                <w:szCs w:val="20"/>
               </w:rPr>
               <w:t>OF</w:t>
             </w:r>
@@ -1511,8 +1481,8 @@
                 <w:rFonts w:cs="Arial" w:ascii="Arial" w:hAnsi="Arial"/>
                 <w:b/>
                 <w:spacing w:val="-2"/>
-                <w:sz w:val="17"/>
-                <w:szCs w:val="17"/>
+                <w:sz w:val="20"/>
+                <w:szCs w:val="20"/>
               </w:rPr>
               <w:t xml:space="preserve"> </w:t>
             </w:r>
@@ -1520,8 +1490,8 @@
               <w:rPr>
                 <w:rFonts w:cs="Arial" w:ascii="Arial" w:hAnsi="Arial"/>
                 <w:b/>
-                <w:sz w:val="17"/>
-                <w:szCs w:val="17"/>
+                <w:sz w:val="20"/>
+                <w:szCs w:val="20"/>
               </w:rPr>
               <w:t>GOODS</w:t>
             </w:r>
@@ -1529,7 +1499,7 @@
         </w:tc>
         <w:tc>
           <w:tcPr>
-            <w:tcW w:w="817" w:type="dxa"/>
+            <w:tcW w:w="818" w:type="dxa"/>
             <w:gridSpan w:val="2"/>
             <w:tcBorders>
               <w:top w:val="single" w:sz="4" w:space="0" w:color="000000"/>
@@ -1546,19 +1516,17 @@
               <w:ind w:firstLine="6" w:left="-6" w:right="63"/>
               <w:jc w:val="center"/>
               <w:rPr>
-                <w:rFonts w:ascii="Arial" w:hAnsi="Arial" w:cs="Arial"/>
-                <w:b/>
-                <w:spacing w:val="-59"/>
-                <w:sz w:val="17"/>
-                <w:szCs w:val="17"/>
-              </w:rPr>
-            </w:pPr>
-            <w:r>
-              <w:rPr>
-                <w:rFonts w:cs="Arial" w:ascii="Arial" w:hAnsi="Arial"/>
-                <w:b/>
-                <w:sz w:val="17"/>
-                <w:szCs w:val="17"/>
+                <w:rFonts w:ascii="Arial" w:hAnsi="Arial"/>
+                <w:sz w:val="20"/>
+                <w:szCs w:val="20"/>
+              </w:rPr>
+            </w:pPr>
+            <w:r>
+              <w:rPr>
+                <w:rFonts w:cs="Arial" w:ascii="Arial" w:hAnsi="Arial"/>
+                <w:b/>
+                <w:sz w:val="20"/>
+                <w:szCs w:val="20"/>
               </w:rPr>
               <w:t>QTY</w:t>
             </w:r>
@@ -1570,18 +1538,17 @@
               <w:ind w:firstLine="6" w:left="-6" w:right="63"/>
               <w:jc w:val="center"/>
               <w:rPr>
-                <w:rFonts w:ascii="Arial" w:hAnsi="Arial" w:cs="Arial"/>
-                <w:b/>
-                <w:sz w:val="17"/>
-                <w:szCs w:val="17"/>
-              </w:rPr>
-            </w:pPr>
-            <w:r>
-              <w:rPr>
-                <w:rFonts w:cs="Arial" w:ascii="Arial" w:hAnsi="Arial"/>
-                <w:b/>
-                <w:sz w:val="17"/>
-                <w:szCs w:val="17"/>
+                <w:rFonts w:ascii="Arial" w:hAnsi="Arial"/>
+                <w:sz w:val="20"/>
+                <w:szCs w:val="20"/>
+              </w:rPr>
+            </w:pPr>
+            <w:r>
+              <w:rPr>
+                <w:rFonts w:cs="Arial" w:ascii="Arial" w:hAnsi="Arial"/>
+                <w:b/>
+                <w:sz w:val="20"/>
+                <w:szCs w:val="20"/>
               </w:rPr>
               <w:t>(IN NO)</w:t>
             </w:r>
@@ -1589,7 +1556,7 @@
         </w:tc>
         <w:tc>
           <w:tcPr>
-            <w:tcW w:w="1168" w:type="dxa"/>
+            <w:tcW w:w="1167" w:type="dxa"/>
             <w:gridSpan w:val="2"/>
             <w:tcBorders>
               <w:top w:val="single" w:sz="4" w:space="0" w:color="000000"/>
@@ -1605,18 +1572,17 @@
               <w:spacing w:lineRule="atLeast" w:line="260" w:before="7" w:after="0"/>
               <w:jc w:val="center"/>
               <w:rPr>
-                <w:rFonts w:ascii="Arial" w:hAnsi="Arial" w:cs="Arial"/>
-                <w:b/>
-                <w:sz w:val="17"/>
-                <w:szCs w:val="17"/>
-              </w:rPr>
-            </w:pPr>
-            <w:r>
-              <w:rPr>
-                <w:rFonts w:cs="Arial" w:ascii="Arial" w:hAnsi="Arial"/>
-                <w:b/>
-                <w:sz w:val="17"/>
-                <w:szCs w:val="17"/>
+                <w:rFonts w:ascii="Arial" w:hAnsi="Arial"/>
+                <w:sz w:val="20"/>
+                <w:szCs w:val="20"/>
+              </w:rPr>
+            </w:pPr>
+            <w:r>
+              <w:rPr>
+                <w:rFonts w:cs="Arial" w:ascii="Arial" w:hAnsi="Arial"/>
+                <w:b/>
+                <w:sz w:val="20"/>
+                <w:szCs w:val="20"/>
               </w:rPr>
               <w:t>RATE</w:t>
             </w:r>
@@ -1625,8 +1591,8 @@
                 <w:rFonts w:cs="Arial" w:ascii="Arial" w:hAnsi="Arial"/>
                 <w:b/>
                 <w:spacing w:val="1"/>
-                <w:sz w:val="17"/>
-                <w:szCs w:val="17"/>
+                <w:sz w:val="20"/>
+                <w:szCs w:val="20"/>
               </w:rPr>
               <w:t xml:space="preserve">   </w:t>
             </w:r>
@@ -1634,8 +1600,8 @@
               <w:rPr>
                 <w:rFonts w:cs="Arial" w:ascii="Arial" w:hAnsi="Arial"/>
                 <w:b/>
-                <w:sz w:val="17"/>
-                <w:szCs w:val="17"/>
+                <w:sz w:val="20"/>
+                <w:szCs w:val="20"/>
               </w:rPr>
               <w:t>PER</w:t>
             </w:r>
@@ -1644,8 +1610,8 @@
                 <w:rFonts w:cs="Arial" w:ascii="Arial" w:hAnsi="Arial"/>
                 <w:b/>
                 <w:spacing w:val="-13"/>
-                <w:sz w:val="17"/>
-                <w:szCs w:val="17"/>
+                <w:sz w:val="20"/>
+                <w:szCs w:val="20"/>
               </w:rPr>
               <w:t xml:space="preserve"> </w:t>
             </w:r>
@@ -1653,8 +1619,8 @@
               <w:rPr>
                 <w:rFonts w:cs="Arial" w:ascii="Arial" w:hAnsi="Arial"/>
                 <w:b/>
-                <w:sz w:val="17"/>
-                <w:szCs w:val="17"/>
+                <w:sz w:val="20"/>
+                <w:szCs w:val="20"/>
               </w:rPr>
               <w:t>UNIT</w:t>
             </w:r>
@@ -1678,18 +1644,17 @@
               <w:ind w:firstLine="3" w:left="90" w:right="166"/>
               <w:jc w:val="center"/>
               <w:rPr>
-                <w:rFonts w:ascii="Arial" w:hAnsi="Arial" w:cs="Arial"/>
-                <w:b/>
-                <w:sz w:val="17"/>
-                <w:szCs w:val="17"/>
-              </w:rPr>
-            </w:pPr>
-            <w:r>
-              <w:rPr>
-                <w:rFonts w:cs="Arial" w:ascii="Arial" w:hAnsi="Arial"/>
-                <w:b/>
-                <w:sz w:val="17"/>
-                <w:szCs w:val="17"/>
+                <w:rFonts w:ascii="Arial" w:hAnsi="Arial"/>
+                <w:sz w:val="20"/>
+                <w:szCs w:val="20"/>
+              </w:rPr>
+            </w:pPr>
+            <w:r>
+              <w:rPr>
+                <w:rFonts w:cs="Arial" w:ascii="Arial" w:hAnsi="Arial"/>
+                <w:b/>
+                <w:sz w:val="20"/>
+                <w:szCs w:val="20"/>
               </w:rPr>
               <w:t>AMT</w:t>
             </w:r>
@@ -1698,8 +1663,8 @@
                 <w:rFonts w:cs="Arial" w:ascii="Arial" w:hAnsi="Arial"/>
                 <w:b/>
                 <w:spacing w:val="-59"/>
-                <w:sz w:val="17"/>
-                <w:szCs w:val="17"/>
+                <w:sz w:val="20"/>
+                <w:szCs w:val="20"/>
               </w:rPr>
               <w:t xml:space="preserve"> </w:t>
             </w:r>
@@ -1707,8 +1672,8 @@
               <w:rPr>
                 <w:rFonts w:cs="Arial" w:ascii="Arial" w:hAnsi="Arial"/>
                 <w:b/>
-                <w:sz w:val="17"/>
-                <w:szCs w:val="17"/>
+                <w:sz w:val="20"/>
+                <w:szCs w:val="20"/>
               </w:rPr>
               <w:t>USD</w:t>
             </w:r>
@@ -1734,16 +1699,16 @@
               <w:pStyle w:val="TableParagraph"/>
               <w:jc w:val="center"/>
               <w:rPr>
-                <w:rFonts w:ascii="Arial" w:hAnsi="Arial" w:cs="Arial"/>
-                <w:sz w:val="17"/>
-                <w:szCs w:val="17"/>
-              </w:rPr>
-            </w:pPr>
-            <w:r>
-              <w:rPr>
-                <w:rFonts w:cs="Arial" w:ascii="Arial" w:hAnsi="Arial"/>
-                <w:sz w:val="17"/>
-                <w:szCs w:val="17"/>
+                <w:rFonts w:ascii="Arial" w:hAnsi="Arial"/>
+                <w:sz w:val="20"/>
+                <w:szCs w:val="20"/>
+              </w:rPr>
+            </w:pPr>
+            <w:r>
+              <w:rPr>
+                <w:rFonts w:cs="Arial" w:ascii="Arial" w:hAnsi="Arial"/>
+                <w:sz w:val="20"/>
+                <w:szCs w:val="20"/>
               </w:rPr>
               <w:t>{% for it in items %}{% if it.sr_start == it.sr_end %}{{ "%02d" % it.sr_start }}{% else %}{{ "%02d" % it.sr_start }} &amp; {{ "%02d" % it.sr_end }}{% endif %}</w:t>
               <w:br/>
@@ -1766,17 +1731,16 @@
               <w:pStyle w:val="Normal"/>
               <w:jc w:val="center"/>
               <w:rPr>
-                <w:rFonts w:ascii="Arial" w:hAnsi="Arial" w:cs="Arial"/>
-                <w:sz w:val="17"/>
-                <w:szCs w:val="17"/>
-                <w:lang w:eastAsia="en-GB"/>
-              </w:rPr>
-            </w:pPr>
-            <w:r>
-              <w:rPr>
-                <w:rFonts w:cs="Arial" w:ascii="Arial" w:hAnsi="Arial"/>
-                <w:sz w:val="17"/>
-                <w:szCs w:val="17"/>
+                <w:rFonts w:ascii="Arial" w:hAnsi="Arial"/>
+                <w:sz w:val="20"/>
+                <w:szCs w:val="20"/>
+              </w:rPr>
+            </w:pPr>
+            <w:r>
+              <w:rPr>
+                <w:rFonts w:cs="Arial" w:ascii="Arial" w:hAnsi="Arial"/>
+                <w:sz w:val="20"/>
+                <w:szCs w:val="20"/>
                 <w:lang w:eastAsia="en-GB"/>
               </w:rPr>
               <w:t>{% for it in items %}{{ it.hsn_code }}</w:t>
@@ -1801,17 +1765,16 @@
               <w:pStyle w:val="TableParagraph"/>
               <w:ind w:firstLine="1" w:left="91" w:right="90"/>
               <w:rPr>
-                <w:rFonts w:ascii="Arial" w:hAnsi="Arial" w:cs="Arial"/>
-                <w:bCs/>
-                <w:sz w:val="17"/>
-                <w:szCs w:val="17"/>
-              </w:rPr>
-            </w:pPr>
-            <w:r>
-              <w:rPr>
-                <w:rFonts w:cs="Arial" w:ascii="Arial" w:hAnsi="Arial"/>
-                <w:sz w:val="17"/>
-                <w:szCs w:val="17"/>
+                <w:rFonts w:ascii="Arial" w:hAnsi="Arial"/>
+                <w:sz w:val="20"/>
+                <w:szCs w:val="20"/>
+              </w:rPr>
+            </w:pPr>
+            <w:r>
+              <w:rPr>
+                <w:rFonts w:cs="Arial" w:ascii="Arial" w:hAnsi="Arial"/>
+                <w:sz w:val="20"/>
+                <w:szCs w:val="20"/>
               </w:rPr>
               <w:t>{% for it in items %}{{ it.description }}</w:t>
               <w:br/>
@@ -1821,7 +1784,7 @@
         </w:tc>
         <w:tc>
           <w:tcPr>
-            <w:tcW w:w="817" w:type="dxa"/>
+            <w:tcW w:w="818" w:type="dxa"/>
             <w:gridSpan w:val="2"/>
             <w:tcBorders>
               <w:top w:val="single" w:sz="4" w:space="0" w:color="000000"/>
@@ -1836,16 +1799,16 @@
               <w:ind w:right="15"/>
               <w:jc w:val="center"/>
               <w:rPr>
-                <w:rFonts w:ascii="Arial" w:hAnsi="Arial" w:cs="Arial"/>
-                <w:sz w:val="17"/>
-                <w:szCs w:val="17"/>
-              </w:rPr>
-            </w:pPr>
-            <w:r>
-              <w:rPr>
-                <w:rFonts w:cs="Arial" w:ascii="Arial" w:hAnsi="Arial"/>
-                <w:sz w:val="17"/>
-                <w:szCs w:val="17"/>
+                <w:rFonts w:ascii="Arial" w:hAnsi="Arial"/>
+                <w:sz w:val="20"/>
+                <w:szCs w:val="20"/>
+              </w:rPr>
+            </w:pPr>
+            <w:r>
+              <w:rPr>
+                <w:rFonts w:cs="Arial" w:ascii="Arial" w:hAnsi="Arial"/>
+                <w:sz w:val="20"/>
+                <w:szCs w:val="20"/>
               </w:rPr>
               <w:t>{% for it in items %}{{ it.quantity }}</w:t>
               <w:br/>
@@ -1855,7 +1818,7 @@
         </w:tc>
         <w:tc>
           <w:tcPr>
-            <w:tcW w:w="1168" w:type="dxa"/>
+            <w:tcW w:w="1167" w:type="dxa"/>
             <w:gridSpan w:val="2"/>
             <w:tcBorders>
               <w:top w:val="single" w:sz="4" w:space="0" w:color="000000"/>
@@ -1870,16 +1833,16 @@
               <w:ind w:right="15"/>
               <w:jc w:val="right"/>
               <w:rPr>
-                <w:rFonts w:ascii="Arial" w:hAnsi="Arial" w:cs="Arial"/>
-                <w:sz w:val="17"/>
-                <w:szCs w:val="17"/>
-              </w:rPr>
-            </w:pPr>
-            <w:r>
-              <w:rPr>
-                <w:rFonts w:cs="Arial" w:ascii="Arial" w:hAnsi="Arial"/>
-                <w:sz w:val="17"/>
-                <w:szCs w:val="17"/>
+                <w:rFonts w:ascii="Arial" w:hAnsi="Arial"/>
+                <w:sz w:val="20"/>
+                <w:szCs w:val="20"/>
+              </w:rPr>
+            </w:pPr>
+            <w:r>
+              <w:rPr>
+                <w:rFonts w:cs="Arial" w:ascii="Arial" w:hAnsi="Arial"/>
+                <w:sz w:val="20"/>
+                <w:szCs w:val="20"/>
               </w:rPr>
               <w:t>{% for it in items %}${{ it.rate_per_unit }}</w:t>
               <w:br/>
@@ -1903,16 +1866,16 @@
               <w:ind w:right="108"/>
               <w:jc w:val="right"/>
               <w:rPr>
-                <w:rFonts w:ascii="Arial" w:hAnsi="Arial" w:cs="Arial"/>
-                <w:sz w:val="17"/>
-                <w:szCs w:val="17"/>
-              </w:rPr>
-            </w:pPr>
-            <w:r>
-              <w:rPr>
-                <w:rFonts w:cs="Arial" w:ascii="Arial" w:hAnsi="Arial"/>
-                <w:sz w:val="17"/>
-                <w:szCs w:val="17"/>
+                <w:rFonts w:ascii="Arial" w:hAnsi="Arial"/>
+                <w:sz w:val="20"/>
+                <w:szCs w:val="20"/>
+              </w:rPr>
+            </w:pPr>
+            <w:r>
+              <w:rPr>
+                <w:rFonts w:cs="Arial" w:ascii="Arial" w:hAnsi="Arial"/>
+                <w:sz w:val="20"/>
+                <w:szCs w:val="20"/>
               </w:rPr>
               <w:t>{% for it in items %}${{ it.amount_usd }}</w:t>
               <w:br/>
@@ -1944,18 +1907,17 @@
               <w:ind w:left="31" w:right="105"/>
               <w:jc w:val="right"/>
               <w:rPr>
-                <w:rFonts w:ascii="Arial" w:hAnsi="Arial" w:cs="Arial"/>
-                <w:b/>
-                <w:sz w:val="17"/>
-                <w:szCs w:val="17"/>
-              </w:rPr>
-            </w:pPr>
-            <w:r>
-              <w:rPr>
-                <w:rFonts w:cs="Arial" w:ascii="Arial" w:hAnsi="Arial"/>
-                <w:b/>
-                <w:sz w:val="17"/>
-                <w:szCs w:val="17"/>
+                <w:rFonts w:ascii="Arial" w:hAnsi="Arial"/>
+                <w:sz w:val="20"/>
+                <w:szCs w:val="20"/>
+              </w:rPr>
+            </w:pPr>
+            <w:r>
+              <w:rPr>
+                <w:rFonts w:cs="Arial" w:ascii="Arial" w:hAnsi="Arial"/>
+                <w:b/>
+                <w:sz w:val="20"/>
+                <w:szCs w:val="20"/>
               </w:rPr>
               <w:t>TOTAL {{ total_quantity }} CIF (USD)</w:t>
             </w:r>
@@ -1979,10 +1941,9 @@
               <w:ind w:right="106"/>
               <w:jc w:val="right"/>
               <w:rPr>
-                <w:rFonts w:ascii="Arial" w:hAnsi="Arial" w:cs="Arial"/>
-                <w:b/>
-                <w:sz w:val="17"/>
-                <w:szCs w:val="17"/>
+                <w:rFonts w:ascii="Arial" w:hAnsi="Arial"/>
+                <w:sz w:val="20"/>
+                <w:szCs w:val="20"/>
               </w:rPr>
             </w:pPr>
             <w:r>
@@ -1990,8 +1951,8 @@
                 <w:rFonts w:cs="Arial" w:ascii="Arial" w:hAnsi="Arial"/>
                 <w:b/>
                 <w:bCs/>
-                <w:sz w:val="17"/>
-                <w:szCs w:val="17"/>
+                <w:sz w:val="20"/>
+                <w:szCs w:val="20"/>
               </w:rPr>
               <w:t>${{ total_cif_usd }}</w:t>
             </w:r>
@@ -2021,18 +1982,17 @@
               <w:ind w:left="3614" w:right="105"/>
               <w:jc w:val="right"/>
               <w:rPr>
-                <w:rFonts w:ascii="Arial" w:hAnsi="Arial" w:cs="Arial"/>
-                <w:b/>
-                <w:sz w:val="17"/>
-                <w:szCs w:val="17"/>
-              </w:rPr>
-            </w:pPr>
-            <w:r>
-              <w:rPr>
-                <w:rFonts w:cs="Arial" w:ascii="Arial" w:hAnsi="Arial"/>
-                <w:b/>
-                <w:sz w:val="17"/>
-                <w:szCs w:val="17"/>
+                <w:rFonts w:ascii="Arial" w:hAnsi="Arial"/>
+                <w:sz w:val="20"/>
+                <w:szCs w:val="20"/>
+              </w:rPr>
+            </w:pPr>
+            <w:r>
+              <w:rPr>
+                <w:rFonts w:cs="Arial" w:ascii="Arial" w:hAnsi="Arial"/>
+                <w:b/>
+                <w:sz w:val="20"/>
+                <w:szCs w:val="20"/>
               </w:rPr>
               <w:t>FREIGHT (USD)</w:t>
             </w:r>
@@ -2056,20 +2016,18 @@
               <w:ind w:right="106"/>
               <w:jc w:val="right"/>
               <w:rPr>
-                <w:rFonts w:ascii="Arial" w:hAnsi="Arial" w:cs="Arial"/>
+                <w:rFonts w:ascii="Arial" w:hAnsi="Arial"/>
+                <w:sz w:val="20"/>
+                <w:szCs w:val="20"/>
+              </w:rPr>
+            </w:pPr>
+            <w:r>
+              <w:rPr>
+                <w:rFonts w:cs="Arial" w:ascii="Arial" w:hAnsi="Arial"/>
                 <w:b/>
                 <w:bCs/>
-                <w:sz w:val="17"/>
-                <w:szCs w:val="17"/>
-              </w:rPr>
-            </w:pPr>
-            <w:r>
-              <w:rPr>
-                <w:rFonts w:cs="Arial" w:ascii="Arial" w:hAnsi="Arial"/>
-                <w:b/>
-                <w:bCs/>
-                <w:sz w:val="17"/>
-                <w:szCs w:val="17"/>
+                <w:sz w:val="20"/>
+                <w:szCs w:val="20"/>
               </w:rPr>
               <w:t>${{ freight_usd }}</w:t>
             </w:r>
@@ -2098,18 +2056,17 @@
               <w:ind w:left="3614" w:right="105"/>
               <w:jc w:val="right"/>
               <w:rPr>
-                <w:rFonts w:ascii="Arial" w:hAnsi="Arial" w:cs="Arial"/>
-                <w:b/>
-                <w:sz w:val="17"/>
-                <w:szCs w:val="17"/>
-              </w:rPr>
-            </w:pPr>
-            <w:r>
-              <w:rPr>
-                <w:rFonts w:cs="Arial" w:ascii="Arial" w:hAnsi="Arial"/>
-                <w:b/>
-                <w:sz w:val="17"/>
-                <w:szCs w:val="17"/>
+                <w:rFonts w:ascii="Arial" w:hAnsi="Arial"/>
+                <w:sz w:val="20"/>
+                <w:szCs w:val="20"/>
+              </w:rPr>
+            </w:pPr>
+            <w:r>
+              <w:rPr>
+                <w:rFonts w:cs="Arial" w:ascii="Arial" w:hAnsi="Arial"/>
+                <w:b/>
+                <w:sz w:val="20"/>
+                <w:szCs w:val="20"/>
               </w:rPr>
               <w:t>INSURANCE (USD)</w:t>
             </w:r>
@@ -2132,20 +2089,18 @@
               <w:ind w:right="106"/>
               <w:jc w:val="right"/>
               <w:rPr>
-                <w:rFonts w:ascii="Arial" w:hAnsi="Arial" w:cs="Arial"/>
+                <w:rFonts w:ascii="Arial" w:hAnsi="Arial"/>
+                <w:sz w:val="20"/>
+                <w:szCs w:val="20"/>
+              </w:rPr>
+            </w:pPr>
+            <w:r>
+              <w:rPr>
+                <w:rFonts w:cs="Arial" w:ascii="Arial" w:hAnsi="Arial"/>
                 <w:b/>
                 <w:bCs/>
-                <w:sz w:val="17"/>
-                <w:szCs w:val="17"/>
-              </w:rPr>
-            </w:pPr>
-            <w:r>
-              <w:rPr>
-                <w:rFonts w:cs="Arial" w:ascii="Arial" w:hAnsi="Arial"/>
-                <w:b/>
-                <w:bCs/>
-                <w:sz w:val="17"/>
-                <w:szCs w:val="17"/>
+                <w:sz w:val="20"/>
+                <w:szCs w:val="20"/>
               </w:rPr>
               <w:t>${{ insurance_usd }}</w:t>
             </w:r>
@@ -2175,18 +2130,17 @@
               <w:ind w:left="3614" w:right="105"/>
               <w:jc w:val="right"/>
               <w:rPr>
-                <w:rFonts w:ascii="Arial" w:hAnsi="Arial" w:cs="Arial"/>
-                <w:b/>
-                <w:sz w:val="17"/>
-                <w:szCs w:val="17"/>
-              </w:rPr>
-            </w:pPr>
-            <w:r>
-              <w:rPr>
-                <w:rFonts w:cs="Arial" w:ascii="Arial" w:hAnsi="Arial"/>
-                <w:b/>
-                <w:sz w:val="17"/>
-                <w:szCs w:val="17"/>
+                <w:rFonts w:ascii="Arial" w:hAnsi="Arial"/>
+                <w:sz w:val="20"/>
+                <w:szCs w:val="20"/>
+              </w:rPr>
+            </w:pPr>
+            <w:r>
+              <w:rPr>
+                <w:rFonts w:cs="Arial" w:ascii="Arial" w:hAnsi="Arial"/>
+                <w:b/>
+                <w:sz w:val="20"/>
+                <w:szCs w:val="20"/>
               </w:rPr>
               <w:t>TOTAL {{ total_quantity }} FOB (USD)</w:t>
             </w:r>
@@ -2210,20 +2164,18 @@
               <w:ind w:right="106"/>
               <w:jc w:val="right"/>
               <w:rPr>
-                <w:rFonts w:ascii="Arial" w:hAnsi="Arial" w:cs="Arial"/>
+                <w:rFonts w:ascii="Arial" w:hAnsi="Arial"/>
+                <w:sz w:val="20"/>
+                <w:szCs w:val="20"/>
+              </w:rPr>
+            </w:pPr>
+            <w:r>
+              <w:rPr>
+                <w:rFonts w:cs="Arial" w:ascii="Arial" w:hAnsi="Arial"/>
                 <w:b/>
                 <w:bCs/>
-                <w:sz w:val="17"/>
-                <w:szCs w:val="17"/>
-              </w:rPr>
-            </w:pPr>
-            <w:r>
-              <w:rPr>
-                <w:rFonts w:cs="Arial" w:ascii="Arial" w:hAnsi="Arial"/>
-                <w:b/>
-                <w:bCs/>
-                <w:sz w:val="17"/>
-                <w:szCs w:val="17"/>
+                <w:sz w:val="20"/>
+                <w:szCs w:val="20"/>
               </w:rPr>
               <w:t>${{ total_fob_usd }}</w:t>
             </w:r>
@@ -2256,10 +2208,9 @@
               <w:ind w:firstLine="65"/>
               <w:jc w:val="center"/>
               <w:rPr>
-                <w:rFonts w:ascii="Arial" w:hAnsi="Arial" w:cs="Arial"/>
-                <w:b/>
-                <w:sz w:val="17"/>
-                <w:szCs w:val="17"/>
+                <w:rFonts w:ascii="Arial" w:hAnsi="Arial"/>
+                <w:sz w:val="20"/>
+                <w:szCs w:val="20"/>
               </w:rPr>
             </w:pPr>
             <w:r>
@@ -2267,8 +2218,8 @@
                 <w:rFonts w:cs="Arial" w:ascii="Arial" w:hAnsi="Arial"/>
                 <w:b/>
                 <w:bCs/>
-                <w:sz w:val="17"/>
-                <w:szCs w:val="17"/>
+                <w:sz w:val="20"/>
+                <w:szCs w:val="20"/>
               </w:rPr>
               <w:t>AMOUNT CHARGEABLE IN {{ amount_usd_words }}</w:t>
             </w:r>
@@ -2295,16 +2246,16 @@
               <w:pStyle w:val="TableParagraph"/>
               <w:ind w:left="4" w:right="404"/>
               <w:rPr>
-                <w:rFonts w:ascii="Arial" w:hAnsi="Arial" w:cs="Arial"/>
-                <w:sz w:val="17"/>
-                <w:szCs w:val="17"/>
-              </w:rPr>
-            </w:pPr>
-            <w:r>
-              <w:rPr>
-                <w:rFonts w:cs="Arial" w:ascii="Arial" w:hAnsi="Arial"/>
-                <w:sz w:val="17"/>
-                <w:szCs w:val="17"/>
+                <w:rFonts w:ascii="Arial" w:hAnsi="Arial"/>
+                <w:sz w:val="20"/>
+                <w:szCs w:val="20"/>
+              </w:rPr>
+            </w:pPr>
+            <w:r>
+              <w:rPr>
+                <w:rFonts w:cs="Arial" w:ascii="Arial" w:hAnsi="Arial"/>
+                <w:sz w:val="20"/>
+                <w:szCs w:val="20"/>
               </w:rPr>
               <w:t>We undertake to abide by provisions of foreign Exchange Management Act, 1999, amended from</w:t>
             </w:r>
@@ -2312,16 +2263,16 @@
               <w:rPr>
                 <w:rFonts w:cs="Arial" w:ascii="Arial" w:hAnsi="Arial"/>
                 <w:spacing w:val="-59"/>
-                <w:sz w:val="17"/>
-                <w:szCs w:val="17"/>
+                <w:sz w:val="20"/>
+                <w:szCs w:val="20"/>
               </w:rPr>
               <w:t xml:space="preserve"> </w:t>
             </w:r>
             <w:r>
               <w:rPr>
                 <w:rFonts w:cs="Arial" w:ascii="Arial" w:hAnsi="Arial"/>
-                <w:sz w:val="17"/>
-                <w:szCs w:val="17"/>
+                <w:sz w:val="20"/>
+                <w:szCs w:val="20"/>
               </w:rPr>
               <w:t>time</w:t>
             </w:r>
@@ -2329,16 +2280,16 @@
               <w:rPr>
                 <w:rFonts w:cs="Arial" w:ascii="Arial" w:hAnsi="Arial"/>
                 <w:spacing w:val="-4"/>
-                <w:sz w:val="17"/>
-                <w:szCs w:val="17"/>
+                <w:sz w:val="20"/>
+                <w:szCs w:val="20"/>
               </w:rPr>
               <w:t xml:space="preserve"> </w:t>
             </w:r>
             <w:r>
               <w:rPr>
                 <w:rFonts w:cs="Arial" w:ascii="Arial" w:hAnsi="Arial"/>
-                <w:sz w:val="17"/>
-                <w:szCs w:val="17"/>
+                <w:sz w:val="20"/>
+                <w:szCs w:val="20"/>
               </w:rPr>
               <w:t>to</w:t>
             </w:r>
@@ -2346,16 +2297,16 @@
               <w:rPr>
                 <w:rFonts w:cs="Arial" w:ascii="Arial" w:hAnsi="Arial"/>
                 <w:spacing w:val="-3"/>
-                <w:sz w:val="17"/>
-                <w:szCs w:val="17"/>
+                <w:sz w:val="20"/>
+                <w:szCs w:val="20"/>
               </w:rPr>
               <w:t xml:space="preserve"> </w:t>
             </w:r>
             <w:r>
               <w:rPr>
                 <w:rFonts w:cs="Arial" w:ascii="Arial" w:hAnsi="Arial"/>
-                <w:sz w:val="17"/>
-                <w:szCs w:val="17"/>
+                <w:sz w:val="20"/>
+                <w:szCs w:val="20"/>
               </w:rPr>
               <w:t>time,</w:t>
             </w:r>
@@ -2363,16 +2314,16 @@
               <w:rPr>
                 <w:rFonts w:cs="Arial" w:ascii="Arial" w:hAnsi="Arial"/>
                 <w:spacing w:val="2"/>
-                <w:sz w:val="17"/>
-                <w:szCs w:val="17"/>
+                <w:sz w:val="20"/>
+                <w:szCs w:val="20"/>
               </w:rPr>
               <w:t xml:space="preserve"> </w:t>
             </w:r>
             <w:r>
               <w:rPr>
                 <w:rFonts w:cs="Arial" w:ascii="Arial" w:hAnsi="Arial"/>
-                <w:sz w:val="17"/>
-                <w:szCs w:val="17"/>
+                <w:sz w:val="20"/>
+                <w:szCs w:val="20"/>
               </w:rPr>
               <w:t>including</w:t>
             </w:r>
@@ -2380,16 +2331,16 @@
               <w:rPr>
                 <w:rFonts w:cs="Arial" w:ascii="Arial" w:hAnsi="Arial"/>
                 <w:spacing w:val="-1"/>
-                <w:sz w:val="17"/>
-                <w:szCs w:val="17"/>
+                <w:sz w:val="20"/>
+                <w:szCs w:val="20"/>
               </w:rPr>
               <w:t xml:space="preserve"> </w:t>
             </w:r>
             <w:r>
               <w:rPr>
                 <w:rFonts w:cs="Arial" w:ascii="Arial" w:hAnsi="Arial"/>
-                <w:sz w:val="17"/>
-                <w:szCs w:val="17"/>
+                <w:sz w:val="20"/>
+                <w:szCs w:val="20"/>
               </w:rPr>
               <w:t>realization/repatriation of foreign Exchange</w:t>
             </w:r>
@@ -2397,16 +2348,16 @@
               <w:rPr>
                 <w:rFonts w:cs="Arial" w:ascii="Arial" w:hAnsi="Arial"/>
                 <w:spacing w:val="-2"/>
-                <w:sz w:val="17"/>
-                <w:szCs w:val="17"/>
+                <w:sz w:val="20"/>
+                <w:szCs w:val="20"/>
               </w:rPr>
               <w:t xml:space="preserve"> </w:t>
             </w:r>
             <w:r>
               <w:rPr>
                 <w:rFonts w:cs="Arial" w:ascii="Arial" w:hAnsi="Arial"/>
-                <w:sz w:val="17"/>
-                <w:szCs w:val="17"/>
+                <w:sz w:val="20"/>
+                <w:szCs w:val="20"/>
               </w:rPr>
               <w:t>to/from India.</w:t>
             </w:r>
@@ -2433,16 +2384,16 @@
               <w:pStyle w:val="TableParagraph"/>
               <w:ind w:left="4" w:right="193"/>
               <w:rPr>
-                <w:rFonts w:ascii="Arial" w:hAnsi="Arial" w:cs="Arial"/>
-                <w:sz w:val="17"/>
-                <w:szCs w:val="17"/>
-              </w:rPr>
-            </w:pPr>
-            <w:r>
-              <w:rPr>
-                <w:rFonts w:cs="Arial" w:ascii="Arial" w:hAnsi="Arial"/>
-                <w:sz w:val="17"/>
-                <w:szCs w:val="17"/>
+                <w:rFonts w:ascii="Arial" w:hAnsi="Arial"/>
+                <w:sz w:val="20"/>
+                <w:szCs w:val="20"/>
+              </w:rPr>
+            </w:pPr>
+            <w:r>
+              <w:rPr>
+                <w:rFonts w:cs="Arial" w:ascii="Arial" w:hAnsi="Arial"/>
+                <w:sz w:val="20"/>
+                <w:szCs w:val="20"/>
               </w:rPr>
               <w:t>Declaration: We declare that this invoice shows the actual</w:t>
             </w:r>
@@ -2450,16 +2401,16 @@
               <w:rPr>
                 <w:rFonts w:cs="Arial" w:ascii="Arial" w:hAnsi="Arial"/>
                 <w:spacing w:val="1"/>
-                <w:sz w:val="17"/>
-                <w:szCs w:val="17"/>
+                <w:sz w:val="20"/>
+                <w:szCs w:val="20"/>
               </w:rPr>
               <w:t xml:space="preserve"> </w:t>
             </w:r>
             <w:r>
               <w:rPr>
                 <w:rFonts w:cs="Arial" w:ascii="Arial" w:hAnsi="Arial"/>
-                <w:sz w:val="17"/>
-                <w:szCs w:val="17"/>
+                <w:sz w:val="20"/>
+                <w:szCs w:val="20"/>
               </w:rPr>
               <w:t>price of the goods described and that all particulars are true</w:t>
             </w:r>
@@ -2467,16 +2418,16 @@
               <w:rPr>
                 <w:rFonts w:cs="Arial" w:ascii="Arial" w:hAnsi="Arial"/>
                 <w:spacing w:val="-59"/>
-                <w:sz w:val="17"/>
-                <w:szCs w:val="17"/>
+                <w:sz w:val="20"/>
+                <w:szCs w:val="20"/>
               </w:rPr>
               <w:t xml:space="preserve"> </w:t>
             </w:r>
             <w:r>
               <w:rPr>
                 <w:rFonts w:cs="Arial" w:ascii="Arial" w:hAnsi="Arial"/>
-                <w:sz w:val="17"/>
-                <w:szCs w:val="17"/>
+                <w:sz w:val="20"/>
+                <w:szCs w:val="20"/>
               </w:rPr>
               <w:t>and</w:t>
             </w:r>
@@ -2484,16 +2435,16 @@
               <w:rPr>
                 <w:rFonts w:cs="Arial" w:ascii="Arial" w:hAnsi="Arial"/>
                 <w:spacing w:val="-1"/>
-                <w:sz w:val="17"/>
-                <w:szCs w:val="17"/>
+                <w:sz w:val="20"/>
+                <w:szCs w:val="20"/>
               </w:rPr>
               <w:t xml:space="preserve"> </w:t>
             </w:r>
             <w:r>
               <w:rPr>
                 <w:rFonts w:cs="Arial" w:ascii="Arial" w:hAnsi="Arial"/>
-                <w:sz w:val="17"/>
-                <w:szCs w:val="17"/>
+                <w:sz w:val="20"/>
+                <w:szCs w:val="20"/>
               </w:rPr>
               <w:t>correct.</w:t>
             </w:r>
@@ -2515,18 +2466,17 @@
               <w:pStyle w:val="TableParagraph"/>
               <w:ind w:left="68"/>
               <w:rPr>
-                <w:rFonts w:ascii="Arial" w:hAnsi="Arial" w:cs="Arial"/>
-                <w:b/>
-                <w:sz w:val="17"/>
-                <w:szCs w:val="17"/>
-              </w:rPr>
-            </w:pPr>
-            <w:r>
-              <w:rPr>
-                <w:rFonts w:cs="Arial" w:ascii="Arial" w:hAnsi="Arial"/>
-                <w:b/>
-                <w:sz w:val="17"/>
-                <w:szCs w:val="17"/>
+                <w:rFonts w:ascii="Arial" w:hAnsi="Arial"/>
+                <w:sz w:val="20"/>
+                <w:szCs w:val="20"/>
+              </w:rPr>
+            </w:pPr>
+            <w:r>
+              <w:rPr>
+                <w:rFonts w:cs="Arial" w:ascii="Arial" w:hAnsi="Arial"/>
+                <w:b/>
+                <w:sz w:val="20"/>
+                <w:szCs w:val="20"/>
               </w:rPr>
               <w:t>FOR {{ exporter.company_name }}</w:t>
             </w:r>
@@ -2536,14 +2486,17 @@
               <w:pStyle w:val="TableParagraph"/>
               <w:ind w:left="188"/>
               <w:rPr>
-                <w:rFonts w:ascii="Arial" w:hAnsi="Arial" w:cs="Arial"/>
-                <w:b/>
-                <w:sz w:val="17"/>
-                <w:szCs w:val="17"/>
-              </w:rPr>
-            </w:pPr>
-            <w:r>
-              <w:rPr/>
+                <w:rFonts w:ascii="Arial" w:hAnsi="Arial"/>
+                <w:sz w:val="20"/>
+                <w:szCs w:val="20"/>
+              </w:rPr>
+            </w:pPr>
+            <w:r>
+              <w:rPr>
+                <w:rFonts w:ascii="Arial" w:hAnsi="Arial"/>
+                <w:sz w:val="20"/>
+                <w:szCs w:val="20"/>
+              </w:rPr>
               <w:drawing>
                 <wp:inline distT="0" distB="0" distL="0" distR="0">
                   <wp:extent cx="1871345" cy="759460"/>
@@ -2588,17 +2541,17 @@
             <w:pPr>
               <w:pStyle w:val="TableParagraph"/>
               <w:rPr>
-                <w:rFonts w:ascii="Arial" w:hAnsi="Arial" w:cs="Arial"/>
-                <w:sz w:val="17"/>
-                <w:szCs w:val="17"/>
-              </w:rPr>
-            </w:pPr>
-            <w:r>
-              <w:rPr>
-                <w:rFonts w:cs="Arial" w:ascii="Arial" w:hAnsi="Arial"/>
-                <w:b/>
-                <w:sz w:val="17"/>
-                <w:szCs w:val="17"/>
+                <w:rFonts w:ascii="Arial" w:hAnsi="Arial"/>
+                <w:sz w:val="20"/>
+                <w:szCs w:val="20"/>
+              </w:rPr>
+            </w:pPr>
+            <w:r>
+              <w:rPr>
+                <w:rFonts w:cs="Arial" w:ascii="Arial" w:hAnsi="Arial"/>
+                <w:b/>
+                <w:sz w:val="20"/>
+                <w:szCs w:val="20"/>
               </w:rPr>
               <w:t xml:space="preserve"> </w:t>
             </w:r>
@@ -2606,8 +2559,8 @@
               <w:rPr>
                 <w:rFonts w:cs="Arial" w:ascii="Arial" w:hAnsi="Arial"/>
                 <w:b/>
-                <w:sz w:val="17"/>
-                <w:szCs w:val="17"/>
+                <w:sz w:val="20"/>
+                <w:szCs w:val="20"/>
               </w:rPr>
               <w:t>Authorized Signatory</w:t>
             </w:r>

--- a/templates/CHA CI.docx
+++ b/templates/CHA CI.docx
@@ -69,15 +69,15 @@
         <w:tblLook w:val="01e0" w:noHBand="0" w:noVBand="0" w:firstColumn="1" w:lastRow="1" w:lastColumn="1" w:firstRow="1"/>
       </w:tblPr>
       <w:tblGrid>
-        <w:gridCol w:w="814"/>
-        <w:gridCol w:w="814"/>
-        <w:gridCol w:w="886"/>
-        <w:gridCol w:w="903"/>
-        <w:gridCol w:w="1715"/>
-        <w:gridCol w:w="1349"/>
+        <w:gridCol w:w="986"/>
+        <w:gridCol w:w="996"/>
+        <w:gridCol w:w="531"/>
+        <w:gridCol w:w="551"/>
+        <w:gridCol w:w="2604"/>
+        <w:gridCol w:w="813"/>
         <w:gridCol w:w="718"/>
-        <w:gridCol w:w="100"/>
-        <w:gridCol w:w="268"/>
+        <w:gridCol w:w="101"/>
+        <w:gridCol w:w="267"/>
         <w:gridCol w:w="899"/>
         <w:gridCol w:w="1273"/>
       </w:tblGrid>
@@ -87,7 +87,7 @@
         </w:trPr>
         <w:tc>
           <w:tcPr>
-            <w:tcW w:w="3417" w:type="dxa"/>
+            <w:tcW w:w="3064" w:type="dxa"/>
             <w:gridSpan w:val="4"/>
             <w:vMerge w:val="restart"/>
             <w:tcBorders>
@@ -201,7 +201,7 @@
         </w:tc>
         <w:tc>
           <w:tcPr>
-            <w:tcW w:w="1715" w:type="dxa"/>
+            <w:tcW w:w="2604" w:type="dxa"/>
             <w:tcBorders>
               <w:top w:val="single" w:sz="4" w:space="0" w:color="000000"/>
               <w:left w:val="single" w:sz="4" w:space="0" w:color="000000"/>
@@ -278,7 +278,7 @@
         </w:tc>
         <w:tc>
           <w:tcPr>
-            <w:tcW w:w="4607" w:type="dxa"/>
+            <w:tcW w:w="4071" w:type="dxa"/>
             <w:gridSpan w:val="6"/>
             <w:tcBorders>
               <w:top w:val="single" w:sz="4" w:space="0" w:color="000000"/>
@@ -376,7 +376,7 @@
         </w:trPr>
         <w:tc>
           <w:tcPr>
-            <w:tcW w:w="3417" w:type="dxa"/>
+            <w:tcW w:w="3064" w:type="dxa"/>
             <w:gridSpan w:val="4"/>
             <w:vMerge w:val="continue"/>
             <w:tcBorders>
@@ -404,7 +404,7 @@
         </w:tc>
         <w:tc>
           <w:tcPr>
-            <w:tcW w:w="4150" w:type="dxa"/>
+            <w:tcW w:w="4503" w:type="dxa"/>
             <w:gridSpan w:val="5"/>
             <w:tcBorders>
               <w:top w:val="single" w:sz="4" w:space="0" w:color="000000"/>
@@ -601,7 +601,7 @@
         </w:trPr>
         <w:tc>
           <w:tcPr>
-            <w:tcW w:w="2514" w:type="dxa"/>
+            <w:tcW w:w="2513" w:type="dxa"/>
             <w:gridSpan w:val="3"/>
             <w:tcBorders>
               <w:top w:val="single" w:sz="4" w:space="0" w:color="000000"/>
@@ -675,7 +675,7 @@
         </w:tc>
         <w:tc>
           <w:tcPr>
-            <w:tcW w:w="2618" w:type="dxa"/>
+            <w:tcW w:w="3155" w:type="dxa"/>
             <w:gridSpan w:val="2"/>
             <w:tcBorders>
               <w:top w:val="single" w:sz="4" w:space="0" w:color="000000"/>
@@ -722,13 +722,13 @@
                 <w:sz w:val="20"/>
                 <w:szCs w:val="20"/>
               </w:rPr>
-              <w:t>{{ mode_of_transport }}</w:t>
-            </w:r>
-          </w:p>
-        </w:tc>
-        <w:tc>
-          <w:tcPr>
-            <w:tcW w:w="2067" w:type="dxa"/>
+              <w:t xml:space="preserve">BY SEA/ROAD </w:t>
+            </w:r>
+          </w:p>
+        </w:tc>
+        <w:tc>
+          <w:tcPr>
+            <w:tcW w:w="1531" w:type="dxa"/>
             <w:gridSpan w:val="2"/>
             <w:tcBorders>
               <w:top w:val="single" w:sz="4" w:space="0" w:color="000000"/>
@@ -899,7 +899,7 @@
         </w:trPr>
         <w:tc>
           <w:tcPr>
-            <w:tcW w:w="2514" w:type="dxa"/>
+            <w:tcW w:w="2513" w:type="dxa"/>
             <w:gridSpan w:val="3"/>
             <w:tcBorders>
               <w:top w:val="single" w:sz="4" w:space="0" w:color="000000"/>
@@ -950,7 +950,7 @@
         </w:tc>
         <w:tc>
           <w:tcPr>
-            <w:tcW w:w="2618" w:type="dxa"/>
+            <w:tcW w:w="3155" w:type="dxa"/>
             <w:gridSpan w:val="2"/>
             <w:tcBorders>
               <w:top w:val="single" w:sz="4" w:space="0" w:color="000000"/>
@@ -1021,7 +1021,7 @@
         </w:tc>
         <w:tc>
           <w:tcPr>
-            <w:tcW w:w="4607" w:type="dxa"/>
+            <w:tcW w:w="4071" w:type="dxa"/>
             <w:gridSpan w:val="6"/>
             <w:vMerge w:val="restart"/>
             <w:tcBorders>
@@ -1078,7 +1078,7 @@
         </w:trPr>
         <w:tc>
           <w:tcPr>
-            <w:tcW w:w="2514" w:type="dxa"/>
+            <w:tcW w:w="2513" w:type="dxa"/>
             <w:gridSpan w:val="3"/>
             <w:tcBorders>
               <w:left w:val="single" w:sz="4" w:space="0" w:color="000000"/>
@@ -1106,7 +1106,7 @@
         </w:tc>
         <w:tc>
           <w:tcPr>
-            <w:tcW w:w="2618" w:type="dxa"/>
+            <w:tcW w:w="3155" w:type="dxa"/>
             <w:gridSpan w:val="2"/>
             <w:tcBorders>
               <w:left w:val="single" w:sz="4" w:space="0" w:color="000000"/>
@@ -1138,7 +1138,7 @@
         </w:tc>
         <w:tc>
           <w:tcPr>
-            <w:tcW w:w="4607" w:type="dxa"/>
+            <w:tcW w:w="4071" w:type="dxa"/>
             <w:gridSpan w:val="6"/>
             <w:vMerge w:val="continue"/>
             <w:tcBorders>
@@ -1172,7 +1172,7 @@
         </w:trPr>
         <w:tc>
           <w:tcPr>
-            <w:tcW w:w="2514" w:type="dxa"/>
+            <w:tcW w:w="2513" w:type="dxa"/>
             <w:gridSpan w:val="3"/>
             <w:tcBorders>
               <w:top w:val="single" w:sz="4" w:space="0" w:color="000000"/>
@@ -1228,7 +1228,7 @@
         </w:tc>
         <w:tc>
           <w:tcPr>
-            <w:tcW w:w="2618" w:type="dxa"/>
+            <w:tcW w:w="3155" w:type="dxa"/>
             <w:gridSpan w:val="2"/>
             <w:tcBorders>
               <w:top w:val="single" w:sz="4" w:space="0" w:color="000000"/>
@@ -1283,7 +1283,7 @@
         </w:tc>
         <w:tc>
           <w:tcPr>
-            <w:tcW w:w="4607" w:type="dxa"/>
+            <w:tcW w:w="4071" w:type="dxa"/>
             <w:gridSpan w:val="6"/>
             <w:vMerge w:val="continue"/>
             <w:tcBorders>
@@ -1317,7 +1317,7 @@
         </w:trPr>
         <w:tc>
           <w:tcPr>
-            <w:tcW w:w="814" w:type="dxa"/>
+            <w:tcW w:w="986" w:type="dxa"/>
             <w:tcBorders>
               <w:top w:val="single" w:sz="4" w:space="0" w:color="000000"/>
               <w:left w:val="single" w:sz="4" w:space="0" w:color="000000"/>
@@ -1373,7 +1373,7 @@
         </w:tc>
         <w:tc>
           <w:tcPr>
-            <w:tcW w:w="814" w:type="dxa"/>
+            <w:tcW w:w="996" w:type="dxa"/>
             <w:tcBorders>
               <w:top w:val="single" w:sz="4" w:space="0" w:color="000000"/>
               <w:left w:val="single" w:sz="4" w:space="0" w:color="000000"/>
@@ -1426,7 +1426,7 @@
         </w:tc>
         <w:tc>
           <w:tcPr>
-            <w:tcW w:w="4853" w:type="dxa"/>
+            <w:tcW w:w="4499" w:type="dxa"/>
             <w:gridSpan w:val="4"/>
             <w:tcBorders>
               <w:top w:val="single" w:sz="4" w:space="0" w:color="000000"/>
@@ -1499,7 +1499,7 @@
         </w:tc>
         <w:tc>
           <w:tcPr>
-            <w:tcW w:w="818" w:type="dxa"/>
+            <w:tcW w:w="819" w:type="dxa"/>
             <w:gridSpan w:val="2"/>
             <w:tcBorders>
               <w:top w:val="single" w:sz="4" w:space="0" w:color="000000"/>
@@ -1556,7 +1556,7 @@
         </w:tc>
         <w:tc>
           <w:tcPr>
-            <w:tcW w:w="1167" w:type="dxa"/>
+            <w:tcW w:w="1166" w:type="dxa"/>
             <w:gridSpan w:val="2"/>
             <w:tcBorders>
               <w:top w:val="single" w:sz="4" w:space="0" w:color="000000"/>
@@ -1686,7 +1686,7 @@
         </w:trPr>
         <w:tc>
           <w:tcPr>
-            <w:tcW w:w="814" w:type="dxa"/>
+            <w:tcW w:w="986" w:type="dxa"/>
             <w:tcBorders>
               <w:top w:val="single" w:sz="4" w:space="0" w:color="000000"/>
               <w:left w:val="single" w:sz="4" w:space="0" w:color="000000"/>
@@ -1718,7 +1718,7 @@
         </w:tc>
         <w:tc>
           <w:tcPr>
-            <w:tcW w:w="814" w:type="dxa"/>
+            <w:tcW w:w="996" w:type="dxa"/>
             <w:tcBorders>
               <w:top w:val="single" w:sz="4" w:space="0" w:color="000000"/>
               <w:left w:val="single" w:sz="4" w:space="0" w:color="000000"/>
@@ -1751,7 +1751,7 @@
         </w:tc>
         <w:tc>
           <w:tcPr>
-            <w:tcW w:w="4853" w:type="dxa"/>
+            <w:tcW w:w="4499" w:type="dxa"/>
             <w:gridSpan w:val="4"/>
             <w:tcBorders>
               <w:top w:val="single" w:sz="4" w:space="0" w:color="000000"/>
@@ -1784,7 +1784,7 @@
         </w:tc>
         <w:tc>
           <w:tcPr>
-            <w:tcW w:w="818" w:type="dxa"/>
+            <w:tcW w:w="819" w:type="dxa"/>
             <w:gridSpan w:val="2"/>
             <w:tcBorders>
               <w:top w:val="single" w:sz="4" w:space="0" w:color="000000"/>
@@ -1818,7 +1818,7 @@
         </w:tc>
         <w:tc>
           <w:tcPr>
-            <w:tcW w:w="1167" w:type="dxa"/>
+            <w:tcW w:w="1166" w:type="dxa"/>
             <w:gridSpan w:val="2"/>
             <w:tcBorders>
               <w:top w:val="single" w:sz="4" w:space="0" w:color="000000"/>
@@ -1994,7 +1994,7 @@
                 <w:sz w:val="20"/>
                 <w:szCs w:val="20"/>
               </w:rPr>
-              <w:t>FREIGHT (USD)</w:t>
+              <w:t>{%tr if has_freight %}</w:t>
             </w:r>
           </w:p>
         </w:tc>
@@ -2029,7 +2029,7 @@
                 <w:sz w:val="20"/>
                 <w:szCs w:val="20"/>
               </w:rPr>
-              <w:t>${{ freight_usd }}</w:t>
+              <w:t/>
             </w:r>
           </w:p>
         </w:tc>
@@ -2043,6 +2043,7 @@
             <w:tcW w:w="8466" w:type="dxa"/>
             <w:gridSpan w:val="10"/>
             <w:tcBorders>
+              <w:top w:val="single" w:sz="4" w:space="0" w:color="000000"/>
               <w:left w:val="single" w:sz="4" w:space="0" w:color="000000"/>
               <w:bottom w:val="single" w:sz="4" w:space="0" w:color="000000"/>
               <w:right w:val="single" w:sz="4" w:space="0" w:color="000000"/>
@@ -2068,7 +2069,7 @@
                 <w:sz w:val="20"/>
                 <w:szCs w:val="20"/>
               </w:rPr>
-              <w:t>INSURANCE (USD)</w:t>
+              <w:t>FREIGHT (USD)</w:t>
             </w:r>
           </w:p>
         </w:tc>
@@ -2076,6 +2077,7 @@
           <w:tcPr>
             <w:tcW w:w="1273" w:type="dxa"/>
             <w:tcBorders>
+              <w:top w:val="single" w:sz="4" w:space="0" w:color="000000"/>
               <w:left w:val="single" w:sz="4" w:space="0" w:color="000000"/>
               <w:bottom w:val="single" w:sz="4" w:space="0" w:color="000000"/>
               <w:right w:val="single" w:sz="4" w:space="0" w:color="000000"/>
@@ -2102,7 +2104,301 @@
                 <w:sz w:val="20"/>
                 <w:szCs w:val="20"/>
               </w:rPr>
+              <w:t>${{ freight_usd }}</w:t>
+            </w:r>
+          </w:p>
+        </w:tc>
+      </w:tr>
+      <w:tr>
+        <w:trPr>
+          <w:trHeight w:val="256" w:hRule="atLeast"/>
+        </w:trPr>
+        <w:tc>
+          <w:tcPr>
+            <w:tcW w:w="8466" w:type="dxa"/>
+            <w:gridSpan w:val="10"/>
+            <w:tcBorders>
+              <w:top w:val="single" w:sz="4" w:space="0" w:color="000000"/>
+              <w:left w:val="single" w:sz="4" w:space="0" w:color="000000"/>
+              <w:bottom w:val="single" w:sz="4" w:space="0" w:color="000000"/>
+              <w:right w:val="single" w:sz="4" w:space="0" w:color="000000"/>
+            </w:tcBorders>
+            <w:vAlign w:val="center"/>
+          </w:tcPr>
+          <w:p>
+            <w:pPr>
+              <w:pStyle w:val="TableParagraph"/>
+              <w:spacing w:lineRule="exact" w:line="234" w:before="2" w:after="0"/>
+              <w:ind w:left="3614" w:right="105"/>
+              <w:jc w:val="right"/>
+              <w:rPr>
+                <w:rFonts w:ascii="Arial" w:hAnsi="Arial"/>
+                <w:sz w:val="20"/>
+                <w:szCs w:val="20"/>
+              </w:rPr>
+            </w:pPr>
+            <w:r>
+              <w:rPr>
+                <w:rFonts w:cs="Arial" w:ascii="Arial" w:hAnsi="Arial"/>
+                <w:b/>
+                <w:sz w:val="20"/>
+                <w:szCs w:val="20"/>
+              </w:rPr>
+              <w:t>{%tr endif %}</w:t>
+            </w:r>
+          </w:p>
+        </w:tc>
+        <w:tc>
+          <w:tcPr>
+            <w:tcW w:w="1273" w:type="dxa"/>
+            <w:tcBorders>
+              <w:top w:val="single" w:sz="4" w:space="0" w:color="000000"/>
+              <w:left w:val="single" w:sz="4" w:space="0" w:color="000000"/>
+              <w:bottom w:val="single" w:sz="4" w:space="0" w:color="000000"/>
+              <w:right w:val="single" w:sz="4" w:space="0" w:color="000000"/>
+            </w:tcBorders>
+            <w:vAlign w:val="center"/>
+          </w:tcPr>
+          <w:p>
+            <w:pPr>
+              <w:pStyle w:val="TableParagraph"/>
+              <w:spacing w:lineRule="exact" w:line="234" w:before="2" w:after="0"/>
+              <w:ind w:right="106"/>
+              <w:jc w:val="right"/>
+              <w:rPr>
+                <w:rFonts w:ascii="Arial" w:hAnsi="Arial"/>
+                <w:sz w:val="20"/>
+                <w:szCs w:val="20"/>
+              </w:rPr>
+            </w:pPr>
+            <w:r>
+              <w:rPr>
+                <w:rFonts w:cs="Arial" w:ascii="Arial" w:hAnsi="Arial"/>
+                <w:b/>
+                <w:bCs/>
+                <w:sz w:val="20"/>
+                <w:szCs w:val="20"/>
+              </w:rPr>
+              <w:t/>
+            </w:r>
+          </w:p>
+        </w:tc>
+      </w:tr>
+      <w:tr>
+        <w:trPr>
+          <w:trHeight w:val="256" w:hRule="atLeast"/>
+        </w:trPr>
+        <w:tc>
+          <w:tcPr>
+            <w:tcW w:w="8466" w:type="dxa"/>
+            <w:gridSpan w:val="10"/>
+            <w:tcBorders>
+              <w:left w:val="single" w:sz="4" w:space="0" w:color="000000"/>
+              <w:bottom w:val="single" w:sz="4" w:space="0" w:color="000000"/>
+              <w:right w:val="single" w:sz="4" w:space="0" w:color="000000"/>
+            </w:tcBorders>
+            <w:vAlign w:val="center"/>
+          </w:tcPr>
+          <w:p>
+            <w:pPr>
+              <w:pStyle w:val="TableParagraph"/>
+              <w:spacing w:lineRule="exact" w:line="234" w:before="2" w:after="0"/>
+              <w:ind w:left="3614" w:right="105"/>
+              <w:jc w:val="right"/>
+              <w:rPr>
+                <w:rFonts w:ascii="Arial" w:hAnsi="Arial"/>
+                <w:sz w:val="20"/>
+                <w:szCs w:val="20"/>
+              </w:rPr>
+            </w:pPr>
+            <w:r>
+              <w:rPr>
+                <w:rFonts w:cs="Arial" w:ascii="Arial" w:hAnsi="Arial"/>
+                <w:b/>
+                <w:sz w:val="20"/>
+                <w:szCs w:val="20"/>
+              </w:rPr>
+              <w:t>{%tr if has_insurance %}</w:t>
+            </w:r>
+          </w:p>
+        </w:tc>
+        <w:tc>
+          <w:tcPr>
+            <w:tcW w:w="1273" w:type="dxa"/>
+            <w:tcBorders>
+              <w:left w:val="single" w:sz="4" w:space="0" w:color="000000"/>
+              <w:bottom w:val="single" w:sz="4" w:space="0" w:color="000000"/>
+              <w:right w:val="single" w:sz="4" w:space="0" w:color="000000"/>
+            </w:tcBorders>
+            <w:vAlign w:val="center"/>
+          </w:tcPr>
+          <w:p>
+            <w:pPr>
+              <w:pStyle w:val="TableParagraph"/>
+              <w:spacing w:lineRule="exact" w:line="234" w:before="2" w:after="0"/>
+              <w:ind w:right="106"/>
+              <w:jc w:val="right"/>
+              <w:rPr>
+                <w:rFonts w:ascii="Arial" w:hAnsi="Arial"/>
+                <w:sz w:val="20"/>
+                <w:szCs w:val="20"/>
+              </w:rPr>
+            </w:pPr>
+            <w:r>
+              <w:rPr>
+                <w:rFonts w:cs="Arial" w:ascii="Arial" w:hAnsi="Arial"/>
+                <w:b/>
+                <w:bCs/>
+                <w:sz w:val="20"/>
+                <w:szCs w:val="20"/>
+              </w:rPr>
+              <w:t/>
+            </w:r>
+          </w:p>
+        </w:tc>
+      </w:tr>
+      <w:tr>
+        <w:trPr>
+          <w:trHeight w:val="256" w:hRule="atLeast"/>
+        </w:trPr>
+        <w:tc>
+          <w:tcPr>
+            <w:tcW w:w="8466" w:type="dxa"/>
+            <w:gridSpan w:val="10"/>
+            <w:tcBorders>
+              <w:left w:val="single" w:sz="4" w:space="0" w:color="000000"/>
+              <w:bottom w:val="single" w:sz="4" w:space="0" w:color="000000"/>
+              <w:right w:val="single" w:sz="4" w:space="0" w:color="000000"/>
+            </w:tcBorders>
+            <w:vAlign w:val="center"/>
+          </w:tcPr>
+          <w:p>
+            <w:pPr>
+              <w:pStyle w:val="TableParagraph"/>
+              <w:spacing w:lineRule="exact" w:line="234" w:before="2" w:after="0"/>
+              <w:ind w:left="3614" w:right="105"/>
+              <w:jc w:val="right"/>
+              <w:rPr>
+                <w:rFonts w:ascii="Arial" w:hAnsi="Arial"/>
+                <w:sz w:val="20"/>
+                <w:szCs w:val="20"/>
+              </w:rPr>
+            </w:pPr>
+            <w:r>
+              <w:rPr>
+                <w:rFonts w:cs="Arial" w:ascii="Arial" w:hAnsi="Arial"/>
+                <w:b/>
+                <w:sz w:val="20"/>
+                <w:szCs w:val="20"/>
+              </w:rPr>
+              <w:t>INSURANCE (USD)</w:t>
+            </w:r>
+          </w:p>
+        </w:tc>
+        <w:tc>
+          <w:tcPr>
+            <w:tcW w:w="1273" w:type="dxa"/>
+            <w:tcBorders>
+              <w:left w:val="single" w:sz="4" w:space="0" w:color="000000"/>
+              <w:bottom w:val="single" w:sz="4" w:space="0" w:color="000000"/>
+              <w:right w:val="single" w:sz="4" w:space="0" w:color="000000"/>
+            </w:tcBorders>
+            <w:vAlign w:val="center"/>
+          </w:tcPr>
+          <w:p>
+            <w:pPr>
+              <w:pStyle w:val="TableParagraph"/>
+              <w:spacing w:lineRule="exact" w:line="234" w:before="2" w:after="0"/>
+              <w:ind w:right="106"/>
+              <w:jc w:val="right"/>
+              <w:rPr>
+                <w:rFonts w:ascii="Arial" w:hAnsi="Arial"/>
+                <w:sz w:val="20"/>
+                <w:szCs w:val="20"/>
+              </w:rPr>
+            </w:pPr>
+            <w:r>
+              <w:rPr>
+                <w:rFonts w:cs="Arial" w:ascii="Arial" w:hAnsi="Arial"/>
+                <w:b/>
+                <w:bCs/>
+                <w:sz w:val="20"/>
+                <w:szCs w:val="20"/>
+              </w:rPr>
               <w:t>${{ insurance_usd }}</w:t>
+            </w:r>
+          </w:p>
+        </w:tc>
+      </w:tr>
+      <w:tr>
+        <w:trPr>
+          <w:trHeight w:val="256" w:hRule="atLeast"/>
+        </w:trPr>
+        <w:tc>
+          <w:tcPr>
+            <w:tcW w:w="8466" w:type="dxa"/>
+            <w:gridSpan w:val="10"/>
+            <w:tcBorders>
+              <w:left w:val="single" w:sz="4" w:space="0" w:color="000000"/>
+              <w:bottom w:val="single" w:sz="4" w:space="0" w:color="000000"/>
+              <w:right w:val="single" w:sz="4" w:space="0" w:color="000000"/>
+            </w:tcBorders>
+            <w:vAlign w:val="center"/>
+          </w:tcPr>
+          <w:p>
+            <w:pPr>
+              <w:pStyle w:val="TableParagraph"/>
+              <w:spacing w:lineRule="exact" w:line="234" w:before="2" w:after="0"/>
+              <w:ind w:left="3614" w:right="105"/>
+              <w:jc w:val="right"/>
+              <w:rPr>
+                <w:rFonts w:ascii="Arial" w:hAnsi="Arial"/>
+                <w:sz w:val="20"/>
+                <w:szCs w:val="20"/>
+              </w:rPr>
+            </w:pPr>
+            <w:r>
+              <w:rPr>
+                <w:rFonts w:cs="Arial" w:ascii="Arial" w:hAnsi="Arial"/>
+                <w:b/>
+                <w:sz w:val="20"/>
+                <w:szCs w:val="20"/>
+              </w:rPr>
+              <w:t>{%tr endif %}</w:t>
+            </w:r>
+          </w:p>
+        </w:tc>
+        <w:tc>
+          <w:tcPr>
+            <w:tcW w:w="1273" w:type="dxa"/>
+            <w:tcBorders>
+              <w:left w:val="single" w:sz="4" w:space="0" w:color="000000"/>
+              <w:bottom w:val="single" w:sz="4" w:space="0" w:color="000000"/>
+              <w:right w:val="single" w:sz="4" w:space="0" w:color="000000"/>
+            </w:tcBorders>
+            <w:vAlign w:val="center"/>
+          </w:tcPr>
+          <w:p>
+            <w:pPr>
+              <w:pStyle w:val="TableParagraph"/>
+              <w:spacing w:lineRule="exact" w:line="234" w:before="2" w:after="0"/>
+              <w:ind w:right="106"/>
+              <w:jc w:val="right"/>
+              <w:rPr>
+                <w:rFonts w:ascii="Arial" w:hAnsi="Arial"/>
+                <w:sz w:val="20"/>
+                <w:szCs w:val="20"/>
+              </w:rPr>
+            </w:pPr>
+            <w:r>
+              <w:rPr>
+                <w:rFonts w:cs="Arial" w:ascii="Arial" w:hAnsi="Arial"/>
+                <w:b/>
+                <w:bCs/>
+                <w:sz w:val="20"/>
+                <w:szCs w:val="20"/>
+              </w:rPr>
+              <w:t/>
             </w:r>
           </w:p>
         </w:tc>
@@ -2370,7 +2666,7 @@
         </w:trPr>
         <w:tc>
           <w:tcPr>
-            <w:tcW w:w="5132" w:type="dxa"/>
+            <w:tcW w:w="5668" w:type="dxa"/>
             <w:gridSpan w:val="5"/>
             <w:tcBorders>
               <w:top w:val="single" w:sz="4" w:space="0" w:color="000000"/>
@@ -2452,7 +2748,7 @@
         </w:tc>
         <w:tc>
           <w:tcPr>
-            <w:tcW w:w="4607" w:type="dxa"/>
+            <w:tcW w:w="4071" w:type="dxa"/>
             <w:gridSpan w:val="6"/>
             <w:tcBorders>
               <w:top w:val="single" w:sz="4" w:space="0" w:color="000000"/>
@@ -2492,11 +2788,7 @@
               </w:rPr>
             </w:pPr>
             <w:r>
-              <w:rPr>
-                <w:rFonts w:ascii="Arial" w:hAnsi="Arial"/>
-                <w:sz w:val="20"/>
-                <w:szCs w:val="20"/>
-              </w:rPr>
+              <w:rPr/>
               <w:drawing>
                 <wp:inline distT="0" distB="0" distL="0" distR="0">
                   <wp:extent cx="1871345" cy="759460"/>

--- a/templates/CHA CI.docx
+++ b/templates/CHA CI.docx
@@ -1919,7 +1919,7 @@
                 <w:sz w:val="20"/>
                 <w:szCs w:val="20"/>
               </w:rPr>
-              <w:t>TOTAL {{ total_quantity }} CIF (USD)</w:t>
+              <w:t>{%tr if has_freight_or_insurance %}</w:t>
             </w:r>
           </w:p>
         </w:tc>
@@ -1954,7 +1954,157 @@
                 <w:sz w:val="20"/>
                 <w:szCs w:val="20"/>
               </w:rPr>
+              <w:t/>
+            </w:r>
+          </w:p>
+        </w:tc>
+      </w:tr>
+      <w:tr>
+        <w:trPr>
+          <w:trHeight w:val="256" w:hRule="atLeast"/>
+        </w:trPr>
+        <w:tc>
+          <w:tcPr>
+            <w:tcW w:w="8466" w:type="dxa"/>
+            <w:gridSpan w:val="10"/>
+            <w:tcBorders>
+              <w:top w:val="single" w:sz="4" w:space="0" w:color="000000"/>
+              <w:left w:val="single" w:sz="4" w:space="0" w:color="000000"/>
+              <w:bottom w:val="single" w:sz="4" w:space="0" w:color="000000"/>
+              <w:right w:val="single" w:sz="4" w:space="0" w:color="000000"/>
+            </w:tcBorders>
+            <w:vAlign w:val="center"/>
+          </w:tcPr>
+          <w:p>
+            <w:pPr>
+              <w:pStyle w:val="TableParagraph"/>
+              <w:spacing w:lineRule="exact" w:line="234" w:before="2" w:after="0"/>
+              <w:ind w:left="31" w:right="105"/>
+              <w:jc w:val="right"/>
+              <w:rPr>
+                <w:rFonts w:ascii="Arial" w:hAnsi="Arial"/>
+                <w:sz w:val="20"/>
+                <w:szCs w:val="20"/>
+              </w:rPr>
+            </w:pPr>
+            <w:r>
+              <w:rPr>
+                <w:rFonts w:cs="Arial" w:ascii="Arial" w:hAnsi="Arial"/>
+                <w:b/>
+                <w:sz w:val="20"/>
+                <w:szCs w:val="20"/>
+              </w:rPr>
+              <w:t>TOTAL {{ total_quantity }} CIF (USD)</w:t>
+            </w:r>
+          </w:p>
+        </w:tc>
+        <w:tc>
+          <w:tcPr>
+            <w:tcW w:w="1273" w:type="dxa"/>
+            <w:tcBorders>
+              <w:top w:val="single" w:sz="4" w:space="0" w:color="000000"/>
+              <w:left w:val="single" w:sz="4" w:space="0" w:color="000000"/>
+              <w:bottom w:val="single" w:sz="4" w:space="0" w:color="000000"/>
+              <w:right w:val="single" w:sz="4" w:space="0" w:color="000000"/>
+            </w:tcBorders>
+            <w:vAlign w:val="center"/>
+          </w:tcPr>
+          <w:p>
+            <w:pPr>
+              <w:pStyle w:val="TableParagraph"/>
+              <w:spacing w:lineRule="exact" w:line="234" w:before="2" w:after="0"/>
+              <w:ind w:right="106"/>
+              <w:jc w:val="right"/>
+              <w:rPr>
+                <w:rFonts w:ascii="Arial" w:hAnsi="Arial"/>
+                <w:sz w:val="20"/>
+                <w:szCs w:val="20"/>
+              </w:rPr>
+            </w:pPr>
+            <w:r>
+              <w:rPr>
+                <w:rFonts w:cs="Arial" w:ascii="Arial" w:hAnsi="Arial"/>
+                <w:b/>
+                <w:bCs/>
+                <w:sz w:val="20"/>
+                <w:szCs w:val="20"/>
+              </w:rPr>
               <w:t>${{ total_cif_usd }}</w:t>
+            </w:r>
+          </w:p>
+        </w:tc>
+      </w:tr>
+      <w:tr>
+        <w:trPr>
+          <w:trHeight w:val="256" w:hRule="atLeast"/>
+        </w:trPr>
+        <w:tc>
+          <w:tcPr>
+            <w:tcW w:w="8466" w:type="dxa"/>
+            <w:gridSpan w:val="10"/>
+            <w:tcBorders>
+              <w:top w:val="single" w:sz="4" w:space="0" w:color="000000"/>
+              <w:left w:val="single" w:sz="4" w:space="0" w:color="000000"/>
+              <w:bottom w:val="single" w:sz="4" w:space="0" w:color="000000"/>
+              <w:right w:val="single" w:sz="4" w:space="0" w:color="000000"/>
+            </w:tcBorders>
+            <w:vAlign w:val="center"/>
+          </w:tcPr>
+          <w:p>
+            <w:pPr>
+              <w:pStyle w:val="TableParagraph"/>
+              <w:spacing w:lineRule="exact" w:line="234" w:before="2" w:after="0"/>
+              <w:ind w:left="31" w:right="105"/>
+              <w:jc w:val="right"/>
+              <w:rPr>
+                <w:rFonts w:ascii="Arial" w:hAnsi="Arial"/>
+                <w:sz w:val="20"/>
+                <w:szCs w:val="20"/>
+              </w:rPr>
+            </w:pPr>
+            <w:r>
+              <w:rPr>
+                <w:rFonts w:cs="Arial" w:ascii="Arial" w:hAnsi="Arial"/>
+                <w:b/>
+                <w:sz w:val="20"/>
+                <w:szCs w:val="20"/>
+              </w:rPr>
+              <w:t>{%tr endif %}</w:t>
+            </w:r>
+          </w:p>
+        </w:tc>
+        <w:tc>
+          <w:tcPr>
+            <w:tcW w:w="1273" w:type="dxa"/>
+            <w:tcBorders>
+              <w:top w:val="single" w:sz="4" w:space="0" w:color="000000"/>
+              <w:left w:val="single" w:sz="4" w:space="0" w:color="000000"/>
+              <w:bottom w:val="single" w:sz="4" w:space="0" w:color="000000"/>
+              <w:right w:val="single" w:sz="4" w:space="0" w:color="000000"/>
+            </w:tcBorders>
+            <w:vAlign w:val="center"/>
+          </w:tcPr>
+          <w:p>
+            <w:pPr>
+              <w:pStyle w:val="TableParagraph"/>
+              <w:spacing w:lineRule="exact" w:line="234" w:before="2" w:after="0"/>
+              <w:ind w:right="106"/>
+              <w:jc w:val="right"/>
+              <w:rPr>
+                <w:rFonts w:ascii="Arial" w:hAnsi="Arial"/>
+                <w:sz w:val="20"/>
+                <w:szCs w:val="20"/>
+              </w:rPr>
+            </w:pPr>
+            <w:r>
+              <w:rPr>
+                <w:rFonts w:cs="Arial" w:ascii="Arial" w:hAnsi="Arial"/>
+                <w:b/>
+                <w:bCs/>
+                <w:sz w:val="20"/>
+                <w:szCs w:val="20"/>
+              </w:rPr>
+              <w:t/>
             </w:r>
           </w:p>
         </w:tc>

--- a/templates/CHA CI.docx
+++ b/templates/CHA CI.docx
@@ -669,7 +669,7 @@
                 <w:sz w:val="20"/>
                 <w:szCs w:val="20"/>
               </w:rPr>
-              <w:t>{{ pre_carriage_by }}</w:t>
+              <w:t>{{ mode_of_transport }}</w:t>
             </w:r>
           </w:p>
         </w:tc>

--- a/templates/CHA CI.docx
+++ b/templates/CHA CI.docx
@@ -69,15 +69,15 @@
         <w:tblLook w:val="01e0" w:noHBand="0" w:noVBand="0" w:firstColumn="1" w:lastRow="1" w:lastColumn="1" w:firstRow="1"/>
       </w:tblPr>
       <w:tblGrid>
-        <w:gridCol w:w="986"/>
-        <w:gridCol w:w="996"/>
-        <w:gridCol w:w="531"/>
-        <w:gridCol w:w="551"/>
+        <w:gridCol w:w="984"/>
+        <w:gridCol w:w="998"/>
+        <w:gridCol w:w="529"/>
+        <w:gridCol w:w="553"/>
         <w:gridCol w:w="2604"/>
         <w:gridCol w:w="813"/>
         <w:gridCol w:w="718"/>
-        <w:gridCol w:w="101"/>
-        <w:gridCol w:w="267"/>
+        <w:gridCol w:w="103"/>
+        <w:gridCol w:w="265"/>
         <w:gridCol w:w="899"/>
         <w:gridCol w:w="1273"/>
       </w:tblGrid>
@@ -215,11 +215,7 @@
               <w:spacing w:before="213" w:after="0"/>
               <w:ind w:left="197" w:right="127"/>
               <w:jc w:val="center"/>
-              <w:rPr>
-                <w:rFonts w:ascii="Arial" w:hAnsi="Arial"/>
-                <w:sz w:val="20"/>
-                <w:szCs w:val="20"/>
-              </w:rPr>
+              <w:rPr/>
             </w:pPr>
             <w:r>
               <w:rPr>
@@ -237,11 +233,7 @@
               <w:spacing w:lineRule="auto" w:line="259" w:before="21" w:after="0"/>
               <w:ind w:right="90"/>
               <w:jc w:val="center"/>
-              <w:rPr>
-                <w:rFonts w:ascii="Arial" w:hAnsi="Arial"/>
-                <w:sz w:val="20"/>
-                <w:szCs w:val="20"/>
-              </w:rPr>
+              <w:rPr/>
             </w:pPr>
             <w:r>
               <w:rPr>
@@ -259,11 +251,7 @@
               <w:spacing w:lineRule="auto" w:line="259" w:before="21" w:after="0"/>
               <w:ind w:left="4"/>
               <w:jc w:val="center"/>
-              <w:rPr>
-                <w:rFonts w:ascii="Arial" w:hAnsi="Arial"/>
-                <w:sz w:val="20"/>
-                <w:szCs w:val="20"/>
-              </w:rPr>
+              <w:rPr/>
             </w:pPr>
             <w:r>
               <w:rPr>
@@ -417,11 +405,8 @@
               <w:pStyle w:val="TableParagraph"/>
               <w:spacing w:before="57" w:after="0"/>
               <w:ind w:left="66"/>
-              <w:rPr>
-                <w:rFonts w:ascii="Arial" w:hAnsi="Arial"/>
-                <w:sz w:val="20"/>
-                <w:szCs w:val="20"/>
-              </w:rPr>
+              <w:jc w:val="center"/>
+              <w:rPr/>
             </w:pPr>
             <w:r>
               <w:rPr>
@@ -436,11 +421,8 @@
           <w:p>
             <w:pPr>
               <w:pStyle w:val="TableParagraph"/>
-              <w:rPr>
-                <w:rFonts w:ascii="Arial" w:hAnsi="Arial"/>
-                <w:sz w:val="20"/>
-                <w:szCs w:val="20"/>
-              </w:rPr>
+              <w:jc w:val="center"/>
+              <w:rPr/>
             </w:pPr>
             <w:r>
               <w:rPr>
@@ -468,11 +450,8 @@
               <w:pStyle w:val="TableParagraph"/>
               <w:spacing w:before="57" w:after="0"/>
               <w:ind w:left="24"/>
-              <w:rPr>
-                <w:rFonts w:ascii="Arial" w:hAnsi="Arial"/>
-                <w:sz w:val="20"/>
-                <w:szCs w:val="20"/>
-              </w:rPr>
+              <w:jc w:val="center"/>
+              <w:rPr/>
             </w:pPr>
             <w:r>
               <w:rPr>
@@ -489,11 +468,8 @@
               <w:pStyle w:val="TableParagraph"/>
               <w:spacing w:before="57" w:after="0"/>
               <w:ind w:left="24"/>
-              <w:rPr>
-                <w:rFonts w:ascii="Arial" w:hAnsi="Arial"/>
-                <w:sz w:val="20"/>
-                <w:szCs w:val="20"/>
-              </w:rPr>
+              <w:jc w:val="center"/>
+              <w:rPr/>
             </w:pPr>
             <w:r>
               <w:rPr>
@@ -601,7 +577,7 @@
         </w:trPr>
         <w:tc>
           <w:tcPr>
-            <w:tcW w:w="2513" w:type="dxa"/>
+            <w:tcW w:w="2511" w:type="dxa"/>
             <w:gridSpan w:val="3"/>
             <w:tcBorders>
               <w:top w:val="single" w:sz="4" w:space="0" w:color="000000"/>
@@ -616,11 +592,7 @@
               <w:spacing w:before="24" w:after="0"/>
               <w:ind w:left="152" w:right="94"/>
               <w:jc w:val="center"/>
-              <w:rPr>
-                <w:rFonts w:ascii="Arial" w:hAnsi="Arial"/>
-                <w:sz w:val="20"/>
-                <w:szCs w:val="20"/>
-              </w:rPr>
+              <w:rPr/>
             </w:pPr>
             <w:r>
               <w:rPr>
@@ -657,11 +629,7 @@
               <w:spacing w:before="20" w:after="0"/>
               <w:ind w:left="152" w:right="92"/>
               <w:jc w:val="center"/>
-              <w:rPr>
-                <w:rFonts w:ascii="Arial" w:hAnsi="Arial"/>
-                <w:sz w:val="20"/>
-                <w:szCs w:val="20"/>
-              </w:rPr>
+              <w:rPr/>
             </w:pPr>
             <w:r>
               <w:rPr>
@@ -675,7 +643,7 @@
         </w:tc>
         <w:tc>
           <w:tcPr>
-            <w:tcW w:w="3155" w:type="dxa"/>
+            <w:tcW w:w="3157" w:type="dxa"/>
             <w:gridSpan w:val="2"/>
             <w:tcBorders>
               <w:top w:val="single" w:sz="4" w:space="0" w:color="000000"/>
@@ -689,11 +657,7 @@
               <w:pStyle w:val="TableParagraph"/>
               <w:spacing w:lineRule="auto" w:line="259" w:before="24" w:after="0"/>
               <w:jc w:val="center"/>
-              <w:rPr>
-                <w:rFonts w:ascii="Arial" w:hAnsi="Arial"/>
-                <w:sz w:val="20"/>
-                <w:szCs w:val="20"/>
-              </w:rPr>
+              <w:rPr/>
             </w:pPr>
             <w:r>
               <w:rPr>
@@ -710,19 +674,15 @@
               <w:pStyle w:val="TableParagraph"/>
               <w:spacing w:lineRule="auto" w:line="259" w:before="24" w:after="0"/>
               <w:jc w:val="center"/>
-              <w:rPr>
-                <w:rFonts w:ascii="Arial" w:hAnsi="Arial"/>
-                <w:sz w:val="20"/>
-                <w:szCs w:val="20"/>
-              </w:rPr>
-            </w:pPr>
-            <w:r>
-              <w:rPr>
-                <w:rFonts w:cs="Arial" w:ascii="Arial" w:hAnsi="Arial"/>
-                <w:sz w:val="20"/>
-                <w:szCs w:val="20"/>
-              </w:rPr>
-              <w:t xml:space="preserve">BY SEA/ROAD </w:t>
+              <w:rPr/>
+            </w:pPr>
+            <w:r>
+              <w:rPr>
+                <w:rFonts w:cs="Arial" w:ascii="Arial" w:hAnsi="Arial"/>
+                <w:sz w:val="20"/>
+                <w:szCs w:val="20"/>
+              </w:rPr>
+              <w:t>BY SEA/ROAD</w:t>
             </w:r>
           </w:p>
         </w:tc>
@@ -743,11 +703,7 @@
               <w:spacing w:before="24" w:after="0"/>
               <w:ind w:hanging="1" w:left="81"/>
               <w:jc w:val="center"/>
-              <w:rPr>
-                <w:rFonts w:ascii="Arial" w:hAnsi="Arial"/>
-                <w:sz w:val="20"/>
-                <w:szCs w:val="20"/>
-              </w:rPr>
+              <w:rPr/>
             </w:pPr>
             <w:r>
               <w:rPr>
@@ -802,11 +758,7 @@
               <w:pStyle w:val="TableParagraph"/>
               <w:spacing w:lineRule="exact" w:line="232" w:before="19" w:after="0"/>
               <w:jc w:val="center"/>
-              <w:rPr>
-                <w:rFonts w:ascii="Arial" w:hAnsi="Arial"/>
-                <w:sz w:val="20"/>
-                <w:szCs w:val="20"/>
-              </w:rPr>
+              <w:rPr/>
             </w:pPr>
             <w:r>
               <w:rPr>
@@ -835,11 +787,7 @@
               <w:spacing w:before="24" w:after="0"/>
               <w:ind w:right="16"/>
               <w:jc w:val="center"/>
-              <w:rPr>
-                <w:rFonts w:ascii="Arial" w:hAnsi="Arial"/>
-                <w:sz w:val="20"/>
-                <w:szCs w:val="20"/>
-              </w:rPr>
+              <w:rPr/>
             </w:pPr>
             <w:r>
               <w:rPr>
@@ -876,11 +824,7 @@
               <w:spacing w:lineRule="exact" w:line="232" w:before="19" w:after="0"/>
               <w:ind w:left="265" w:right="180"/>
               <w:jc w:val="center"/>
-              <w:rPr>
-                <w:rFonts w:ascii="Arial" w:hAnsi="Arial"/>
-                <w:sz w:val="20"/>
-                <w:szCs w:val="20"/>
-              </w:rPr>
+              <w:rPr/>
             </w:pPr>
             <w:r>
               <w:rPr>
@@ -899,7 +843,7 @@
         </w:trPr>
         <w:tc>
           <w:tcPr>
-            <w:tcW w:w="2513" w:type="dxa"/>
+            <w:tcW w:w="2511" w:type="dxa"/>
             <w:gridSpan w:val="3"/>
             <w:tcBorders>
               <w:top w:val="single" w:sz="4" w:space="0" w:color="000000"/>
@@ -912,11 +856,8 @@
               <w:pStyle w:val="TableParagraph"/>
               <w:spacing w:lineRule="exact" w:line="243" w:before="21" w:after="0"/>
               <w:ind w:left="367"/>
-              <w:rPr>
-                <w:rFonts w:ascii="Arial" w:hAnsi="Arial"/>
-                <w:sz w:val="20"/>
-                <w:szCs w:val="20"/>
-              </w:rPr>
+              <w:jc w:val="center"/>
+              <w:rPr/>
             </w:pPr>
             <w:r>
               <w:rPr>
@@ -950,7 +891,7 @@
         </w:tc>
         <w:tc>
           <w:tcPr>
-            <w:tcW w:w="3155" w:type="dxa"/>
+            <w:tcW w:w="3157" w:type="dxa"/>
             <w:gridSpan w:val="2"/>
             <w:tcBorders>
               <w:top w:val="single" w:sz="4" w:space="0" w:color="000000"/>
@@ -964,11 +905,7 @@
               <w:spacing w:lineRule="exact" w:line="243" w:before="21" w:after="0"/>
               <w:ind w:firstLine="15" w:left="-15"/>
               <w:jc w:val="center"/>
-              <w:rPr>
-                <w:rFonts w:ascii="Arial" w:hAnsi="Arial"/>
-                <w:sz w:val="20"/>
-                <w:szCs w:val="20"/>
-              </w:rPr>
+              <w:rPr/>
             </w:pPr>
             <w:r>
               <w:rPr>
@@ -1035,11 +972,7 @@
             <w:pPr>
               <w:pStyle w:val="TableParagraph"/>
               <w:jc w:val="center"/>
-              <w:rPr>
-                <w:rFonts w:ascii="Arial" w:hAnsi="Arial"/>
-                <w:sz w:val="20"/>
-                <w:szCs w:val="20"/>
-              </w:rPr>
+              <w:rPr/>
             </w:pPr>
             <w:r>
               <w:rPr>
@@ -1055,11 +988,7 @@
             <w:pPr>
               <w:pStyle w:val="TableParagraph"/>
               <w:jc w:val="center"/>
-              <w:rPr>
-                <w:rFonts w:ascii="Arial" w:hAnsi="Arial"/>
-                <w:sz w:val="20"/>
-                <w:szCs w:val="20"/>
-              </w:rPr>
+              <w:rPr/>
             </w:pPr>
             <w:r>
               <w:rPr>
@@ -1078,7 +1007,7 @@
         </w:trPr>
         <w:tc>
           <w:tcPr>
-            <w:tcW w:w="2513" w:type="dxa"/>
+            <w:tcW w:w="2511" w:type="dxa"/>
             <w:gridSpan w:val="3"/>
             <w:tcBorders>
               <w:left w:val="single" w:sz="4" w:space="0" w:color="000000"/>
@@ -1089,6 +1018,7 @@
           <w:p>
             <w:pPr>
               <w:pStyle w:val="TableParagraph"/>
+              <w:jc w:val="center"/>
               <w:rPr>
                 <w:rFonts w:ascii="Arial" w:hAnsi="Arial" w:cs="Arial"/>
                 <w:sz w:val="20"/>
@@ -1106,7 +1036,7 @@
         </w:tc>
         <w:tc>
           <w:tcPr>
-            <w:tcW w:w="3155" w:type="dxa"/>
+            <w:tcW w:w="3157" w:type="dxa"/>
             <w:gridSpan w:val="2"/>
             <w:tcBorders>
               <w:left w:val="single" w:sz="4" w:space="0" w:color="000000"/>
@@ -1120,11 +1050,7 @@
               <w:spacing w:lineRule="exact" w:line="232" w:before="3" w:after="0"/>
               <w:ind w:left="-15"/>
               <w:jc w:val="center"/>
-              <w:rPr>
-                <w:rFonts w:ascii="Arial" w:hAnsi="Arial"/>
-                <w:sz w:val="20"/>
-                <w:szCs w:val="20"/>
-              </w:rPr>
+              <w:rPr/>
             </w:pPr>
             <w:r>
               <w:rPr>
@@ -1150,6 +1076,7 @@
           <w:p>
             <w:pPr>
               <w:pStyle w:val="Normal"/>
+              <w:jc w:val="center"/>
               <w:rPr>
                 <w:rFonts w:ascii="Arial" w:hAnsi="Arial" w:cs="Arial"/>
                 <w:sz w:val="20"/>
@@ -1172,7 +1099,7 @@
         </w:trPr>
         <w:tc>
           <w:tcPr>
-            <w:tcW w:w="2513" w:type="dxa"/>
+            <w:tcW w:w="2511" w:type="dxa"/>
             <w:gridSpan w:val="3"/>
             <w:tcBorders>
               <w:top w:val="single" w:sz="4" w:space="0" w:color="000000"/>
@@ -1187,11 +1114,7 @@
               <w:spacing w:before="21" w:after="0"/>
               <w:ind w:left="88"/>
               <w:jc w:val="center"/>
-              <w:rPr>
-                <w:rFonts w:ascii="Arial" w:hAnsi="Arial"/>
-                <w:sz w:val="20"/>
-                <w:szCs w:val="20"/>
-              </w:rPr>
+              <w:rPr/>
             </w:pPr>
             <w:r>
               <w:rPr>
@@ -1210,11 +1133,7 @@
               <w:spacing w:before="21" w:after="0"/>
               <w:ind w:firstLine="15" w:left="-15"/>
               <w:jc w:val="center"/>
-              <w:rPr>
-                <w:rFonts w:ascii="Arial" w:hAnsi="Arial"/>
-                <w:sz w:val="20"/>
-                <w:szCs w:val="20"/>
-              </w:rPr>
+              <w:rPr/>
             </w:pPr>
             <w:r>
               <w:rPr>
@@ -1228,7 +1147,7 @@
         </w:tc>
         <w:tc>
           <w:tcPr>
-            <w:tcW w:w="3155" w:type="dxa"/>
+            <w:tcW w:w="3157" w:type="dxa"/>
             <w:gridSpan w:val="2"/>
             <w:tcBorders>
               <w:top w:val="single" w:sz="4" w:space="0" w:color="000000"/>
@@ -1242,11 +1161,7 @@
               <w:spacing w:before="21" w:after="0"/>
               <w:ind w:left="103"/>
               <w:jc w:val="center"/>
-              <w:rPr>
-                <w:rFonts w:ascii="Arial" w:hAnsi="Arial"/>
-                <w:sz w:val="20"/>
-                <w:szCs w:val="20"/>
-              </w:rPr>
+              <w:rPr/>
             </w:pPr>
             <w:r>
               <w:rPr>
@@ -1265,11 +1180,7 @@
               <w:spacing w:before="21" w:after="0"/>
               <w:ind w:firstLine="15" w:left="-15"/>
               <w:jc w:val="center"/>
-              <w:rPr>
-                <w:rFonts w:ascii="Arial" w:hAnsi="Arial"/>
-                <w:sz w:val="20"/>
-                <w:szCs w:val="20"/>
-              </w:rPr>
+              <w:rPr/>
             </w:pPr>
             <w:r>
               <w:rPr>
@@ -1295,6 +1206,7 @@
           <w:p>
             <w:pPr>
               <w:pStyle w:val="Normal"/>
+              <w:jc w:val="center"/>
               <w:rPr>
                 <w:rFonts w:ascii="Arial" w:hAnsi="Arial" w:cs="Arial"/>
                 <w:sz w:val="20"/>
@@ -1317,7 +1229,7 @@
         </w:trPr>
         <w:tc>
           <w:tcPr>
-            <w:tcW w:w="986" w:type="dxa"/>
+            <w:tcW w:w="984" w:type="dxa"/>
             <w:tcBorders>
               <w:top w:val="single" w:sz="4" w:space="0" w:color="000000"/>
               <w:left w:val="single" w:sz="4" w:space="0" w:color="000000"/>
@@ -1332,11 +1244,7 @@
               <w:spacing w:lineRule="exact" w:line="252" w:before="23" w:after="0"/>
               <w:ind w:hanging="25" w:right="-90"/>
               <w:jc w:val="center"/>
-              <w:rPr>
-                <w:rFonts w:ascii="Arial" w:hAnsi="Arial"/>
-                <w:sz w:val="20"/>
-                <w:szCs w:val="20"/>
-              </w:rPr>
+              <w:rPr/>
             </w:pPr>
             <w:r>
               <w:rPr>
@@ -1354,11 +1262,7 @@
               <w:spacing w:lineRule="exact" w:line="252" w:before="23" w:after="0"/>
               <w:ind w:hanging="25" w:right="-90"/>
               <w:jc w:val="center"/>
-              <w:rPr>
-                <w:rFonts w:ascii="Arial" w:hAnsi="Arial"/>
-                <w:sz w:val="20"/>
-                <w:szCs w:val="20"/>
-              </w:rPr>
+              <w:rPr/>
             </w:pPr>
             <w:r>
               <w:rPr>
@@ -1373,7 +1277,7 @@
         </w:tc>
         <w:tc>
           <w:tcPr>
-            <w:tcW w:w="996" w:type="dxa"/>
+            <w:tcW w:w="998" w:type="dxa"/>
             <w:tcBorders>
               <w:top w:val="single" w:sz="4" w:space="0" w:color="000000"/>
               <w:left w:val="single" w:sz="4" w:space="0" w:color="000000"/>
@@ -1388,11 +1292,7 @@
               <w:spacing w:before="21" w:after="0"/>
               <w:ind w:right="32"/>
               <w:jc w:val="center"/>
-              <w:rPr>
-                <w:rFonts w:ascii="Arial" w:hAnsi="Arial"/>
-                <w:sz w:val="20"/>
-                <w:szCs w:val="20"/>
-              </w:rPr>
+              <w:rPr/>
             </w:pPr>
             <w:r>
               <w:rPr>
@@ -1442,11 +1342,7 @@
               <w:spacing w:before="158" w:after="0"/>
               <w:ind w:left="-30"/>
               <w:jc w:val="center"/>
-              <w:rPr>
-                <w:rFonts w:ascii="Arial" w:hAnsi="Arial"/>
-                <w:sz w:val="20"/>
-                <w:szCs w:val="20"/>
-              </w:rPr>
+              <w:rPr/>
             </w:pPr>
             <w:r>
               <w:rPr>
@@ -1499,7 +1395,7 @@
         </w:tc>
         <w:tc>
           <w:tcPr>
-            <w:tcW w:w="819" w:type="dxa"/>
+            <w:tcW w:w="821" w:type="dxa"/>
             <w:gridSpan w:val="2"/>
             <w:tcBorders>
               <w:top w:val="single" w:sz="4" w:space="0" w:color="000000"/>
@@ -1515,11 +1411,7 @@
               <w:spacing w:lineRule="atLeast" w:line="270"/>
               <w:ind w:firstLine="6" w:left="-6" w:right="63"/>
               <w:jc w:val="center"/>
-              <w:rPr>
-                <w:rFonts w:ascii="Arial" w:hAnsi="Arial"/>
-                <w:sz w:val="20"/>
-                <w:szCs w:val="20"/>
-              </w:rPr>
+              <w:rPr/>
             </w:pPr>
             <w:r>
               <w:rPr>
@@ -1537,11 +1429,7 @@
               <w:spacing w:lineRule="atLeast" w:line="270"/>
               <w:ind w:firstLine="6" w:left="-6" w:right="63"/>
               <w:jc w:val="center"/>
-              <w:rPr>
-                <w:rFonts w:ascii="Arial" w:hAnsi="Arial"/>
-                <w:sz w:val="20"/>
-                <w:szCs w:val="20"/>
-              </w:rPr>
+              <w:rPr/>
             </w:pPr>
             <w:r>
               <w:rPr>
@@ -1556,7 +1444,7 @@
         </w:tc>
         <w:tc>
           <w:tcPr>
-            <w:tcW w:w="1166" w:type="dxa"/>
+            <w:tcW w:w="1164" w:type="dxa"/>
             <w:gridSpan w:val="2"/>
             <w:tcBorders>
               <w:top w:val="single" w:sz="4" w:space="0" w:color="000000"/>
@@ -1571,11 +1459,7 @@
               <w:pStyle w:val="TableParagraph"/>
               <w:spacing w:lineRule="atLeast" w:line="260" w:before="7" w:after="0"/>
               <w:jc w:val="center"/>
-              <w:rPr>
-                <w:rFonts w:ascii="Arial" w:hAnsi="Arial"/>
-                <w:sz w:val="20"/>
-                <w:szCs w:val="20"/>
-              </w:rPr>
+              <w:rPr/>
             </w:pPr>
             <w:r>
               <w:rPr>
@@ -1643,11 +1527,7 @@
               <w:spacing w:lineRule="exact" w:line="240" w:before="47" w:after="0"/>
               <w:ind w:firstLine="3" w:left="90" w:right="166"/>
               <w:jc w:val="center"/>
-              <w:rPr>
-                <w:rFonts w:ascii="Arial" w:hAnsi="Arial"/>
-                <w:sz w:val="20"/>
-                <w:szCs w:val="20"/>
-              </w:rPr>
+              <w:rPr/>
             </w:pPr>
             <w:r>
               <w:rPr>
@@ -1686,23 +1566,19 @@
         </w:trPr>
         <w:tc>
           <w:tcPr>
-            <w:tcW w:w="986" w:type="dxa"/>
-            <w:tcBorders>
-              <w:top w:val="single" w:sz="4" w:space="0" w:color="000000"/>
-              <w:left w:val="single" w:sz="4" w:space="0" w:color="000000"/>
-              <w:bottom w:val="single" w:sz="4" w:space="0" w:color="000000"/>
-              <w:right w:val="single" w:sz="4" w:space="0" w:color="000000"/>
-            </w:tcBorders>
-          </w:tcPr>
-          <w:p>
-            <w:pPr>
-              <w:pStyle w:val="TableParagraph"/>
-              <w:jc w:val="center"/>
-              <w:rPr>
-                <w:rFonts w:ascii="Arial" w:hAnsi="Arial"/>
-                <w:sz w:val="20"/>
-                <w:szCs w:val="20"/>
-              </w:rPr>
+            <w:tcW w:w="984" w:type="dxa"/>
+            <w:tcBorders>
+              <w:top w:val="single" w:sz="4" w:space="0" w:color="000000"/>
+              <w:left w:val="single" w:sz="4" w:space="0" w:color="000000"/>
+              <w:bottom w:val="single" w:sz="4" w:space="0" w:color="000000"/>
+              <w:right w:val="single" w:sz="4" w:space="0" w:color="000000"/>
+            </w:tcBorders>
+          </w:tcPr>
+          <w:p>
+            <w:pPr>
+              <w:pStyle w:val="TableParagraph"/>
+              <w:jc w:val="center"/>
+              <w:rPr/>
             </w:pPr>
             <w:r>
               <w:rPr>
@@ -1712,13 +1588,14 @@
               </w:rPr>
               <w:t>{% for it in items %}{% if it.sr_start == it.sr_end %}{{ "%02d" % it.sr_start }}{% else %}{{ "%02d" % it.sr_start }} &amp; {{ "%02d" % it.sr_end }}{% endif %}</w:t>
               <w:br/>
+              <w:br/>
               <w:t>{% endfor %}</w:t>
             </w:r>
           </w:p>
         </w:tc>
         <w:tc>
           <w:tcPr>
-            <w:tcW w:w="996" w:type="dxa"/>
+            <w:tcW w:w="998" w:type="dxa"/>
             <w:tcBorders>
               <w:top w:val="single" w:sz="4" w:space="0" w:color="000000"/>
               <w:left w:val="single" w:sz="4" w:space="0" w:color="000000"/>
@@ -1730,11 +1607,7 @@
             <w:pPr>
               <w:pStyle w:val="Normal"/>
               <w:jc w:val="center"/>
-              <w:rPr>
-                <w:rFonts w:ascii="Arial" w:hAnsi="Arial"/>
-                <w:sz w:val="20"/>
-                <w:szCs w:val="20"/>
-              </w:rPr>
+              <w:rPr/>
             </w:pPr>
             <w:r>
               <w:rPr>
@@ -1745,6 +1618,7 @@
               </w:rPr>
               <w:t>{% for it in items %}{{ it.hsn_code }}</w:t>
               <w:br/>
+              <w:br/>
               <w:t>{% endfor %}</w:t>
             </w:r>
           </w:p>
@@ -1764,11 +1638,8 @@
             <w:pPr>
               <w:pStyle w:val="TableParagraph"/>
               <w:ind w:firstLine="1" w:left="91" w:right="90"/>
-              <w:rPr>
-                <w:rFonts w:ascii="Arial" w:hAnsi="Arial"/>
-                <w:sz w:val="20"/>
-                <w:szCs w:val="20"/>
-              </w:rPr>
+              <w:jc w:val="left"/>
+              <w:rPr/>
             </w:pPr>
             <w:r>
               <w:rPr>
@@ -1778,13 +1649,14 @@
               </w:rPr>
               <w:t>{% for it in items %}{{ it.description }}</w:t>
               <w:br/>
+              <w:br/>
               <w:t>{% endfor %}</w:t>
             </w:r>
           </w:p>
         </w:tc>
         <w:tc>
           <w:tcPr>
-            <w:tcW w:w="819" w:type="dxa"/>
+            <w:tcW w:w="821" w:type="dxa"/>
             <w:gridSpan w:val="2"/>
             <w:tcBorders>
               <w:top w:val="single" w:sz="4" w:space="0" w:color="000000"/>
@@ -1798,11 +1670,7 @@
               <w:pStyle w:val="TableParagraph"/>
               <w:ind w:right="15"/>
               <w:jc w:val="center"/>
-              <w:rPr>
-                <w:rFonts w:ascii="Arial" w:hAnsi="Arial"/>
-                <w:sz w:val="20"/>
-                <w:szCs w:val="20"/>
-              </w:rPr>
+              <w:rPr/>
             </w:pPr>
             <w:r>
               <w:rPr>
@@ -1812,13 +1680,14 @@
               </w:rPr>
               <w:t>{% for it in items %}{{ it.quantity }}</w:t>
               <w:br/>
+              <w:br/>
               <w:t>{% endfor %}</w:t>
             </w:r>
           </w:p>
         </w:tc>
         <w:tc>
           <w:tcPr>
-            <w:tcW w:w="1166" w:type="dxa"/>
+            <w:tcW w:w="1164" w:type="dxa"/>
             <w:gridSpan w:val="2"/>
             <w:tcBorders>
               <w:top w:val="single" w:sz="4" w:space="0" w:color="000000"/>
@@ -1831,12 +1700,8 @@
             <w:pPr>
               <w:pStyle w:val="TableParagraph"/>
               <w:ind w:right="15"/>
-              <w:jc w:val="right"/>
-              <w:rPr>
-                <w:rFonts w:ascii="Arial" w:hAnsi="Arial"/>
-                <w:sz w:val="20"/>
-                <w:szCs w:val="20"/>
-              </w:rPr>
+              <w:jc w:val="center"/>
+              <w:rPr/>
             </w:pPr>
             <w:r>
               <w:rPr>
@@ -1846,6 +1711,7 @@
               </w:rPr>
               <w:t>{% for it in items %}${{ it.rate_per_unit }}</w:t>
               <w:br/>
+              <w:br/>
               <w:t>{% endfor %}</w:t>
             </w:r>
           </w:p>
@@ -1864,12 +1730,8 @@
             <w:pPr>
               <w:pStyle w:val="TableParagraph"/>
               <w:ind w:right="108"/>
-              <w:jc w:val="right"/>
-              <w:rPr>
-                <w:rFonts w:ascii="Arial" w:hAnsi="Arial"/>
-                <w:sz w:val="20"/>
-                <w:szCs w:val="20"/>
-              </w:rPr>
+              <w:jc w:val="center"/>
+              <w:rPr/>
             </w:pPr>
             <w:r>
               <w:rPr>
@@ -1878,6 +1740,7 @@
                 <w:szCs w:val="20"/>
               </w:rPr>
               <w:t>{% for it in items %}${{ it.amount_usd }}</w:t>
+              <w:br/>
               <w:br/>
               <w:t>{% endfor %}</w:t>
             </w:r>
@@ -1948,13 +1811,10 @@
             </w:pPr>
             <w:r>
               <w:rPr>
-                <w:rFonts w:cs="Arial" w:ascii="Arial" w:hAnsi="Arial"/>
-                <w:b/>
-                <w:bCs/>
-                <w:sz w:val="20"/>
-                <w:szCs w:val="20"/>
-              </w:rPr>
-              <w:t/>
+                <w:rFonts w:ascii="Arial" w:hAnsi="Arial"/>
+                <w:sz w:val="20"/>
+                <w:szCs w:val="20"/>
+              </w:rPr>
             </w:r>
           </w:p>
         </w:tc>
@@ -1994,7 +1854,7 @@
                 <w:sz w:val="20"/>
                 <w:szCs w:val="20"/>
               </w:rPr>
-              <w:t>TOTAL {{ total_quantity }} CIF (USD)</w:t>
+              <w:t>TOTAL {{ total_quantity }} UNITS  CIF (USD)</w:t>
             </w:r>
           </w:p>
         </w:tc>
@@ -2014,12 +1874,8 @@
               <w:pStyle w:val="TableParagraph"/>
               <w:spacing w:lineRule="exact" w:line="234" w:before="2" w:after="0"/>
               <w:ind w:right="106"/>
-              <w:jc w:val="right"/>
-              <w:rPr>
-                <w:rFonts w:ascii="Arial" w:hAnsi="Arial"/>
-                <w:sz w:val="20"/>
-                <w:szCs w:val="20"/>
-              </w:rPr>
+              <w:jc w:val="center"/>
+              <w:rPr/>
             </w:pPr>
             <w:r>
               <w:rPr>
@@ -2089,7 +1945,7 @@
               <w:pStyle w:val="TableParagraph"/>
               <w:spacing w:lineRule="exact" w:line="234" w:before="2" w:after="0"/>
               <w:ind w:right="106"/>
-              <w:jc w:val="right"/>
+              <w:jc w:val="center"/>
               <w:rPr>
                 <w:rFonts w:ascii="Arial" w:hAnsi="Arial"/>
                 <w:sz w:val="20"/>
@@ -2098,13 +1954,10 @@
             </w:pPr>
             <w:r>
               <w:rPr>
-                <w:rFonts w:cs="Arial" w:ascii="Arial" w:hAnsi="Arial"/>
-                <w:b/>
-                <w:bCs/>
-                <w:sz w:val="20"/>
-                <w:szCs w:val="20"/>
-              </w:rPr>
-              <w:t/>
+                <w:rFonts w:ascii="Arial" w:hAnsi="Arial"/>
+                <w:sz w:val="20"/>
+                <w:szCs w:val="20"/>
+              </w:rPr>
             </w:r>
           </w:p>
         </w:tc>
@@ -2164,7 +2017,7 @@
               <w:pStyle w:val="TableParagraph"/>
               <w:spacing w:lineRule="exact" w:line="234" w:before="2" w:after="0"/>
               <w:ind w:right="106"/>
-              <w:jc w:val="right"/>
+              <w:jc w:val="center"/>
               <w:rPr>
                 <w:rFonts w:ascii="Arial" w:hAnsi="Arial"/>
                 <w:sz w:val="20"/>
@@ -2173,13 +2026,10 @@
             </w:pPr>
             <w:r>
               <w:rPr>
-                <w:rFonts w:cs="Arial" w:ascii="Arial" w:hAnsi="Arial"/>
-                <w:b/>
-                <w:bCs/>
-                <w:sz w:val="20"/>
-                <w:szCs w:val="20"/>
-              </w:rPr>
-              <w:t/>
+                <w:rFonts w:ascii="Arial" w:hAnsi="Arial"/>
+                <w:sz w:val="20"/>
+                <w:szCs w:val="20"/>
+              </w:rPr>
             </w:r>
           </w:p>
         </w:tc>
@@ -2239,12 +2089,8 @@
               <w:pStyle w:val="TableParagraph"/>
               <w:spacing w:lineRule="exact" w:line="234" w:before="2" w:after="0"/>
               <w:ind w:right="106"/>
-              <w:jc w:val="right"/>
-              <w:rPr>
-                <w:rFonts w:ascii="Arial" w:hAnsi="Arial"/>
-                <w:sz w:val="20"/>
-                <w:szCs w:val="20"/>
-              </w:rPr>
+              <w:jc w:val="center"/>
+              <w:rPr/>
             </w:pPr>
             <w:r>
               <w:rPr>
@@ -2323,13 +2169,10 @@
             </w:pPr>
             <w:r>
               <w:rPr>
-                <w:rFonts w:cs="Arial" w:ascii="Arial" w:hAnsi="Arial"/>
-                <w:b/>
-                <w:bCs/>
-                <w:sz w:val="20"/>
-                <w:szCs w:val="20"/>
-              </w:rPr>
-              <w:t/>
+                <w:rFonts w:ascii="Arial" w:hAnsi="Arial"/>
+                <w:sz w:val="20"/>
+                <w:szCs w:val="20"/>
+              </w:rPr>
             </w:r>
           </w:p>
         </w:tc>
@@ -2396,13 +2239,10 @@
             </w:pPr>
             <w:r>
               <w:rPr>
-                <w:rFonts w:cs="Arial" w:ascii="Arial" w:hAnsi="Arial"/>
-                <w:b/>
-                <w:bCs/>
-                <w:sz w:val="20"/>
-                <w:szCs w:val="20"/>
-              </w:rPr>
-              <w:t/>
+                <w:rFonts w:ascii="Arial" w:hAnsi="Arial"/>
+                <w:sz w:val="20"/>
+                <w:szCs w:val="20"/>
+              </w:rPr>
             </w:r>
           </w:p>
         </w:tc>
@@ -2460,12 +2300,8 @@
               <w:pStyle w:val="TableParagraph"/>
               <w:spacing w:lineRule="exact" w:line="234" w:before="2" w:after="0"/>
               <w:ind w:right="106"/>
-              <w:jc w:val="right"/>
-              <w:rPr>
-                <w:rFonts w:ascii="Arial" w:hAnsi="Arial"/>
-                <w:sz w:val="20"/>
-                <w:szCs w:val="20"/>
-              </w:rPr>
+              <w:jc w:val="center"/>
+              <w:rPr/>
             </w:pPr>
             <w:r>
               <w:rPr>
@@ -2533,7 +2369,7 @@
               <w:pStyle w:val="TableParagraph"/>
               <w:spacing w:lineRule="exact" w:line="234" w:before="2" w:after="0"/>
               <w:ind w:right="106"/>
-              <w:jc w:val="right"/>
+              <w:jc w:val="center"/>
               <w:rPr>
                 <w:rFonts w:ascii="Arial" w:hAnsi="Arial"/>
                 <w:sz w:val="20"/>
@@ -2542,13 +2378,10 @@
             </w:pPr>
             <w:r>
               <w:rPr>
-                <w:rFonts w:cs="Arial" w:ascii="Arial" w:hAnsi="Arial"/>
-                <w:b/>
-                <w:bCs/>
-                <w:sz w:val="20"/>
-                <w:szCs w:val="20"/>
-              </w:rPr>
-              <w:t/>
+                <w:rFonts w:ascii="Arial" w:hAnsi="Arial"/>
+                <w:sz w:val="20"/>
+                <w:szCs w:val="20"/>
+              </w:rPr>
             </w:r>
           </w:p>
         </w:tc>
@@ -2588,7 +2421,7 @@
                 <w:sz w:val="20"/>
                 <w:szCs w:val="20"/>
               </w:rPr>
-              <w:t>TOTAL {{ total_quantity }} FOB (USD)</w:t>
+              <w:t>TOTAL {{ total_quantity }} UNITS FOB (USD)</w:t>
             </w:r>
           </w:p>
         </w:tc>
@@ -2608,12 +2441,8 @@
               <w:pStyle w:val="TableParagraph"/>
               <w:spacing w:lineRule="exact" w:line="234" w:before="2" w:after="0"/>
               <w:ind w:right="106"/>
-              <w:jc w:val="right"/>
-              <w:rPr>
-                <w:rFonts w:ascii="Arial" w:hAnsi="Arial"/>
-                <w:sz w:val="20"/>
-                <w:szCs w:val="20"/>
-              </w:rPr>
+              <w:jc w:val="center"/>
+              <w:rPr/>
             </w:pPr>
             <w:r>
               <w:rPr>
@@ -4146,6 +3975,29 @@
       <w:szCs w:val="20"/>
     </w:rPr>
   </w:style>
+  <w:style w:type="paragraph" w:styleId="TableContents">
+    <w:name w:val="Table Contents"/>
+    <w:basedOn w:val="Normal"/>
+    <w:qFormat/>
+    <w:pPr>
+      <w:widowControl w:val="false"/>
+      <w:suppressLineNumbers/>
+    </w:pPr>
+    <w:rPr/>
+  </w:style>
+  <w:style w:type="paragraph" w:styleId="TableHeading">
+    <w:name w:val="Table Heading"/>
+    <w:basedOn w:val="TableContents"/>
+    <w:qFormat/>
+    <w:pPr>
+      <w:suppressLineNumbers/>
+      <w:jc w:val="center"/>
+    </w:pPr>
+    <w:rPr>
+      <w:b/>
+      <w:bCs/>
+    </w:rPr>
+  </w:style>
   <w:style w:type="numbering" w:styleId="NoList" w:default="1">
     <w:name w:val="No List"/>
     <w:uiPriority w:val="99"/>

--- a/templates/CHA CI.docx
+++ b/templates/CHA CI.docx
@@ -69,15 +69,15 @@
         <w:tblLook w:val="01e0" w:noHBand="0" w:noVBand="0" w:firstColumn="1" w:lastRow="1" w:lastColumn="1" w:firstRow="1"/>
       </w:tblPr>
       <w:tblGrid>
-        <w:gridCol w:w="984"/>
-        <w:gridCol w:w="998"/>
-        <w:gridCol w:w="529"/>
-        <w:gridCol w:w="553"/>
+        <w:gridCol w:w="983"/>
+        <w:gridCol w:w="999"/>
+        <w:gridCol w:w="528"/>
+        <w:gridCol w:w="554"/>
         <w:gridCol w:w="2604"/>
         <w:gridCol w:w="813"/>
         <w:gridCol w:w="718"/>
-        <w:gridCol w:w="103"/>
-        <w:gridCol w:w="265"/>
+        <w:gridCol w:w="104"/>
+        <w:gridCol w:w="264"/>
         <w:gridCol w:w="899"/>
         <w:gridCol w:w="1273"/>
       </w:tblGrid>
@@ -577,7 +577,7 @@
         </w:trPr>
         <w:tc>
           <w:tcPr>
-            <w:tcW w:w="2511" w:type="dxa"/>
+            <w:tcW w:w="2510" w:type="dxa"/>
             <w:gridSpan w:val="3"/>
             <w:tcBorders>
               <w:top w:val="single" w:sz="4" w:space="0" w:color="000000"/>
@@ -643,7 +643,7 @@
         </w:tc>
         <w:tc>
           <w:tcPr>
-            <w:tcW w:w="3157" w:type="dxa"/>
+            <w:tcW w:w="3158" w:type="dxa"/>
             <w:gridSpan w:val="2"/>
             <w:tcBorders>
               <w:top w:val="single" w:sz="4" w:space="0" w:color="000000"/>
@@ -843,7 +843,7 @@
         </w:trPr>
         <w:tc>
           <w:tcPr>
-            <w:tcW w:w="2511" w:type="dxa"/>
+            <w:tcW w:w="2510" w:type="dxa"/>
             <w:gridSpan w:val="3"/>
             <w:tcBorders>
               <w:top w:val="single" w:sz="4" w:space="0" w:color="000000"/>
@@ -891,7 +891,7 @@
         </w:tc>
         <w:tc>
           <w:tcPr>
-            <w:tcW w:w="3157" w:type="dxa"/>
+            <w:tcW w:w="3158" w:type="dxa"/>
             <w:gridSpan w:val="2"/>
             <w:tcBorders>
               <w:top w:val="single" w:sz="4" w:space="0" w:color="000000"/>
@@ -1007,7 +1007,7 @@
         </w:trPr>
         <w:tc>
           <w:tcPr>
-            <w:tcW w:w="2511" w:type="dxa"/>
+            <w:tcW w:w="2510" w:type="dxa"/>
             <w:gridSpan w:val="3"/>
             <w:tcBorders>
               <w:left w:val="single" w:sz="4" w:space="0" w:color="000000"/>
@@ -1036,7 +1036,7 @@
         </w:tc>
         <w:tc>
           <w:tcPr>
-            <w:tcW w:w="3157" w:type="dxa"/>
+            <w:tcW w:w="3158" w:type="dxa"/>
             <w:gridSpan w:val="2"/>
             <w:tcBorders>
               <w:left w:val="single" w:sz="4" w:space="0" w:color="000000"/>
@@ -1099,7 +1099,7 @@
         </w:trPr>
         <w:tc>
           <w:tcPr>
-            <w:tcW w:w="2511" w:type="dxa"/>
+            <w:tcW w:w="2510" w:type="dxa"/>
             <w:gridSpan w:val="3"/>
             <w:tcBorders>
               <w:top w:val="single" w:sz="4" w:space="0" w:color="000000"/>
@@ -1147,7 +1147,7 @@
         </w:tc>
         <w:tc>
           <w:tcPr>
-            <w:tcW w:w="3157" w:type="dxa"/>
+            <w:tcW w:w="3158" w:type="dxa"/>
             <w:gridSpan w:val="2"/>
             <w:tcBorders>
               <w:top w:val="single" w:sz="4" w:space="0" w:color="000000"/>
@@ -1229,7 +1229,7 @@
         </w:trPr>
         <w:tc>
           <w:tcPr>
-            <w:tcW w:w="984" w:type="dxa"/>
+            <w:tcW w:w="983" w:type="dxa"/>
             <w:tcBorders>
               <w:top w:val="single" w:sz="4" w:space="0" w:color="000000"/>
               <w:left w:val="single" w:sz="4" w:space="0" w:color="000000"/>
@@ -1277,7 +1277,7 @@
         </w:tc>
         <w:tc>
           <w:tcPr>
-            <w:tcW w:w="998" w:type="dxa"/>
+            <w:tcW w:w="999" w:type="dxa"/>
             <w:tcBorders>
               <w:top w:val="single" w:sz="4" w:space="0" w:color="000000"/>
               <w:left w:val="single" w:sz="4" w:space="0" w:color="000000"/>
@@ -1395,7 +1395,7 @@
         </w:tc>
         <w:tc>
           <w:tcPr>
-            <w:tcW w:w="821" w:type="dxa"/>
+            <w:tcW w:w="822" w:type="dxa"/>
             <w:gridSpan w:val="2"/>
             <w:tcBorders>
               <w:top w:val="single" w:sz="4" w:space="0" w:color="000000"/>
@@ -1444,7 +1444,7 @@
         </w:tc>
         <w:tc>
           <w:tcPr>
-            <w:tcW w:w="1164" w:type="dxa"/>
+            <w:tcW w:w="1163" w:type="dxa"/>
             <w:gridSpan w:val="2"/>
             <w:tcBorders>
               <w:top w:val="single" w:sz="4" w:space="0" w:color="000000"/>
@@ -1566,7 +1566,7 @@
         </w:trPr>
         <w:tc>
           <w:tcPr>
-            <w:tcW w:w="984" w:type="dxa"/>
+            <w:tcW w:w="983" w:type="dxa"/>
             <w:tcBorders>
               <w:top w:val="single" w:sz="4" w:space="0" w:color="000000"/>
               <w:left w:val="single" w:sz="4" w:space="0" w:color="000000"/>
@@ -1586,16 +1586,15 @@
                 <w:sz w:val="20"/>
                 <w:szCs w:val="20"/>
               </w:rPr>
-              <w:t>{% for it in items %}{% if it.sr_start == it.sr_end %}{{ "%02d" % it.sr_start }}{% else %}{{ "%02d" % it.sr_start }} &amp; {{ "%02d" % it.sr_end }}{% endif %}</w:t>
+              <w:t>{{ "%02d" % items[0].sr_start }} to {{ "%02d" % total_quantity }}</w:t>
               <w:br/>
-              <w:br/>
-              <w:t>{% endfor %}</w:t>
-            </w:r>
-          </w:p>
-        </w:tc>
-        <w:tc>
-          <w:tcPr>
-            <w:tcW w:w="998" w:type="dxa"/>
+              <w:t>UNITS</w:t>
+            </w:r>
+          </w:p>
+        </w:tc>
+        <w:tc>
+          <w:tcPr>
+            <w:tcW w:w="999" w:type="dxa"/>
             <w:tcBorders>
               <w:top w:val="single" w:sz="4" w:space="0" w:color="000000"/>
               <w:left w:val="single" w:sz="4" w:space="0" w:color="000000"/>
@@ -1656,7 +1655,7 @@
         </w:tc>
         <w:tc>
           <w:tcPr>
-            <w:tcW w:w="821" w:type="dxa"/>
+            <w:tcW w:w="822" w:type="dxa"/>
             <w:gridSpan w:val="2"/>
             <w:tcBorders>
               <w:top w:val="single" w:sz="4" w:space="0" w:color="000000"/>
@@ -1687,7 +1686,7 @@
         </w:tc>
         <w:tc>
           <w:tcPr>
-            <w:tcW w:w="1164" w:type="dxa"/>
+            <w:tcW w:w="1163" w:type="dxa"/>
             <w:gridSpan w:val="2"/>
             <w:tcBorders>
               <w:top w:val="single" w:sz="4" w:space="0" w:color="000000"/>
@@ -1874,7 +1873,7 @@
               <w:pStyle w:val="TableParagraph"/>
               <w:spacing w:lineRule="exact" w:line="234" w:before="2" w:after="0"/>
               <w:ind w:right="106"/>
-              <w:jc w:val="center"/>
+              <w:jc w:val="right"/>
               <w:rPr/>
             </w:pPr>
             <w:r>
@@ -1945,7 +1944,7 @@
               <w:pStyle w:val="TableParagraph"/>
               <w:spacing w:lineRule="exact" w:line="234" w:before="2" w:after="0"/>
               <w:ind w:right="106"/>
-              <w:jc w:val="center"/>
+              <w:jc w:val="right"/>
               <w:rPr>
                 <w:rFonts w:ascii="Arial" w:hAnsi="Arial"/>
                 <w:sz w:val="20"/>
@@ -2017,7 +2016,7 @@
               <w:pStyle w:val="TableParagraph"/>
               <w:spacing w:lineRule="exact" w:line="234" w:before="2" w:after="0"/>
               <w:ind w:right="106"/>
-              <w:jc w:val="center"/>
+              <w:jc w:val="right"/>
               <w:rPr>
                 <w:rFonts w:ascii="Arial" w:hAnsi="Arial"/>
                 <w:sz w:val="20"/>
@@ -2089,7 +2088,7 @@
               <w:pStyle w:val="TableParagraph"/>
               <w:spacing w:lineRule="exact" w:line="234" w:before="2" w:after="0"/>
               <w:ind w:right="106"/>
-              <w:jc w:val="center"/>
+              <w:jc w:val="right"/>
               <w:rPr/>
             </w:pPr>
             <w:r>
@@ -2300,7 +2299,7 @@
               <w:pStyle w:val="TableParagraph"/>
               <w:spacing w:lineRule="exact" w:line="234" w:before="2" w:after="0"/>
               <w:ind w:right="106"/>
-              <w:jc w:val="center"/>
+              <w:jc w:val="right"/>
               <w:rPr/>
             </w:pPr>
             <w:r>
@@ -2369,7 +2368,7 @@
               <w:pStyle w:val="TableParagraph"/>
               <w:spacing w:lineRule="exact" w:line="234" w:before="2" w:after="0"/>
               <w:ind w:right="106"/>
-              <w:jc w:val="center"/>
+              <w:jc w:val="right"/>
               <w:rPr>
                 <w:rFonts w:ascii="Arial" w:hAnsi="Arial"/>
                 <w:sz w:val="20"/>
@@ -2441,7 +2440,7 @@
               <w:pStyle w:val="TableParagraph"/>
               <w:spacing w:lineRule="exact" w:line="234" w:before="2" w:after="0"/>
               <w:ind w:right="106"/>
-              <w:jc w:val="center"/>
+              <w:jc w:val="right"/>
               <w:rPr/>
             </w:pPr>
             <w:r>
